--- a/docs/DOC-004 Modelo Científico de Investigación y Validación.docx
+++ b/docs/DOC-004 Modelo Científico de Investigación y Validación.docx
@@ -4,6 +4,178 @@
   <w:body>
     <w:p>
       <w:pPr>
+        <w:pStyle w:val="Heading2"/>
+        <w:keepNext w:val="0"/>
+        <w:keepLines w:val="0"/>
+        <w:spacing w:after="80" w:lineRule="auto"/>
+        <w:rPr>
+          <w:b w:val="1"/>
+          <w:bCs w:val="1"/>
+          <w:sz w:val="34"/>
+          <w:szCs w:val="34"/>
+        </w:rPr>
+      </w:pPr>
+      <w:bookmarkStart w:colFirst="0" w:colLast="0" w:name="_iitx582d949m" w:id="0"/>
+      <w:bookmarkEnd w:id="0"/>
+      <w:r>
+        <w:rPr>
+          <w:b w:val="1"/>
+          <w:bCs w:val="1"/>
+          <w:sz w:val="34"/>
+          <w:szCs w:val="34"/>
+          <w:rtl w:val="0"/>
+        </w:rPr>
+        <w:t xml:space="preserve">DOC-004</w:t>
+      </w:r>
+    </w:p>
+    <w:p>
+      <w:pPr>
+        <w:pStyle w:val="Heading2"/>
+        <w:keepNext w:val="0"/>
+        <w:keepLines w:val="0"/>
+        <w:spacing w:after="80" w:lineRule="auto"/>
+        <w:rPr>
+          <w:b w:val="1"/>
+          <w:bCs w:val="1"/>
+          <w:sz w:val="34"/>
+          <w:szCs w:val="34"/>
+        </w:rPr>
+      </w:pPr>
+      <w:bookmarkStart w:colFirst="0" w:colLast="0" w:name="_dy9kmx467x4h" w:id="1"/>
+      <w:bookmarkEnd w:id="1"/>
+      <w:r>
+        <w:rPr>
+          <w:b w:val="1"/>
+          <w:bCs w:val="1"/>
+          <w:sz w:val="34"/>
+          <w:szCs w:val="34"/>
+          <w:rtl w:val="0"/>
+        </w:rPr>
+        <w:t xml:space="preserve">Modelo Científico de Investigación y Validación</w:t>
+      </w:r>
+    </w:p>
+    <w:p>
+      <w:pPr>
+        <w:spacing w:after="240" w:before="240" w:lineRule="auto"/>
+        <w:rPr/>
+      </w:pPr>
+      <w:r>
+        <w:rPr>
+          <w:b w:val="1"/>
+          <w:bCs w:val="1"/>
+          <w:rtl w:val="0"/>
+        </w:rPr>
+        <w:t xml:space="preserve">Versión:</w:t>
+      </w:r>
+      <w:r>
+        <w:rPr>
+          <w:rtl w:val="0"/>
+        </w:rPr>
+        <w:t xml:space="preserve"> 0.1</w:t>
+      </w:r>
+    </w:p>
+    <w:p>
+      <w:pPr>
+        <w:spacing w:after="240" w:before="240" w:lineRule="auto"/>
+        <w:rPr/>
+      </w:pPr>
+      <w:r>
+        <w:rPr>
+          <w:b w:val="1"/>
+          <w:bCs w:val="1"/>
+          <w:rtl w:val="0"/>
+        </w:rPr>
+        <w:t xml:space="preserve">Estado:</w:t>
+      </w:r>
+      <w:r>
+        <w:rPr>
+          <w:rtl w:val="0"/>
+        </w:rPr>
+        <w:t xml:space="preserve"> Baseline</w:t>
+      </w:r>
+    </w:p>
+    <w:p>
+      <w:pPr>
+        <w:spacing w:after="240" w:before="240" w:lineRule="auto"/>
+        <w:rPr>
+          <w:b w:val="1"/>
+          <w:bCs w:val="1"/>
+        </w:rPr>
+      </w:pPr>
+      <w:r>
+        <w:rPr>
+          <w:b w:val="1"/>
+          <w:bCs w:val="1"/>
+          <w:rtl w:val="0"/>
+        </w:rPr>
+        <w:t xml:space="preserve">Dependencias:</w:t>
+      </w:r>
+    </w:p>
+    <w:p>
+      <w:pPr>
+        <w:numPr>
+          <w:ilvl w:val="0"/>
+          <w:numId w:val="12"/>
+        </w:numPr>
+        <w:spacing w:after="0" w:afterAutospacing="0" w:before="240" w:lineRule="auto"/>
+        <w:ind w:left="720" w:hanging="360"/>
+      </w:pPr>
+      <w:r>
+        <w:rPr>
+          <w:rtl w:val="0"/>
+        </w:rPr>
+        <w:t xml:space="preserve">Documento 001</w:t>
+      </w:r>
+    </w:p>
+    <w:p>
+      <w:pPr>
+        <w:numPr>
+          <w:ilvl w:val="0"/>
+          <w:numId w:val="12"/>
+        </w:numPr>
+        <w:spacing w:after="0" w:afterAutospacing="0" w:before="0" w:beforeAutospacing="0" w:lineRule="auto"/>
+        <w:ind w:left="720" w:hanging="360"/>
+      </w:pPr>
+      <w:r>
+        <w:rPr>
+          <w:rtl w:val="0"/>
+        </w:rPr>
+        <w:t xml:space="preserve">Documento 002</w:t>
+      </w:r>
+    </w:p>
+    <w:p>
+      <w:pPr>
+        <w:numPr>
+          <w:ilvl w:val="0"/>
+          <w:numId w:val="12"/>
+        </w:numPr>
+        <w:spacing w:after="240" w:before="0" w:beforeAutospacing="0" w:lineRule="auto"/>
+        <w:ind w:left="720" w:hanging="360"/>
+      </w:pPr>
+      <w:r>
+        <w:rPr>
+          <w:rtl w:val="0"/>
+        </w:rPr>
+        <w:t xml:space="preserve">Documento 003</w:t>
+      </w:r>
+    </w:p>
+    <w:p>
+      <w:pPr>
+        <w:rPr/>
+      </w:pPr>
+      <w:r>
+        <w:pict>
+          <v:rect style="width:0.0pt;height:1.5pt" o:hr="t" o:hrstd="t" o:hralign="center" fillcolor="#A0A0A0" stroked="f"/>
+        </w:pict>
+      </w:r>
+      <w:r>
+        <w:rPr>
+          <w:rtl w:val="0"/>
+        </w:rPr>
+      </w:r>
+    </w:p>
+    <w:p>
+      <w:pPr>
         <w:pStyle w:val="Heading1"/>
         <w:keepNext w:val="0"/>
         <w:keepLines w:val="0"/>
@@ -15,8 +187,8 @@
           <w:szCs w:val="46"/>
         </w:rPr>
       </w:pPr>
-      <w:bookmarkStart w:colFirst="0" w:colLast="0" w:name="_b6zo6rvfznsi" w:id="0"/>
-      <w:bookmarkEnd w:id="0"/>
+      <w:bookmarkStart w:colFirst="0" w:colLast="0" w:name="_h4j500p02wav" w:id="2"/>
+      <w:bookmarkEnd w:id="2"/>
       <w:r>
         <w:rPr>
           <w:b w:val="1"/>
@@ -25,7 +197,46 @@
           <w:szCs w:val="46"/>
           <w:rtl w:val="0"/>
         </w:rPr>
-        <w:t xml:space="preserve">TramitaGO Quant Platform</w:t>
+        <w:t xml:space="preserve">1. Objetivo</w:t>
+      </w:r>
+    </w:p>
+    <w:p>
+      <w:pPr>
+        <w:spacing w:after="240" w:before="240" w:lineRule="auto"/>
+        <w:rPr/>
+      </w:pPr>
+      <w:r>
+        <w:rPr>
+          <w:rtl w:val="0"/>
+        </w:rPr>
+        <w:t xml:space="preserve">Esta especificación define el método científico oficial mediante el cual TramitaGO Quant Platform investigará, evaluará, validará e incorporará cualquier mejora al sistema.</w:t>
+      </w:r>
+    </w:p>
+    <w:p>
+      <w:pPr>
+        <w:spacing w:after="240" w:before="240" w:lineRule="auto"/>
+        <w:rPr/>
+      </w:pPr>
+      <w:r>
+        <w:rPr>
+          <w:rtl w:val="0"/>
+        </w:rPr>
+        <w:t xml:space="preserve">Su propósito es garantizar que toda evolución de la plataforma esté respaldada por evidencia objetiva, experimentación reproducible y criterios de aceptación previamente definidos.</w:t>
+      </w:r>
+    </w:p>
+    <w:p>
+      <w:pPr>
+        <w:rPr/>
+      </w:pPr>
+      <w:r>
+        <w:pict>
+          <v:rect style="width:0.0pt;height:1.5pt" o:hr="t" o:hrstd="t" o:hralign="center" fillcolor="#A0A0A0" stroked="f"/>
+        </w:pict>
+      </w:r>
+      <w:r>
+        <w:rPr>
+          <w:rtl w:val="0"/>
+        </w:rPr>
       </w:r>
     </w:p>
     <w:p>
@@ -41,8 +252,8 @@
           <w:szCs w:val="46"/>
         </w:rPr>
       </w:pPr>
-      <w:bookmarkStart w:colFirst="0" w:colLast="0" w:name="_ezbyee7aj4r7" w:id="1"/>
-      <w:bookmarkEnd w:id="1"/>
+      <w:bookmarkStart w:colFirst="0" w:colLast="0" w:name="_dtj8mtmtaymt" w:id="3"/>
+      <w:bookmarkEnd w:id="3"/>
       <w:r>
         <w:rPr>
           <w:b w:val="1"/>
@@ -51,7 +262,232 @@
           <w:szCs w:val="46"/>
           <w:rtl w:val="0"/>
         </w:rPr>
-        <w:t xml:space="preserve">Especificación de Ingeniería</w:t>
+        <w:t xml:space="preserve">2. Alcance</w:t>
+      </w:r>
+    </w:p>
+    <w:p>
+      <w:pPr>
+        <w:spacing w:after="240" w:before="240" w:lineRule="auto"/>
+        <w:rPr/>
+      </w:pPr>
+      <w:r>
+        <w:rPr>
+          <w:rtl w:val="0"/>
+        </w:rPr>
+        <w:t xml:space="preserve">Este documento aplica a:</w:t>
+      </w:r>
+    </w:p>
+    <w:p>
+      <w:pPr>
+        <w:numPr>
+          <w:ilvl w:val="0"/>
+          <w:numId w:val="2"/>
+        </w:numPr>
+        <w:spacing w:after="0" w:afterAutospacing="0" w:before="240" w:lineRule="auto"/>
+        <w:ind w:left="720" w:hanging="360"/>
+      </w:pPr>
+      <w:r>
+        <w:rPr>
+          <w:rtl w:val="0"/>
+        </w:rPr>
+        <w:t xml:space="preserve">estrategias de inversión;</w:t>
+      </w:r>
+    </w:p>
+    <w:p>
+      <w:pPr>
+        <w:numPr>
+          <w:ilvl w:val="0"/>
+          <w:numId w:val="2"/>
+        </w:numPr>
+        <w:spacing w:after="0" w:afterAutospacing="0" w:before="0" w:beforeAutospacing="0" w:lineRule="auto"/>
+        <w:ind w:left="720" w:hanging="360"/>
+      </w:pPr>
+      <w:r>
+        <w:rPr>
+          <w:rtl w:val="0"/>
+        </w:rPr>
+        <w:t xml:space="preserve">modelos cuantitativos;</w:t>
+      </w:r>
+    </w:p>
+    <w:p>
+      <w:pPr>
+        <w:numPr>
+          <w:ilvl w:val="0"/>
+          <w:numId w:val="2"/>
+        </w:numPr>
+        <w:spacing w:after="0" w:afterAutospacing="0" w:before="0" w:beforeAutospacing="0" w:lineRule="auto"/>
+        <w:ind w:left="720" w:hanging="360"/>
+      </w:pPr>
+      <w:r>
+        <w:rPr>
+          <w:rtl w:val="0"/>
+        </w:rPr>
+        <w:t xml:space="preserve">indicadores técnicos;</w:t>
+      </w:r>
+    </w:p>
+    <w:p>
+      <w:pPr>
+        <w:numPr>
+          <w:ilvl w:val="0"/>
+          <w:numId w:val="2"/>
+        </w:numPr>
+        <w:spacing w:after="0" w:afterAutospacing="0" w:before="0" w:beforeAutospacing="0" w:lineRule="auto"/>
+        <w:ind w:left="720" w:hanging="360"/>
+      </w:pPr>
+      <w:r>
+        <w:rPr>
+          <w:rtl w:val="0"/>
+        </w:rPr>
+        <w:t xml:space="preserve">factores fundamentales;</w:t>
+      </w:r>
+    </w:p>
+    <w:p>
+      <w:pPr>
+        <w:numPr>
+          <w:ilvl w:val="0"/>
+          <w:numId w:val="2"/>
+        </w:numPr>
+        <w:spacing w:after="0" w:afterAutospacing="0" w:before="0" w:beforeAutospacing="0" w:lineRule="auto"/>
+        <w:ind w:left="720" w:hanging="360"/>
+      </w:pPr>
+      <w:r>
+        <w:rPr>
+          <w:rtl w:val="0"/>
+        </w:rPr>
+        <w:t xml:space="preserve">modelos de riesgo;</w:t>
+      </w:r>
+    </w:p>
+    <w:p>
+      <w:pPr>
+        <w:numPr>
+          <w:ilvl w:val="0"/>
+          <w:numId w:val="2"/>
+        </w:numPr>
+        <w:spacing w:after="0" w:afterAutospacing="0" w:before="0" w:beforeAutospacing="0" w:lineRule="auto"/>
+        <w:ind w:left="720" w:hanging="360"/>
+      </w:pPr>
+      <w:r>
+        <w:rPr>
+          <w:rtl w:val="0"/>
+        </w:rPr>
+        <w:t xml:space="preserve">algoritmos de optimización;</w:t>
+      </w:r>
+    </w:p>
+    <w:p>
+      <w:pPr>
+        <w:numPr>
+          <w:ilvl w:val="0"/>
+          <w:numId w:val="2"/>
+        </w:numPr>
+        <w:spacing w:after="0" w:afterAutospacing="0" w:before="0" w:beforeAutospacing="0" w:lineRule="auto"/>
+        <w:ind w:left="720" w:hanging="360"/>
+      </w:pPr>
+      <w:r>
+        <w:rPr>
+          <w:rtl w:val="0"/>
+        </w:rPr>
+        <w:t xml:space="preserve">modelos de IA;</w:t>
+      </w:r>
+    </w:p>
+    <w:p>
+      <w:pPr>
+        <w:numPr>
+          <w:ilvl w:val="0"/>
+          <w:numId w:val="2"/>
+        </w:numPr>
+        <w:spacing w:after="0" w:afterAutospacing="0" w:before="0" w:beforeAutospacing="0" w:lineRule="auto"/>
+        <w:ind w:left="720" w:hanging="360"/>
+      </w:pPr>
+      <w:r>
+        <w:rPr>
+          <w:rtl w:val="0"/>
+        </w:rPr>
+        <w:t xml:space="preserve">herramientas externas;</w:t>
+      </w:r>
+    </w:p>
+    <w:p>
+      <w:pPr>
+        <w:numPr>
+          <w:ilvl w:val="0"/>
+          <w:numId w:val="2"/>
+        </w:numPr>
+        <w:spacing w:after="0" w:afterAutospacing="0" w:before="0" w:beforeAutospacing="0" w:lineRule="auto"/>
+        <w:ind w:left="720" w:hanging="360"/>
+      </w:pPr>
+      <w:r>
+        <w:rPr>
+          <w:rtl w:val="0"/>
+        </w:rPr>
+        <w:t xml:space="preserve">proveedores de datos;</w:t>
+      </w:r>
+    </w:p>
+    <w:p>
+      <w:pPr>
+        <w:numPr>
+          <w:ilvl w:val="0"/>
+          <w:numId w:val="2"/>
+        </w:numPr>
+        <w:spacing w:after="240" w:before="0" w:beforeAutospacing="0" w:lineRule="auto"/>
+        <w:ind w:left="720" w:hanging="360"/>
+      </w:pPr>
+      <w:r>
+        <w:rPr>
+          <w:rtl w:val="0"/>
+        </w:rPr>
+        <w:t xml:space="preserve">cambios arquitectónicos significativos.</w:t>
+      </w:r>
+    </w:p>
+    <w:p>
+      <w:pPr>
+        <w:spacing w:after="240" w:before="240" w:lineRule="auto"/>
+        <w:rPr/>
+      </w:pPr>
+      <w:r>
+        <w:rPr>
+          <w:rtl w:val="0"/>
+        </w:rPr>
+        <w:t xml:space="preserve">Ninguna propuesta queda exenta de este proceso.</w:t>
+      </w:r>
+    </w:p>
+    <w:p>
+      <w:pPr>
+        <w:rPr/>
+      </w:pPr>
+      <w:r>
+        <w:pict>
+          <v:rect style="width:0.0pt;height:1.5pt" o:hr="t" o:hrstd="t" o:hralign="center" fillcolor="#A0A0A0" stroked="f"/>
+        </w:pict>
+      </w:r>
+      <w:r>
+        <w:rPr>
+          <w:rtl w:val="0"/>
+        </w:rPr>
+      </w:r>
+    </w:p>
+    <w:p>
+      <w:pPr>
+        <w:pStyle w:val="Heading1"/>
+        <w:keepNext w:val="0"/>
+        <w:keepLines w:val="0"/>
+        <w:spacing w:before="480" w:lineRule="auto"/>
+        <w:rPr>
+          <w:b w:val="1"/>
+          <w:bCs w:val="1"/>
+          <w:sz w:val="46"/>
+          <w:szCs w:val="46"/>
+        </w:rPr>
+      </w:pPr>
+      <w:bookmarkStart w:colFirst="0" w:colLast="0" w:name="_i49hqu2idvoe" w:id="4"/>
+      <w:bookmarkEnd w:id="4"/>
+      <w:r>
+        <w:rPr>
+          <w:b w:val="1"/>
+          <w:bCs w:val="1"/>
+          <w:sz w:val="46"/>
+          <w:szCs w:val="46"/>
+          <w:rtl w:val="0"/>
+        </w:rPr>
+        <w:t xml:space="preserve">3. Principios</w:t>
       </w:r>
     </w:p>
     <w:p>
@@ -67,8 +503,8 @@
           <w:szCs w:val="34"/>
         </w:rPr>
       </w:pPr>
-      <w:bookmarkStart w:colFirst="0" w:colLast="0" w:name="_iitx582d949m" w:id="2"/>
-      <w:bookmarkEnd w:id="2"/>
+      <w:bookmarkStart w:colFirst="0" w:colLast="0" w:name="_10tmjrz38hjy" w:id="5"/>
+      <w:bookmarkEnd w:id="5"/>
       <w:r>
         <w:rPr>
           <w:b w:val="1"/>
@@ -77,7 +513,46 @@
           <w:szCs w:val="34"/>
           <w:rtl w:val="0"/>
         </w:rPr>
-        <w:t xml:space="preserve">Documento 004</w:t>
+        <w:t xml:space="preserve">P-004-001 — Evidencia sobre intuición</w:t>
+      </w:r>
+    </w:p>
+    <w:p>
+      <w:pPr>
+        <w:spacing w:after="240" w:before="240" w:lineRule="auto"/>
+        <w:rPr/>
+      </w:pPr>
+      <w:r>
+        <w:rPr>
+          <w:rtl w:val="0"/>
+        </w:rPr>
+        <w:t xml:space="preserve">Toda hipótesis deberá validarse mediante experimentación.</w:t>
+      </w:r>
+    </w:p>
+    <w:p>
+      <w:pPr>
+        <w:spacing w:after="240" w:before="240" w:lineRule="auto"/>
+        <w:rPr/>
+      </w:pPr>
+      <w:r>
+        <w:rPr>
+          <w:rtl w:val="0"/>
+        </w:rPr>
+        <w:t xml:space="preserve">Las opiniones no constituyen evidencia.</w:t>
+      </w:r>
+    </w:p>
+    <w:p>
+      <w:pPr>
+        <w:rPr/>
+      </w:pPr>
+      <w:r>
+        <w:pict>
+          <v:rect style="width:0.0pt;height:1.5pt" o:hr="t" o:hrstd="t" o:hralign="center" fillcolor="#A0A0A0" stroked="f"/>
+        </w:pict>
+      </w:r>
+      <w:r>
+        <w:rPr>
+          <w:rtl w:val="0"/>
+        </w:rPr>
       </w:r>
     </w:p>
     <w:p>
@@ -93,8 +568,8 @@
           <w:szCs w:val="34"/>
         </w:rPr>
       </w:pPr>
-      <w:bookmarkStart w:colFirst="0" w:colLast="0" w:name="_dy9kmx467x4h" w:id="3"/>
-      <w:bookmarkEnd w:id="3"/>
+      <w:bookmarkStart w:colFirst="0" w:colLast="0" w:name="_ckdsobaweqm2" w:id="6"/>
+      <w:bookmarkEnd w:id="6"/>
       <w:r>
         <w:rPr>
           <w:b w:val="1"/>
@@ -103,7 +578,7 @@
           <w:szCs w:val="34"/>
           <w:rtl w:val="0"/>
         </w:rPr>
-        <w:t xml:space="preserve">Modelo Científico de Investigación y Validación</w:t>
+        <w:t xml:space="preserve">P-004-002 — Hipótesis falsables</w:t>
       </w:r>
     </w:p>
     <w:p>
@@ -113,17 +588,9 @@
       </w:pPr>
       <w:r>
         <w:rPr>
-          <w:b w:val="1"/>
-          <w:bCs w:val="1"/>
-          <w:rtl w:val="0"/>
-        </w:rPr>
-        <w:t xml:space="preserve">Versión:</w:t>
-      </w:r>
-      <w:r>
-        <w:rPr>
-          <w:rtl w:val="0"/>
-        </w:rPr>
-        <w:t xml:space="preserve"> 0.1</w:t>
+          <w:rtl w:val="0"/>
+        </w:rPr>
+        <w:t xml:space="preserve">Toda hipótesis deberá poder demostrar tanto su validez como su posible rechazo.</w:t>
       </w:r>
     </w:p>
     <w:p>
@@ -133,41 +600,69 @@
       </w:pPr>
       <w:r>
         <w:rPr>
-          <w:b w:val="1"/>
-          <w:bCs w:val="1"/>
-          <w:rtl w:val="0"/>
-        </w:rPr>
-        <w:t xml:space="preserve">Estado:</w:t>
-      </w:r>
-      <w:r>
-        <w:rPr>
-          <w:rtl w:val="0"/>
-        </w:rPr>
-        <w:t xml:space="preserve"> Baseline</w:t>
+          <w:rtl w:val="0"/>
+        </w:rPr>
+        <w:t xml:space="preserve">Una hipótesis que no pueda refutarse no será aceptada.</w:t>
+      </w:r>
+    </w:p>
+    <w:p>
+      <w:pPr>
+        <w:rPr/>
+      </w:pPr>
+      <w:r>
+        <w:pict>
+          <v:rect style="width:0.0pt;height:1.5pt" o:hr="t" o:hrstd="t" o:hralign="center" fillcolor="#A0A0A0" stroked="f"/>
+        </w:pict>
+      </w:r>
+      <w:r>
+        <w:rPr>
+          <w:rtl w:val="0"/>
+        </w:rPr>
+      </w:r>
+    </w:p>
+    <w:p>
+      <w:pPr>
+        <w:pStyle w:val="Heading2"/>
+        <w:keepNext w:val="0"/>
+        <w:keepLines w:val="0"/>
+        <w:spacing w:after="80" w:lineRule="auto"/>
+        <w:rPr>
+          <w:b w:val="1"/>
+          <w:bCs w:val="1"/>
+          <w:sz w:val="34"/>
+          <w:szCs w:val="34"/>
+        </w:rPr>
+      </w:pPr>
+      <w:bookmarkStart w:colFirst="0" w:colLast="0" w:name="_v24wn9azlryn" w:id="7"/>
+      <w:bookmarkEnd w:id="7"/>
+      <w:r>
+        <w:rPr>
+          <w:b w:val="1"/>
+          <w:bCs w:val="1"/>
+          <w:sz w:val="34"/>
+          <w:szCs w:val="34"/>
+          <w:rtl w:val="0"/>
+        </w:rPr>
+        <w:t xml:space="preserve">P-004-003 — Reproducibilidad</w:t>
       </w:r>
     </w:p>
     <w:p>
       <w:pPr>
         <w:spacing w:after="240" w:before="240" w:lineRule="auto"/>
-        <w:rPr>
-          <w:b w:val="1"/>
-          <w:bCs w:val="1"/>
-        </w:rPr>
-      </w:pPr>
-      <w:r>
-        <w:rPr>
-          <w:b w:val="1"/>
-          <w:bCs w:val="1"/>
-          <w:rtl w:val="0"/>
-        </w:rPr>
-        <w:t xml:space="preserve">Dependencias:</w:t>
-      </w:r>
-    </w:p>
-    <w:p>
-      <w:pPr>
-        <w:numPr>
-          <w:ilvl w:val="0"/>
-          <w:numId w:val="12"/>
+        <w:rPr/>
+      </w:pPr>
+      <w:r>
+        <w:rPr>
+          <w:rtl w:val="0"/>
+        </w:rPr>
+        <w:t xml:space="preserve">Todo experimento deberá poder repetirse utilizando exactamente:</w:t>
+      </w:r>
+    </w:p>
+    <w:p>
+      <w:pPr>
+        <w:numPr>
+          <w:ilvl w:val="0"/>
+          <w:numId w:val="9"/>
         </w:numPr>
         <w:spacing w:after="0" w:afterAutospacing="0" w:before="240" w:lineRule="auto"/>
         <w:ind w:left="720" w:hanging="360"/>
@@ -176,14 +671,14 @@
         <w:rPr>
           <w:rtl w:val="0"/>
         </w:rPr>
-        <w:t xml:space="preserve">Documento 001</w:t>
-      </w:r>
-    </w:p>
-    <w:p>
-      <w:pPr>
-        <w:numPr>
-          <w:ilvl w:val="0"/>
-          <w:numId w:val="12"/>
+        <w:t xml:space="preserve">la misma versión del código;</w:t>
+      </w:r>
+    </w:p>
+    <w:p>
+      <w:pPr>
+        <w:numPr>
+          <w:ilvl w:val="0"/>
+          <w:numId w:val="9"/>
         </w:numPr>
         <w:spacing w:after="0" w:afterAutospacing="0" w:before="0" w:beforeAutospacing="0" w:lineRule="auto"/>
         <w:ind w:left="720" w:hanging="360"/>
@@ -192,14 +687,30 @@
         <w:rPr>
           <w:rtl w:val="0"/>
         </w:rPr>
-        <w:t xml:space="preserve">Documento 002</w:t>
-      </w:r>
-    </w:p>
-    <w:p>
-      <w:pPr>
-        <w:numPr>
-          <w:ilvl w:val="0"/>
-          <w:numId w:val="12"/>
+        <w:t xml:space="preserve">los mismos datos;</w:t>
+      </w:r>
+    </w:p>
+    <w:p>
+      <w:pPr>
+        <w:numPr>
+          <w:ilvl w:val="0"/>
+          <w:numId w:val="9"/>
+        </w:numPr>
+        <w:spacing w:after="0" w:afterAutospacing="0" w:before="0" w:beforeAutospacing="0" w:lineRule="auto"/>
+        <w:ind w:left="720" w:hanging="360"/>
+      </w:pPr>
+      <w:r>
+        <w:rPr>
+          <w:rtl w:val="0"/>
+        </w:rPr>
+        <w:t xml:space="preserve">la misma configuración;</w:t>
+      </w:r>
+    </w:p>
+    <w:p>
+      <w:pPr>
+        <w:numPr>
+          <w:ilvl w:val="0"/>
+          <w:numId w:val="9"/>
         </w:numPr>
         <w:spacing w:after="240" w:before="0" w:beforeAutospacing="0" w:lineRule="auto"/>
         <w:ind w:left="720" w:hanging="360"/>
@@ -208,7 +719,151 @@
         <w:rPr>
           <w:rtl w:val="0"/>
         </w:rPr>
-        <w:t xml:space="preserve">Documento 003</w:t>
+        <w:t xml:space="preserve">la misma metodología.</w:t>
+      </w:r>
+    </w:p>
+    <w:p>
+      <w:pPr>
+        <w:rPr/>
+      </w:pPr>
+      <w:r>
+        <w:pict>
+          <v:rect style="width:0.0pt;height:1.5pt" o:hr="t" o:hrstd="t" o:hralign="center" fillcolor="#A0A0A0" stroked="f"/>
+        </w:pict>
+      </w:r>
+      <w:r>
+        <w:rPr>
+          <w:rtl w:val="0"/>
+        </w:rPr>
+      </w:r>
+    </w:p>
+    <w:p>
+      <w:pPr>
+        <w:pStyle w:val="Heading2"/>
+        <w:keepNext w:val="0"/>
+        <w:keepLines w:val="0"/>
+        <w:spacing w:after="80" w:lineRule="auto"/>
+        <w:rPr>
+          <w:b w:val="1"/>
+          <w:bCs w:val="1"/>
+          <w:sz w:val="34"/>
+          <w:szCs w:val="34"/>
+        </w:rPr>
+      </w:pPr>
+      <w:bookmarkStart w:colFirst="0" w:colLast="0" w:name="_s4foxii7onbv" w:id="8"/>
+      <w:bookmarkEnd w:id="8"/>
+      <w:r>
+        <w:rPr>
+          <w:b w:val="1"/>
+          <w:bCs w:val="1"/>
+          <w:sz w:val="34"/>
+          <w:szCs w:val="34"/>
+          <w:rtl w:val="0"/>
+        </w:rPr>
+        <w:t xml:space="preserve">P-004-004 — Conservación del conocimiento</w:t>
+      </w:r>
+    </w:p>
+    <w:p>
+      <w:pPr>
+        <w:spacing w:after="240" w:before="240" w:lineRule="auto"/>
+        <w:rPr/>
+      </w:pPr>
+      <w:r>
+        <w:rPr>
+          <w:rtl w:val="0"/>
+        </w:rPr>
+        <w:t xml:space="preserve">Todo experimento producirá conocimiento.</w:t>
+      </w:r>
+    </w:p>
+    <w:p>
+      <w:pPr>
+        <w:spacing w:after="240" w:before="240" w:lineRule="auto"/>
+        <w:rPr/>
+      </w:pPr>
+      <w:r>
+        <w:rPr>
+          <w:rtl w:val="0"/>
+        </w:rPr>
+        <w:t xml:space="preserve">Un experimento que demuestra que una idea </w:t>
+      </w:r>
+      <w:r>
+        <w:rPr>
+          <w:b w:val="1"/>
+          <w:bCs w:val="1"/>
+          <w:rtl w:val="0"/>
+        </w:rPr>
+        <w:t xml:space="preserve">no funciona</w:t>
+      </w:r>
+      <w:r>
+        <w:rPr>
+          <w:rtl w:val="0"/>
+        </w:rPr>
+        <w:t xml:space="preserve"> también se considera exitoso si evita futuras inversiones de tiempo y recursos.</w:t>
+      </w:r>
+    </w:p>
+    <w:p>
+      <w:pPr>
+        <w:rPr/>
+      </w:pPr>
+      <w:r>
+        <w:pict>
+          <v:rect style="width:0.0pt;height:1.5pt" o:hr="t" o:hrstd="t" o:hralign="center" fillcolor="#A0A0A0" stroked="f"/>
+        </w:pict>
+      </w:r>
+      <w:r>
+        <w:rPr>
+          <w:rtl w:val="0"/>
+        </w:rPr>
+      </w:r>
+    </w:p>
+    <w:p>
+      <w:pPr>
+        <w:pStyle w:val="Heading2"/>
+        <w:keepNext w:val="0"/>
+        <w:keepLines w:val="0"/>
+        <w:spacing w:after="80" w:lineRule="auto"/>
+        <w:rPr>
+          <w:b w:val="1"/>
+          <w:bCs w:val="1"/>
+          <w:sz w:val="34"/>
+          <w:szCs w:val="34"/>
+        </w:rPr>
+      </w:pPr>
+      <w:bookmarkStart w:colFirst="0" w:colLast="0" w:name="_l5b57us62624" w:id="9"/>
+      <w:bookmarkEnd w:id="9"/>
+      <w:r>
+        <w:rPr>
+          <w:b w:val="1"/>
+          <w:bCs w:val="1"/>
+          <w:sz w:val="34"/>
+          <w:szCs w:val="34"/>
+          <w:rtl w:val="0"/>
+        </w:rPr>
+        <w:t xml:space="preserve">P-004-005 — Mejora incremental</w:t>
+      </w:r>
+    </w:p>
+    <w:p>
+      <w:pPr>
+        <w:spacing w:after="240" w:before="240" w:lineRule="auto"/>
+        <w:rPr/>
+      </w:pPr>
+      <w:r>
+        <w:rPr>
+          <w:rtl w:val="0"/>
+        </w:rPr>
+        <w:t xml:space="preserve">La plataforma evolucionará mediante pequeñas mejoras verificables.</w:t>
+      </w:r>
+    </w:p>
+    <w:p>
+      <w:pPr>
+        <w:spacing w:after="240" w:before="240" w:lineRule="auto"/>
+        <w:rPr/>
+      </w:pPr>
+      <w:r>
+        <w:rPr>
+          <w:rtl w:val="0"/>
+        </w:rPr>
+        <w:t xml:space="preserve">No se introducirán cambios masivos sin evidencia acumulada.</w:t>
       </w:r>
     </w:p>
     <w:p>
@@ -239,8 +894,8 @@
           <w:szCs w:val="46"/>
         </w:rPr>
       </w:pPr>
-      <w:bookmarkStart w:colFirst="0" w:colLast="0" w:name="_h4j500p02wav" w:id="4"/>
-      <w:bookmarkEnd w:id="4"/>
+      <w:bookmarkStart w:colFirst="0" w:colLast="0" w:name="_rvkqzolyh0rx" w:id="10"/>
+      <w:bookmarkEnd w:id="10"/>
       <w:r>
         <w:rPr>
           <w:b w:val="1"/>
@@ -249,7 +904,7 @@
           <w:szCs w:val="46"/>
           <w:rtl w:val="0"/>
         </w:rPr>
-        <w:t xml:space="preserve">1. Objetivo</w:t>
+        <w:t xml:space="preserve">4. Ciclo oficial de investigación</w:t>
       </w:r>
     </w:p>
     <w:p>
@@ -261,7 +916,577 @@
         <w:rPr>
           <w:rtl w:val="0"/>
         </w:rPr>
-        <w:t xml:space="preserve">Esta especificación define el método científico oficial mediante el cual TramitaGO Quant Platform investigará, evaluará, validará e incorporará cualquier mejora al sistema.</w:t>
+        <w:t xml:space="preserve">Toda mejora seguirá obligatoriamente el siguiente flujo.</w:t>
+      </w:r>
+    </w:p>
+    <w:p>
+      <w:pPr>
+        <w:rPr/>
+      </w:pPr>
+      <w:r>
+        <w:rPr>
+          <w:rtl w:val="0"/>
+        </w:rPr>
+        <w:t xml:space="preserve">Idea</w:t>
+      </w:r>
+    </w:p>
+    <w:p>
+      <w:pPr>
+        <w:rPr/>
+      </w:pPr>
+      <w:r>
+        <w:rPr>
+          <w:rtl w:val="0"/>
+        </w:rPr>
+      </w:r>
+    </w:p>
+    <w:p>
+      <w:pPr>
+        <w:rPr/>
+      </w:pPr>
+      <w:r>
+        <w:rPr>
+          <w:rFonts w:ascii="Arial Unicode MS" w:cs="Arial Unicode MS" w:eastAsia="Arial Unicode MS" w:hAnsi="Arial Unicode MS"/>
+          <w:rtl w:val="0"/>
+        </w:rPr>
+        <w:t xml:space="preserve">↓</w:t>
+      </w:r>
+    </w:p>
+    <w:p>
+      <w:pPr>
+        <w:rPr/>
+      </w:pPr>
+      <w:r>
+        <w:rPr>
+          <w:rtl w:val="0"/>
+        </w:rPr>
+      </w:r>
+    </w:p>
+    <w:p>
+      <w:pPr>
+        <w:rPr/>
+      </w:pPr>
+      <w:r>
+        <w:rPr>
+          <w:rtl w:val="0"/>
+        </w:rPr>
+        <w:t xml:space="preserve">Hipótesis</w:t>
+      </w:r>
+    </w:p>
+    <w:p>
+      <w:pPr>
+        <w:rPr/>
+      </w:pPr>
+      <w:r>
+        <w:rPr>
+          <w:rtl w:val="0"/>
+        </w:rPr>
+      </w:r>
+    </w:p>
+    <w:p>
+      <w:pPr>
+        <w:rPr/>
+      </w:pPr>
+      <w:r>
+        <w:rPr>
+          <w:rFonts w:ascii="Arial Unicode MS" w:cs="Arial Unicode MS" w:eastAsia="Arial Unicode MS" w:hAnsi="Arial Unicode MS"/>
+          <w:rtl w:val="0"/>
+        </w:rPr>
+        <w:t xml:space="preserve">↓</w:t>
+      </w:r>
+    </w:p>
+    <w:p>
+      <w:pPr>
+        <w:rPr/>
+      </w:pPr>
+      <w:r>
+        <w:rPr>
+          <w:rtl w:val="0"/>
+        </w:rPr>
+      </w:r>
+    </w:p>
+    <w:p>
+      <w:pPr>
+        <w:rPr/>
+      </w:pPr>
+      <w:r>
+        <w:rPr>
+          <w:rtl w:val="0"/>
+        </w:rPr>
+        <w:t xml:space="preserve">Diseño experimental</w:t>
+      </w:r>
+    </w:p>
+    <w:p>
+      <w:pPr>
+        <w:rPr/>
+      </w:pPr>
+      <w:r>
+        <w:rPr>
+          <w:rtl w:val="0"/>
+        </w:rPr>
+      </w:r>
+    </w:p>
+    <w:p>
+      <w:pPr>
+        <w:rPr/>
+      </w:pPr>
+      <w:r>
+        <w:rPr>
+          <w:rFonts w:ascii="Arial Unicode MS" w:cs="Arial Unicode MS" w:eastAsia="Arial Unicode MS" w:hAnsi="Arial Unicode MS"/>
+          <w:rtl w:val="0"/>
+        </w:rPr>
+        <w:t xml:space="preserve">↓</w:t>
+      </w:r>
+    </w:p>
+    <w:p>
+      <w:pPr>
+        <w:rPr/>
+      </w:pPr>
+      <w:r>
+        <w:rPr>
+          <w:rtl w:val="0"/>
+        </w:rPr>
+      </w:r>
+    </w:p>
+    <w:p>
+      <w:pPr>
+        <w:rPr/>
+      </w:pPr>
+      <w:r>
+        <w:rPr>
+          <w:rtl w:val="0"/>
+        </w:rPr>
+        <w:t xml:space="preserve">Obtención de datos</w:t>
+      </w:r>
+    </w:p>
+    <w:p>
+      <w:pPr>
+        <w:rPr/>
+      </w:pPr>
+      <w:r>
+        <w:rPr>
+          <w:rtl w:val="0"/>
+        </w:rPr>
+      </w:r>
+    </w:p>
+    <w:p>
+      <w:pPr>
+        <w:rPr/>
+      </w:pPr>
+      <w:r>
+        <w:rPr>
+          <w:rFonts w:ascii="Arial Unicode MS" w:cs="Arial Unicode MS" w:eastAsia="Arial Unicode MS" w:hAnsi="Arial Unicode MS"/>
+          <w:rtl w:val="0"/>
+        </w:rPr>
+        <w:t xml:space="preserve">↓</w:t>
+      </w:r>
+    </w:p>
+    <w:p>
+      <w:pPr>
+        <w:rPr/>
+      </w:pPr>
+      <w:r>
+        <w:rPr>
+          <w:rtl w:val="0"/>
+        </w:rPr>
+      </w:r>
+    </w:p>
+    <w:p>
+      <w:pPr>
+        <w:rPr/>
+      </w:pPr>
+      <w:r>
+        <w:rPr>
+          <w:rtl w:val="0"/>
+        </w:rPr>
+        <w:t xml:space="preserve">Validación de datos</w:t>
+      </w:r>
+    </w:p>
+    <w:p>
+      <w:pPr>
+        <w:rPr/>
+      </w:pPr>
+      <w:r>
+        <w:rPr>
+          <w:rtl w:val="0"/>
+        </w:rPr>
+      </w:r>
+    </w:p>
+    <w:p>
+      <w:pPr>
+        <w:rPr/>
+      </w:pPr>
+      <w:r>
+        <w:rPr>
+          <w:rFonts w:ascii="Arial Unicode MS" w:cs="Arial Unicode MS" w:eastAsia="Arial Unicode MS" w:hAnsi="Arial Unicode MS"/>
+          <w:rtl w:val="0"/>
+        </w:rPr>
+        <w:t xml:space="preserve">↓</w:t>
+      </w:r>
+    </w:p>
+    <w:p>
+      <w:pPr>
+        <w:rPr/>
+      </w:pPr>
+      <w:r>
+        <w:rPr>
+          <w:rtl w:val="0"/>
+        </w:rPr>
+      </w:r>
+    </w:p>
+    <w:p>
+      <w:pPr>
+        <w:rPr/>
+      </w:pPr>
+      <w:r>
+        <w:rPr>
+          <w:rtl w:val="0"/>
+        </w:rPr>
+        <w:t xml:space="preserve">Implementación</w:t>
+      </w:r>
+    </w:p>
+    <w:p>
+      <w:pPr>
+        <w:rPr/>
+      </w:pPr>
+      <w:r>
+        <w:rPr>
+          <w:rtl w:val="0"/>
+        </w:rPr>
+      </w:r>
+    </w:p>
+    <w:p>
+      <w:pPr>
+        <w:rPr/>
+      </w:pPr>
+      <w:r>
+        <w:rPr>
+          <w:rFonts w:ascii="Arial Unicode MS" w:cs="Arial Unicode MS" w:eastAsia="Arial Unicode MS" w:hAnsi="Arial Unicode MS"/>
+          <w:rtl w:val="0"/>
+        </w:rPr>
+        <w:t xml:space="preserve">↓</w:t>
+      </w:r>
+    </w:p>
+    <w:p>
+      <w:pPr>
+        <w:rPr/>
+      </w:pPr>
+      <w:r>
+        <w:rPr>
+          <w:rtl w:val="0"/>
+        </w:rPr>
+      </w:r>
+    </w:p>
+    <w:p>
+      <w:pPr>
+        <w:rPr/>
+      </w:pPr>
+      <w:r>
+        <w:rPr>
+          <w:rtl w:val="0"/>
+        </w:rPr>
+        <w:t xml:space="preserve">Backtesting</w:t>
+      </w:r>
+    </w:p>
+    <w:p>
+      <w:pPr>
+        <w:rPr/>
+      </w:pPr>
+      <w:r>
+        <w:rPr>
+          <w:rtl w:val="0"/>
+        </w:rPr>
+      </w:r>
+    </w:p>
+    <w:p>
+      <w:pPr>
+        <w:rPr/>
+      </w:pPr>
+      <w:r>
+        <w:rPr>
+          <w:rFonts w:ascii="Arial Unicode MS" w:cs="Arial Unicode MS" w:eastAsia="Arial Unicode MS" w:hAnsi="Arial Unicode MS"/>
+          <w:rtl w:val="0"/>
+        </w:rPr>
+        <w:t xml:space="preserve">↓</w:t>
+      </w:r>
+    </w:p>
+    <w:p>
+      <w:pPr>
+        <w:rPr/>
+      </w:pPr>
+      <w:r>
+        <w:rPr>
+          <w:rtl w:val="0"/>
+        </w:rPr>
+      </w:r>
+    </w:p>
+    <w:p>
+      <w:pPr>
+        <w:rPr/>
+      </w:pPr>
+      <w:r>
+        <w:rPr>
+          <w:rtl w:val="0"/>
+        </w:rPr>
+        <w:t xml:space="preserve">Validación estadística</w:t>
+      </w:r>
+    </w:p>
+    <w:p>
+      <w:pPr>
+        <w:rPr/>
+      </w:pPr>
+      <w:r>
+        <w:rPr>
+          <w:rtl w:val="0"/>
+        </w:rPr>
+      </w:r>
+    </w:p>
+    <w:p>
+      <w:pPr>
+        <w:rPr/>
+      </w:pPr>
+      <w:r>
+        <w:rPr>
+          <w:rFonts w:ascii="Arial Unicode MS" w:cs="Arial Unicode MS" w:eastAsia="Arial Unicode MS" w:hAnsi="Arial Unicode MS"/>
+          <w:rtl w:val="0"/>
+        </w:rPr>
+        <w:t xml:space="preserve">↓</w:t>
+      </w:r>
+    </w:p>
+    <w:p>
+      <w:pPr>
+        <w:rPr/>
+      </w:pPr>
+      <w:r>
+        <w:rPr>
+          <w:rtl w:val="0"/>
+        </w:rPr>
+      </w:r>
+    </w:p>
+    <w:p>
+      <w:pPr>
+        <w:rPr/>
+      </w:pPr>
+      <w:r>
+        <w:rPr>
+          <w:rtl w:val="0"/>
+        </w:rPr>
+        <w:t xml:space="preserve">Walk Forward</w:t>
+      </w:r>
+    </w:p>
+    <w:p>
+      <w:pPr>
+        <w:rPr/>
+      </w:pPr>
+      <w:r>
+        <w:rPr>
+          <w:rtl w:val="0"/>
+        </w:rPr>
+      </w:r>
+    </w:p>
+    <w:p>
+      <w:pPr>
+        <w:rPr/>
+      </w:pPr>
+      <w:r>
+        <w:rPr>
+          <w:rFonts w:ascii="Arial Unicode MS" w:cs="Arial Unicode MS" w:eastAsia="Arial Unicode MS" w:hAnsi="Arial Unicode MS"/>
+          <w:rtl w:val="0"/>
+        </w:rPr>
+        <w:t xml:space="preserve">↓</w:t>
+      </w:r>
+    </w:p>
+    <w:p>
+      <w:pPr>
+        <w:rPr/>
+      </w:pPr>
+      <w:r>
+        <w:rPr>
+          <w:rtl w:val="0"/>
+        </w:rPr>
+      </w:r>
+    </w:p>
+    <w:p>
+      <w:pPr>
+        <w:rPr/>
+      </w:pPr>
+      <w:r>
+        <w:rPr>
+          <w:rtl w:val="0"/>
+        </w:rPr>
+        <w:t xml:space="preserve">Paper Trading</w:t>
+      </w:r>
+    </w:p>
+    <w:p>
+      <w:pPr>
+        <w:rPr/>
+      </w:pPr>
+      <w:r>
+        <w:rPr>
+          <w:rtl w:val="0"/>
+        </w:rPr>
+      </w:r>
+    </w:p>
+    <w:p>
+      <w:pPr>
+        <w:rPr/>
+      </w:pPr>
+      <w:r>
+        <w:rPr>
+          <w:rFonts w:ascii="Arial Unicode MS" w:cs="Arial Unicode MS" w:eastAsia="Arial Unicode MS" w:hAnsi="Arial Unicode MS"/>
+          <w:rtl w:val="0"/>
+        </w:rPr>
+        <w:t xml:space="preserve">↓</w:t>
+      </w:r>
+    </w:p>
+    <w:p>
+      <w:pPr>
+        <w:rPr/>
+      </w:pPr>
+      <w:r>
+        <w:rPr>
+          <w:rtl w:val="0"/>
+        </w:rPr>
+      </w:r>
+    </w:p>
+    <w:p>
+      <w:pPr>
+        <w:rPr/>
+      </w:pPr>
+      <w:r>
+        <w:rPr>
+          <w:rtl w:val="0"/>
+        </w:rPr>
+        <w:t xml:space="preserve">Microcapital</w:t>
+      </w:r>
+    </w:p>
+    <w:p>
+      <w:pPr>
+        <w:rPr/>
+      </w:pPr>
+      <w:r>
+        <w:rPr>
+          <w:rtl w:val="0"/>
+        </w:rPr>
+      </w:r>
+    </w:p>
+    <w:p>
+      <w:pPr>
+        <w:rPr/>
+      </w:pPr>
+      <w:r>
+        <w:rPr>
+          <w:rFonts w:ascii="Arial Unicode MS" w:cs="Arial Unicode MS" w:eastAsia="Arial Unicode MS" w:hAnsi="Arial Unicode MS"/>
+          <w:rtl w:val="0"/>
+        </w:rPr>
+        <w:t xml:space="preserve">↓</w:t>
+      </w:r>
+    </w:p>
+    <w:p>
+      <w:pPr>
+        <w:rPr/>
+      </w:pPr>
+      <w:r>
+        <w:rPr>
+          <w:rtl w:val="0"/>
+        </w:rPr>
+      </w:r>
+    </w:p>
+    <w:p>
+      <w:pPr>
+        <w:rPr/>
+      </w:pPr>
+      <w:r>
+        <w:rPr>
+          <w:rtl w:val="0"/>
+        </w:rPr>
+        <w:t xml:space="preserve">Producción controlada</w:t>
+      </w:r>
+    </w:p>
+    <w:p>
+      <w:pPr>
+        <w:rPr/>
+      </w:pPr>
+      <w:r>
+        <w:rPr>
+          <w:rtl w:val="0"/>
+        </w:rPr>
+      </w:r>
+    </w:p>
+    <w:p>
+      <w:pPr>
+        <w:rPr/>
+      </w:pPr>
+      <w:r>
+        <w:rPr>
+          <w:rFonts w:ascii="Arial Unicode MS" w:cs="Arial Unicode MS" w:eastAsia="Arial Unicode MS" w:hAnsi="Arial Unicode MS"/>
+          <w:rtl w:val="0"/>
+        </w:rPr>
+        <w:t xml:space="preserve">↓</w:t>
+      </w:r>
+    </w:p>
+    <w:p>
+      <w:pPr>
+        <w:rPr/>
+      </w:pPr>
+      <w:r>
+        <w:rPr>
+          <w:rtl w:val="0"/>
+        </w:rPr>
+      </w:r>
+    </w:p>
+    <w:p>
+      <w:pPr>
+        <w:rPr/>
+      </w:pPr>
+      <w:r>
+        <w:rPr>
+          <w:rtl w:val="0"/>
+        </w:rPr>
+        <w:t xml:space="preserve">Monitoreo continuo</w:t>
+      </w:r>
+    </w:p>
+    <w:p>
+      <w:pPr>
+        <w:rPr/>
+      </w:pPr>
+      <w:r>
+        <w:rPr>
+          <w:rtl w:val="0"/>
+        </w:rPr>
+      </w:r>
+    </w:p>
+    <w:p>
+      <w:pPr>
+        <w:rPr/>
+      </w:pPr>
+      <w:r>
+        <w:rPr>
+          <w:rFonts w:ascii="Arial Unicode MS" w:cs="Arial Unicode MS" w:eastAsia="Arial Unicode MS" w:hAnsi="Arial Unicode MS"/>
+          <w:rtl w:val="0"/>
+        </w:rPr>
+        <w:t xml:space="preserve">↓</w:t>
+      </w:r>
+    </w:p>
+    <w:p>
+      <w:pPr>
+        <w:rPr/>
+      </w:pPr>
+      <w:r>
+        <w:rPr>
+          <w:rtl w:val="0"/>
+        </w:rPr>
+      </w:r>
+    </w:p>
+    <w:p>
+      <w:pPr>
+        <w:rPr/>
+      </w:pPr>
+      <w:r>
+        <w:rPr>
+          <w:rtl w:val="0"/>
+        </w:rPr>
+        <w:t xml:space="preserve">Reevaluación permanente</w:t>
       </w:r>
     </w:p>
     <w:p>
@@ -273,7 +1498,7 @@
         <w:rPr>
           <w:rtl w:val="0"/>
         </w:rPr>
-        <w:t xml:space="preserve">Su propósito es garantizar que toda evolución de la plataforma esté respaldada por evidencia objetiva, experimentación reproducible y criterios de aceptación previamente definidos.</w:t>
+        <w:t xml:space="preserve">No podrán omitirse etapas salvo autorización explícita documentada.</w:t>
       </w:r>
     </w:p>
     <w:p>
@@ -304,8 +1529,8 @@
           <w:szCs w:val="46"/>
         </w:rPr>
       </w:pPr>
-      <w:bookmarkStart w:colFirst="0" w:colLast="0" w:name="_dtj8mtmtaymt" w:id="5"/>
-      <w:bookmarkEnd w:id="5"/>
+      <w:bookmarkStart w:colFirst="0" w:colLast="0" w:name="_jmkgiu8l1bz3" w:id="11"/>
+      <w:bookmarkEnd w:id="11"/>
       <w:r>
         <w:rPr>
           <w:b w:val="1"/>
@@ -314,7 +1539,33 @@
           <w:szCs w:val="46"/>
           <w:rtl w:val="0"/>
         </w:rPr>
-        <w:t xml:space="preserve">2. Alcance</w:t>
+        <w:t xml:space="preserve">5. Definiciones</w:t>
+      </w:r>
+    </w:p>
+    <w:p>
+      <w:pPr>
+        <w:pStyle w:val="Heading2"/>
+        <w:keepNext w:val="0"/>
+        <w:keepLines w:val="0"/>
+        <w:spacing w:after="80" w:lineRule="auto"/>
+        <w:rPr>
+          <w:b w:val="1"/>
+          <w:bCs w:val="1"/>
+          <w:sz w:val="34"/>
+          <w:szCs w:val="34"/>
+        </w:rPr>
+      </w:pPr>
+      <w:bookmarkStart w:colFirst="0" w:colLast="0" w:name="_3dur2uw7bztg" w:id="12"/>
+      <w:bookmarkEnd w:id="12"/>
+      <w:r>
+        <w:rPr>
+          <w:b w:val="1"/>
+          <w:bCs w:val="1"/>
+          <w:sz w:val="34"/>
+          <w:szCs w:val="34"/>
+          <w:rtl w:val="0"/>
+        </w:rPr>
+        <w:t xml:space="preserve">Idea</w:t>
       </w:r>
     </w:p>
     <w:p>
@@ -326,167 +1577,7 @@
         <w:rPr>
           <w:rtl w:val="0"/>
         </w:rPr>
-        <w:t xml:space="preserve">Este documento aplica a:</w:t>
-      </w:r>
-    </w:p>
-    <w:p>
-      <w:pPr>
-        <w:numPr>
-          <w:ilvl w:val="0"/>
-          <w:numId w:val="2"/>
-        </w:numPr>
-        <w:spacing w:after="0" w:afterAutospacing="0" w:before="240" w:lineRule="auto"/>
-        <w:ind w:left="720" w:hanging="360"/>
-      </w:pPr>
-      <w:r>
-        <w:rPr>
-          <w:rtl w:val="0"/>
-        </w:rPr>
-        <w:t xml:space="preserve">estrategias de inversión;</w:t>
-      </w:r>
-    </w:p>
-    <w:p>
-      <w:pPr>
-        <w:numPr>
-          <w:ilvl w:val="0"/>
-          <w:numId w:val="2"/>
-        </w:numPr>
-        <w:spacing w:after="0" w:afterAutospacing="0" w:before="0" w:beforeAutospacing="0" w:lineRule="auto"/>
-        <w:ind w:left="720" w:hanging="360"/>
-      </w:pPr>
-      <w:r>
-        <w:rPr>
-          <w:rtl w:val="0"/>
-        </w:rPr>
-        <w:t xml:space="preserve">modelos cuantitativos;</w:t>
-      </w:r>
-    </w:p>
-    <w:p>
-      <w:pPr>
-        <w:numPr>
-          <w:ilvl w:val="0"/>
-          <w:numId w:val="2"/>
-        </w:numPr>
-        <w:spacing w:after="0" w:afterAutospacing="0" w:before="0" w:beforeAutospacing="0" w:lineRule="auto"/>
-        <w:ind w:left="720" w:hanging="360"/>
-      </w:pPr>
-      <w:r>
-        <w:rPr>
-          <w:rtl w:val="0"/>
-        </w:rPr>
-        <w:t xml:space="preserve">indicadores técnicos;</w:t>
-      </w:r>
-    </w:p>
-    <w:p>
-      <w:pPr>
-        <w:numPr>
-          <w:ilvl w:val="0"/>
-          <w:numId w:val="2"/>
-        </w:numPr>
-        <w:spacing w:after="0" w:afterAutospacing="0" w:before="0" w:beforeAutospacing="0" w:lineRule="auto"/>
-        <w:ind w:left="720" w:hanging="360"/>
-      </w:pPr>
-      <w:r>
-        <w:rPr>
-          <w:rtl w:val="0"/>
-        </w:rPr>
-        <w:t xml:space="preserve">factores fundamentales;</w:t>
-      </w:r>
-    </w:p>
-    <w:p>
-      <w:pPr>
-        <w:numPr>
-          <w:ilvl w:val="0"/>
-          <w:numId w:val="2"/>
-        </w:numPr>
-        <w:spacing w:after="0" w:afterAutospacing="0" w:before="0" w:beforeAutospacing="0" w:lineRule="auto"/>
-        <w:ind w:left="720" w:hanging="360"/>
-      </w:pPr>
-      <w:r>
-        <w:rPr>
-          <w:rtl w:val="0"/>
-        </w:rPr>
-        <w:t xml:space="preserve">modelos de riesgo;</w:t>
-      </w:r>
-    </w:p>
-    <w:p>
-      <w:pPr>
-        <w:numPr>
-          <w:ilvl w:val="0"/>
-          <w:numId w:val="2"/>
-        </w:numPr>
-        <w:spacing w:after="0" w:afterAutospacing="0" w:before="0" w:beforeAutospacing="0" w:lineRule="auto"/>
-        <w:ind w:left="720" w:hanging="360"/>
-      </w:pPr>
-      <w:r>
-        <w:rPr>
-          <w:rtl w:val="0"/>
-        </w:rPr>
-        <w:t xml:space="preserve">algoritmos de optimización;</w:t>
-      </w:r>
-    </w:p>
-    <w:p>
-      <w:pPr>
-        <w:numPr>
-          <w:ilvl w:val="0"/>
-          <w:numId w:val="2"/>
-        </w:numPr>
-        <w:spacing w:after="0" w:afterAutospacing="0" w:before="0" w:beforeAutospacing="0" w:lineRule="auto"/>
-        <w:ind w:left="720" w:hanging="360"/>
-      </w:pPr>
-      <w:r>
-        <w:rPr>
-          <w:rtl w:val="0"/>
-        </w:rPr>
-        <w:t xml:space="preserve">modelos de IA;</w:t>
-      </w:r>
-    </w:p>
-    <w:p>
-      <w:pPr>
-        <w:numPr>
-          <w:ilvl w:val="0"/>
-          <w:numId w:val="2"/>
-        </w:numPr>
-        <w:spacing w:after="0" w:afterAutospacing="0" w:before="0" w:beforeAutospacing="0" w:lineRule="auto"/>
-        <w:ind w:left="720" w:hanging="360"/>
-      </w:pPr>
-      <w:r>
-        <w:rPr>
-          <w:rtl w:val="0"/>
-        </w:rPr>
-        <w:t xml:space="preserve">herramientas externas;</w:t>
-      </w:r>
-    </w:p>
-    <w:p>
-      <w:pPr>
-        <w:numPr>
-          <w:ilvl w:val="0"/>
-          <w:numId w:val="2"/>
-        </w:numPr>
-        <w:spacing w:after="0" w:afterAutospacing="0" w:before="0" w:beforeAutospacing="0" w:lineRule="auto"/>
-        <w:ind w:left="720" w:hanging="360"/>
-      </w:pPr>
-      <w:r>
-        <w:rPr>
-          <w:rtl w:val="0"/>
-        </w:rPr>
-        <w:t xml:space="preserve">proveedores de datos;</w:t>
-      </w:r>
-    </w:p>
-    <w:p>
-      <w:pPr>
-        <w:numPr>
-          <w:ilvl w:val="0"/>
-          <w:numId w:val="2"/>
-        </w:numPr>
-        <w:spacing w:after="240" w:before="0" w:beforeAutospacing="0" w:lineRule="auto"/>
-        <w:ind w:left="720" w:hanging="360"/>
-      </w:pPr>
-      <w:r>
-        <w:rPr>
-          <w:rtl w:val="0"/>
-        </w:rPr>
-        <w:t xml:space="preserve">cambios arquitectónicos significativos.</w:t>
+        <w:t xml:space="preserve">Observación inicial que podría aportar valor.</w:t>
       </w:r>
     </w:p>
     <w:p>
@@ -498,7 +1589,269 @@
         <w:rPr>
           <w:rtl w:val="0"/>
         </w:rPr>
-        <w:t xml:space="preserve">Ninguna propuesta queda exenta de este proceso.</w:t>
+        <w:t xml:space="preserve">Ejemplo:</w:t>
+      </w:r>
+    </w:p>
+    <w:p>
+      <w:pPr>
+        <w:spacing w:after="240" w:before="240" w:lineRule="auto"/>
+        <w:ind w:left="600" w:right="600" w:firstLine="0"/>
+        <w:rPr/>
+      </w:pPr>
+      <w:r>
+        <w:rPr>
+          <w:rtl w:val="0"/>
+        </w:rPr>
+        <w:t xml:space="preserve">"El momentum funciona mejor combinado con factores fundamentales."</w:t>
+      </w:r>
+    </w:p>
+    <w:p>
+      <w:pPr>
+        <w:rPr/>
+      </w:pPr>
+      <w:r>
+        <w:pict>
+          <v:rect style="width:0.0pt;height:1.5pt" o:hr="t" o:hrstd="t" o:hralign="center" fillcolor="#A0A0A0" stroked="f"/>
+        </w:pict>
+      </w:r>
+      <w:r>
+        <w:rPr>
+          <w:rtl w:val="0"/>
+        </w:rPr>
+      </w:r>
+    </w:p>
+    <w:p>
+      <w:pPr>
+        <w:pStyle w:val="Heading2"/>
+        <w:keepNext w:val="0"/>
+        <w:keepLines w:val="0"/>
+        <w:spacing w:after="80" w:lineRule="auto"/>
+        <w:rPr>
+          <w:b w:val="1"/>
+          <w:bCs w:val="1"/>
+          <w:sz w:val="34"/>
+          <w:szCs w:val="34"/>
+        </w:rPr>
+      </w:pPr>
+      <w:bookmarkStart w:colFirst="0" w:colLast="0" w:name="_ol6o7ker0l0o" w:id="13"/>
+      <w:bookmarkEnd w:id="13"/>
+      <w:r>
+        <w:rPr>
+          <w:b w:val="1"/>
+          <w:bCs w:val="1"/>
+          <w:sz w:val="34"/>
+          <w:szCs w:val="34"/>
+          <w:rtl w:val="0"/>
+        </w:rPr>
+        <w:t xml:space="preserve">Hipótesis</w:t>
+      </w:r>
+    </w:p>
+    <w:p>
+      <w:pPr>
+        <w:spacing w:after="240" w:before="240" w:lineRule="auto"/>
+        <w:rPr/>
+      </w:pPr>
+      <w:r>
+        <w:rPr>
+          <w:rtl w:val="0"/>
+        </w:rPr>
+        <w:t xml:space="preserve">Transformación de una idea en una afirmación medible.</w:t>
+      </w:r>
+    </w:p>
+    <w:p>
+      <w:pPr>
+        <w:spacing w:after="240" w:before="240" w:lineRule="auto"/>
+        <w:rPr/>
+      </w:pPr>
+      <w:r>
+        <w:rPr>
+          <w:rtl w:val="0"/>
+        </w:rPr>
+        <w:t xml:space="preserve">Ejemplo:</w:t>
+      </w:r>
+    </w:p>
+    <w:p>
+      <w:pPr>
+        <w:spacing w:after="240" w:before="240" w:lineRule="auto"/>
+        <w:ind w:left="600" w:right="600" w:firstLine="0"/>
+        <w:rPr/>
+      </w:pPr>
+      <w:r>
+        <w:rPr>
+          <w:rtl w:val="0"/>
+        </w:rPr>
+        <w:t xml:space="preserve">"La combinación Momentum + Quality mejora el Sharpe Ratio al menos un 10% respecto al baseline."</w:t>
+      </w:r>
+    </w:p>
+    <w:p>
+      <w:pPr>
+        <w:rPr/>
+      </w:pPr>
+      <w:r>
+        <w:pict>
+          <v:rect style="width:0.0pt;height:1.5pt" o:hr="t" o:hrstd="t" o:hralign="center" fillcolor="#A0A0A0" stroked="f"/>
+        </w:pict>
+      </w:r>
+      <w:r>
+        <w:rPr>
+          <w:rtl w:val="0"/>
+        </w:rPr>
+      </w:r>
+    </w:p>
+    <w:p>
+      <w:pPr>
+        <w:pStyle w:val="Heading2"/>
+        <w:keepNext w:val="0"/>
+        <w:keepLines w:val="0"/>
+        <w:spacing w:after="80" w:lineRule="auto"/>
+        <w:rPr>
+          <w:b w:val="1"/>
+          <w:bCs w:val="1"/>
+          <w:sz w:val="34"/>
+          <w:szCs w:val="34"/>
+        </w:rPr>
+      </w:pPr>
+      <w:bookmarkStart w:colFirst="0" w:colLast="0" w:name="_d0y76b88hrsw" w:id="14"/>
+      <w:bookmarkEnd w:id="14"/>
+      <w:r>
+        <w:rPr>
+          <w:b w:val="1"/>
+          <w:bCs w:val="1"/>
+          <w:sz w:val="34"/>
+          <w:szCs w:val="34"/>
+          <w:rtl w:val="0"/>
+        </w:rPr>
+        <w:t xml:space="preserve">Experimento</w:t>
+      </w:r>
+    </w:p>
+    <w:p>
+      <w:pPr>
+        <w:spacing w:after="240" w:before="240" w:lineRule="auto"/>
+        <w:rPr/>
+      </w:pPr>
+      <w:r>
+        <w:rPr>
+          <w:rtl w:val="0"/>
+        </w:rPr>
+        <w:t xml:space="preserve">Proceso diseñado para comprobar la hipótesis.</w:t>
+      </w:r>
+    </w:p>
+    <w:p>
+      <w:pPr>
+        <w:spacing w:after="240" w:before="240" w:lineRule="auto"/>
+        <w:rPr/>
+      </w:pPr>
+      <w:r>
+        <w:rPr>
+          <w:rtl w:val="0"/>
+        </w:rPr>
+        <w:t xml:space="preserve">Debe ser completamente reproducible.</w:t>
+      </w:r>
+    </w:p>
+    <w:p>
+      <w:pPr>
+        <w:rPr/>
+      </w:pPr>
+      <w:r>
+        <w:pict>
+          <v:rect style="width:0.0pt;height:1.5pt" o:hr="t" o:hrstd="t" o:hralign="center" fillcolor="#A0A0A0" stroked="f"/>
+        </w:pict>
+      </w:r>
+      <w:r>
+        <w:rPr>
+          <w:rtl w:val="0"/>
+        </w:rPr>
+      </w:r>
+    </w:p>
+    <w:p>
+      <w:pPr>
+        <w:pStyle w:val="Heading2"/>
+        <w:keepNext w:val="0"/>
+        <w:keepLines w:val="0"/>
+        <w:spacing w:after="80" w:lineRule="auto"/>
+        <w:rPr>
+          <w:b w:val="1"/>
+          <w:bCs w:val="1"/>
+          <w:sz w:val="34"/>
+          <w:szCs w:val="34"/>
+        </w:rPr>
+      </w:pPr>
+      <w:bookmarkStart w:colFirst="0" w:colLast="0" w:name="_qc9sz5wyb9hu" w:id="15"/>
+      <w:bookmarkEnd w:id="15"/>
+      <w:r>
+        <w:rPr>
+          <w:b w:val="1"/>
+          <w:bCs w:val="1"/>
+          <w:sz w:val="34"/>
+          <w:szCs w:val="34"/>
+          <w:rtl w:val="0"/>
+        </w:rPr>
+        <w:t xml:space="preserve">Evidencia</w:t>
+      </w:r>
+    </w:p>
+    <w:p>
+      <w:pPr>
+        <w:spacing w:after="240" w:before="240" w:lineRule="auto"/>
+        <w:rPr/>
+      </w:pPr>
+      <w:r>
+        <w:rPr>
+          <w:rtl w:val="0"/>
+        </w:rPr>
+        <w:t xml:space="preserve">Resultado cuantitativo obtenido mediante el experimento.</w:t>
+      </w:r>
+    </w:p>
+    <w:p>
+      <w:pPr>
+        <w:rPr/>
+      </w:pPr>
+      <w:r>
+        <w:pict>
+          <v:rect style="width:0.0pt;height:1.5pt" o:hr="t" o:hrstd="t" o:hralign="center" fillcolor="#A0A0A0" stroked="f"/>
+        </w:pict>
+      </w:r>
+      <w:r>
+        <w:rPr>
+          <w:rtl w:val="0"/>
+        </w:rPr>
+      </w:r>
+    </w:p>
+    <w:p>
+      <w:pPr>
+        <w:pStyle w:val="Heading2"/>
+        <w:keepNext w:val="0"/>
+        <w:keepLines w:val="0"/>
+        <w:spacing w:after="80" w:lineRule="auto"/>
+        <w:rPr>
+          <w:b w:val="1"/>
+          <w:bCs w:val="1"/>
+          <w:sz w:val="34"/>
+          <w:szCs w:val="34"/>
+        </w:rPr>
+      </w:pPr>
+      <w:bookmarkStart w:colFirst="0" w:colLast="0" w:name="_707f2sfkaaed" w:id="16"/>
+      <w:bookmarkEnd w:id="16"/>
+      <w:r>
+        <w:rPr>
+          <w:b w:val="1"/>
+          <w:bCs w:val="1"/>
+          <w:sz w:val="34"/>
+          <w:szCs w:val="34"/>
+          <w:rtl w:val="0"/>
+        </w:rPr>
+        <w:t xml:space="preserve">Conclusión</w:t>
+      </w:r>
+    </w:p>
+    <w:p>
+      <w:pPr>
+        <w:spacing w:after="240" w:before="240" w:lineRule="auto"/>
+        <w:rPr/>
+      </w:pPr>
+      <w:r>
+        <w:rPr>
+          <w:rtl w:val="0"/>
+        </w:rPr>
+        <w:t xml:space="preserve">Decisión basada exclusivamente en la evidencia obtenida.</w:t>
       </w:r>
     </w:p>
     <w:p>
@@ -529,8 +1882,8 @@
           <w:szCs w:val="46"/>
         </w:rPr>
       </w:pPr>
-      <w:bookmarkStart w:colFirst="0" w:colLast="0" w:name="_i49hqu2idvoe" w:id="6"/>
-      <w:bookmarkEnd w:id="6"/>
+      <w:bookmarkStart w:colFirst="0" w:colLast="0" w:name="_ka6ikj5mihpc" w:id="17"/>
+      <w:bookmarkEnd w:id="17"/>
       <w:r>
         <w:rPr>
           <w:b w:val="1"/>
@@ -539,7 +1892,7 @@
           <w:szCs w:val="46"/>
           <w:rtl w:val="0"/>
         </w:rPr>
-        <w:t xml:space="preserve">3. Principios</w:t>
+        <w:t xml:space="preserve">6. Requisitos obligatorios</w:t>
       </w:r>
     </w:p>
     <w:p>
@@ -555,8 +1908,8 @@
           <w:szCs w:val="34"/>
         </w:rPr>
       </w:pPr>
-      <w:bookmarkStart w:colFirst="0" w:colLast="0" w:name="_10tmjrz38hjy" w:id="7"/>
-      <w:bookmarkEnd w:id="7"/>
+      <w:bookmarkStart w:colFirst="0" w:colLast="0" w:name="_czqo6u5cgf7t" w:id="18"/>
+      <w:bookmarkEnd w:id="18"/>
       <w:r>
         <w:rPr>
           <w:b w:val="1"/>
@@ -565,7 +1918,7 @@
           <w:szCs w:val="34"/>
           <w:rtl w:val="0"/>
         </w:rPr>
-        <w:t xml:space="preserve">P-004-001 — Evidencia sobre intuición</w:t>
+        <w:t xml:space="preserve">REQ-004-001</w:t>
       </w:r>
     </w:p>
     <w:p>
@@ -577,19 +1930,7 @@
         <w:rPr>
           <w:rtl w:val="0"/>
         </w:rPr>
-        <w:t xml:space="preserve">Toda hipótesis deberá validarse mediante experimentación.</w:t>
-      </w:r>
-    </w:p>
-    <w:p>
-      <w:pPr>
-        <w:spacing w:after="240" w:before="240" w:lineRule="auto"/>
-        <w:rPr/>
-      </w:pPr>
-      <w:r>
-        <w:rPr>
-          <w:rtl w:val="0"/>
-        </w:rPr>
-        <w:t xml:space="preserve">Las opiniones no constituyen evidencia.</w:t>
+        <w:t xml:space="preserve">Toda hipótesis deberá poseer un objetivo cuantificable.</w:t>
       </w:r>
     </w:p>
     <w:p>
@@ -620,8 +1961,8 @@
           <w:szCs w:val="34"/>
         </w:rPr>
       </w:pPr>
-      <w:bookmarkStart w:colFirst="0" w:colLast="0" w:name="_ckdsobaweqm2" w:id="8"/>
-      <w:bookmarkEnd w:id="8"/>
+      <w:bookmarkStart w:colFirst="0" w:colLast="0" w:name="_gzlh333q6vua" w:id="19"/>
+      <w:bookmarkEnd w:id="19"/>
       <w:r>
         <w:rPr>
           <w:b w:val="1"/>
@@ -630,7 +1971,7 @@
           <w:szCs w:val="34"/>
           <w:rtl w:val="0"/>
         </w:rPr>
-        <w:t xml:space="preserve">P-004-002 — Hipótesis falsables</w:t>
+        <w:t xml:space="preserve">REQ-004-002</w:t>
       </w:r>
     </w:p>
     <w:p>
@@ -642,19 +1983,87 @@
         <w:rPr>
           <w:rtl w:val="0"/>
         </w:rPr>
-        <w:t xml:space="preserve">Toda hipótesis deberá poder demostrar tanto su validez como su posible rechazo.</w:t>
-      </w:r>
-    </w:p>
-    <w:p>
-      <w:pPr>
-        <w:spacing w:after="240" w:before="240" w:lineRule="auto"/>
-        <w:rPr/>
-      </w:pPr>
-      <w:r>
-        <w:rPr>
-          <w:rtl w:val="0"/>
-        </w:rPr>
-        <w:t xml:space="preserve">Una hipótesis que no pueda refutarse no será aceptada.</w:t>
+        <w:t xml:space="preserve">Toda hipótesis deberá definir previamente:</w:t>
+      </w:r>
+    </w:p>
+    <w:p>
+      <w:pPr>
+        <w:numPr>
+          <w:ilvl w:val="0"/>
+          <w:numId w:val="7"/>
+        </w:numPr>
+        <w:spacing w:after="0" w:afterAutospacing="0" w:before="240" w:lineRule="auto"/>
+        <w:ind w:left="720" w:hanging="360"/>
+      </w:pPr>
+      <w:r>
+        <w:rPr>
+          <w:rtl w:val="0"/>
+        </w:rPr>
+        <w:t xml:space="preserve">variables</w:t>
+      </w:r>
+    </w:p>
+    <w:p>
+      <w:pPr>
+        <w:numPr>
+          <w:ilvl w:val="0"/>
+          <w:numId w:val="7"/>
+        </w:numPr>
+        <w:spacing w:after="0" w:afterAutospacing="0" w:before="0" w:beforeAutospacing="0" w:lineRule="auto"/>
+        <w:ind w:left="720" w:hanging="360"/>
+      </w:pPr>
+      <w:r>
+        <w:rPr>
+          <w:rtl w:val="0"/>
+        </w:rPr>
+        <w:t xml:space="preserve">métricas</w:t>
+      </w:r>
+    </w:p>
+    <w:p>
+      <w:pPr>
+        <w:numPr>
+          <w:ilvl w:val="0"/>
+          <w:numId w:val="7"/>
+        </w:numPr>
+        <w:spacing w:after="0" w:afterAutospacing="0" w:before="0" w:beforeAutospacing="0" w:lineRule="auto"/>
+        <w:ind w:left="720" w:hanging="360"/>
+      </w:pPr>
+      <w:r>
+        <w:rPr>
+          <w:rtl w:val="0"/>
+        </w:rPr>
+        <w:t xml:space="preserve">período analizado</w:t>
+      </w:r>
+    </w:p>
+    <w:p>
+      <w:pPr>
+        <w:numPr>
+          <w:ilvl w:val="0"/>
+          <w:numId w:val="7"/>
+        </w:numPr>
+        <w:spacing w:after="0" w:afterAutospacing="0" w:before="0" w:beforeAutospacing="0" w:lineRule="auto"/>
+        <w:ind w:left="720" w:hanging="360"/>
+      </w:pPr>
+      <w:r>
+        <w:rPr>
+          <w:rtl w:val="0"/>
+        </w:rPr>
+        <w:t xml:space="preserve">universo</w:t>
+      </w:r>
+    </w:p>
+    <w:p>
+      <w:pPr>
+        <w:numPr>
+          <w:ilvl w:val="0"/>
+          <w:numId w:val="7"/>
+        </w:numPr>
+        <w:spacing w:after="240" w:before="0" w:beforeAutospacing="0" w:lineRule="auto"/>
+        <w:ind w:left="720" w:hanging="360"/>
+      </w:pPr>
+      <w:r>
+        <w:rPr>
+          <w:rtl w:val="0"/>
+        </w:rPr>
+        <w:t xml:space="preserve">criterios de aceptación</w:t>
       </w:r>
     </w:p>
     <w:p>
@@ -685,8 +2094,8 @@
           <w:szCs w:val="34"/>
         </w:rPr>
       </w:pPr>
-      <w:bookmarkStart w:colFirst="0" w:colLast="0" w:name="_v24wn9azlryn" w:id="9"/>
-      <w:bookmarkEnd w:id="9"/>
+      <w:bookmarkStart w:colFirst="0" w:colLast="0" w:name="_th0l2fabar6" w:id="20"/>
+      <w:bookmarkEnd w:id="20"/>
       <w:r>
         <w:rPr>
           <w:b w:val="1"/>
@@ -695,7 +2104,7 @@
           <w:szCs w:val="34"/>
           <w:rtl w:val="0"/>
         </w:rPr>
-        <w:t xml:space="preserve">P-004-003 — Reproducibilidad</w:t>
+        <w:t xml:space="preserve">REQ-004-003</w:t>
       </w:r>
     </w:p>
     <w:p>
@@ -707,71 +2116,7 @@
         <w:rPr>
           <w:rtl w:val="0"/>
         </w:rPr>
-        <w:t xml:space="preserve">Todo experimento deberá poder repetirse utilizando exactamente:</w:t>
-      </w:r>
-    </w:p>
-    <w:p>
-      <w:pPr>
-        <w:numPr>
-          <w:ilvl w:val="0"/>
-          <w:numId w:val="9"/>
-        </w:numPr>
-        <w:spacing w:after="0" w:afterAutospacing="0" w:before="240" w:lineRule="auto"/>
-        <w:ind w:left="720" w:hanging="360"/>
-      </w:pPr>
-      <w:r>
-        <w:rPr>
-          <w:rtl w:val="0"/>
-        </w:rPr>
-        <w:t xml:space="preserve">la misma versión del código;</w:t>
-      </w:r>
-    </w:p>
-    <w:p>
-      <w:pPr>
-        <w:numPr>
-          <w:ilvl w:val="0"/>
-          <w:numId w:val="9"/>
-        </w:numPr>
-        <w:spacing w:after="0" w:afterAutospacing="0" w:before="0" w:beforeAutospacing="0" w:lineRule="auto"/>
-        <w:ind w:left="720" w:hanging="360"/>
-      </w:pPr>
-      <w:r>
-        <w:rPr>
-          <w:rtl w:val="0"/>
-        </w:rPr>
-        <w:t xml:space="preserve">los mismos datos;</w:t>
-      </w:r>
-    </w:p>
-    <w:p>
-      <w:pPr>
-        <w:numPr>
-          <w:ilvl w:val="0"/>
-          <w:numId w:val="9"/>
-        </w:numPr>
-        <w:spacing w:after="0" w:afterAutospacing="0" w:before="0" w:beforeAutospacing="0" w:lineRule="auto"/>
-        <w:ind w:left="720" w:hanging="360"/>
-      </w:pPr>
-      <w:r>
-        <w:rPr>
-          <w:rtl w:val="0"/>
-        </w:rPr>
-        <w:t xml:space="preserve">la misma configuración;</w:t>
-      </w:r>
-    </w:p>
-    <w:p>
-      <w:pPr>
-        <w:numPr>
-          <w:ilvl w:val="0"/>
-          <w:numId w:val="9"/>
-        </w:numPr>
-        <w:spacing w:after="240" w:before="0" w:beforeAutospacing="0" w:lineRule="auto"/>
-        <w:ind w:left="720" w:hanging="360"/>
-      </w:pPr>
-      <w:r>
-        <w:rPr>
-          <w:rtl w:val="0"/>
-        </w:rPr>
-        <w:t xml:space="preserve">la misma metodología.</w:t>
+        <w:t xml:space="preserve">Toda implementación experimental deberá estar completamente aislada del entorno de producción.</w:t>
       </w:r>
     </w:p>
     <w:p>
@@ -802,8 +2147,8 @@
           <w:szCs w:val="34"/>
         </w:rPr>
       </w:pPr>
-      <w:bookmarkStart w:colFirst="0" w:colLast="0" w:name="_s4foxii7onbv" w:id="10"/>
-      <w:bookmarkEnd w:id="10"/>
+      <w:bookmarkStart w:colFirst="0" w:colLast="0" w:name="_k3usafsilirx" w:id="21"/>
+      <w:bookmarkEnd w:id="21"/>
       <w:r>
         <w:rPr>
           <w:b w:val="1"/>
@@ -812,7 +2157,7 @@
           <w:szCs w:val="34"/>
           <w:rtl w:val="0"/>
         </w:rPr>
-        <w:t xml:space="preserve">P-004-004 — Conservación del conocimiento</w:t>
+        <w:t xml:space="preserve">REQ-004-004</w:t>
       </w:r>
     </w:p>
     <w:p>
@@ -824,7 +2169,7 @@
         <w:rPr>
           <w:rtl w:val="0"/>
         </w:rPr>
-        <w:t xml:space="preserve">Todo experimento producirá conocimiento.</w:t>
+        <w:t xml:space="preserve">Todo experimento deberá generar un informe automático.</w:t>
       </w:r>
     </w:p>
     <w:p>
@@ -836,21 +2181,103 @@
         <w:rPr>
           <w:rtl w:val="0"/>
         </w:rPr>
-        <w:t xml:space="preserve">Un experimento que demuestra que una idea </w:t>
-      </w:r>
-      <w:r>
-        <w:rPr>
-          <w:b w:val="1"/>
-          <w:bCs w:val="1"/>
-          <w:rtl w:val="0"/>
-        </w:rPr>
-        <w:t xml:space="preserve">no funciona</w:t>
-      </w:r>
-      <w:r>
-        <w:rPr>
-          <w:rtl w:val="0"/>
-        </w:rPr>
-        <w:t xml:space="preserve"> también se considera exitoso si evita futuras inversiones de tiempo y recursos.</w:t>
+        <w:t xml:space="preserve">Como mínimo deberá incluir:</w:t>
+      </w:r>
+    </w:p>
+    <w:p>
+      <w:pPr>
+        <w:numPr>
+          <w:ilvl w:val="0"/>
+          <w:numId w:val="13"/>
+        </w:numPr>
+        <w:spacing w:after="0" w:afterAutospacing="0" w:before="240" w:lineRule="auto"/>
+        <w:ind w:left="720" w:hanging="360"/>
+      </w:pPr>
+      <w:r>
+        <w:rPr>
+          <w:rtl w:val="0"/>
+        </w:rPr>
+        <w:t xml:space="preserve">fecha;</w:t>
+      </w:r>
+    </w:p>
+    <w:p>
+      <w:pPr>
+        <w:numPr>
+          <w:ilvl w:val="0"/>
+          <w:numId w:val="13"/>
+        </w:numPr>
+        <w:spacing w:after="0" w:afterAutospacing="0" w:before="0" w:beforeAutospacing="0" w:lineRule="auto"/>
+        <w:ind w:left="720" w:hanging="360"/>
+      </w:pPr>
+      <w:r>
+        <w:rPr>
+          <w:rtl w:val="0"/>
+        </w:rPr>
+        <w:t xml:space="preserve">versión;</w:t>
+      </w:r>
+    </w:p>
+    <w:p>
+      <w:pPr>
+        <w:numPr>
+          <w:ilvl w:val="0"/>
+          <w:numId w:val="13"/>
+        </w:numPr>
+        <w:spacing w:after="0" w:afterAutospacing="0" w:before="0" w:beforeAutospacing="0" w:lineRule="auto"/>
+        <w:ind w:left="720" w:hanging="360"/>
+      </w:pPr>
+      <w:r>
+        <w:rPr>
+          <w:rtl w:val="0"/>
+        </w:rPr>
+        <w:t xml:space="preserve">datos utilizados;</w:t>
+      </w:r>
+    </w:p>
+    <w:p>
+      <w:pPr>
+        <w:numPr>
+          <w:ilvl w:val="0"/>
+          <w:numId w:val="13"/>
+        </w:numPr>
+        <w:spacing w:after="0" w:afterAutospacing="0" w:before="0" w:beforeAutospacing="0" w:lineRule="auto"/>
+        <w:ind w:left="720" w:hanging="360"/>
+      </w:pPr>
+      <w:r>
+        <w:rPr>
+          <w:rtl w:val="0"/>
+        </w:rPr>
+        <w:t xml:space="preserve">parámetros;</w:t>
+      </w:r>
+    </w:p>
+    <w:p>
+      <w:pPr>
+        <w:numPr>
+          <w:ilvl w:val="0"/>
+          <w:numId w:val="13"/>
+        </w:numPr>
+        <w:spacing w:after="0" w:afterAutospacing="0" w:before="0" w:beforeAutospacing="0" w:lineRule="auto"/>
+        <w:ind w:left="720" w:hanging="360"/>
+      </w:pPr>
+      <w:r>
+        <w:rPr>
+          <w:rtl w:val="0"/>
+        </w:rPr>
+        <w:t xml:space="preserve">métricas;</w:t>
+      </w:r>
+    </w:p>
+    <w:p>
+      <w:pPr>
+        <w:numPr>
+          <w:ilvl w:val="0"/>
+          <w:numId w:val="13"/>
+        </w:numPr>
+        <w:spacing w:after="240" w:before="0" w:beforeAutospacing="0" w:lineRule="auto"/>
+        <w:ind w:left="720" w:hanging="360"/>
+      </w:pPr>
+      <w:r>
+        <w:rPr>
+          <w:rtl w:val="0"/>
+        </w:rPr>
+        <w:t xml:space="preserve">conclusiones.</w:t>
       </w:r>
     </w:p>
     <w:p>
@@ -881,8 +2308,8 @@
           <w:szCs w:val="34"/>
         </w:rPr>
       </w:pPr>
-      <w:bookmarkStart w:colFirst="0" w:colLast="0" w:name="_l5b57us62624" w:id="11"/>
-      <w:bookmarkEnd w:id="11"/>
+      <w:bookmarkStart w:colFirst="0" w:colLast="0" w:name="_d0iwrz45mex4" w:id="22"/>
+      <w:bookmarkEnd w:id="22"/>
       <w:r>
         <w:rPr>
           <w:b w:val="1"/>
@@ -891,7 +2318,7 @@
           <w:szCs w:val="34"/>
           <w:rtl w:val="0"/>
         </w:rPr>
-        <w:t xml:space="preserve">P-004-005 — Mejora incremental</w:t>
+        <w:t xml:space="preserve">REQ-004-005</w:t>
       </w:r>
     </w:p>
     <w:p>
@@ -903,7 +2330,55 @@
         <w:rPr>
           <w:rtl w:val="0"/>
         </w:rPr>
-        <w:t xml:space="preserve">La plataforma evolucionará mediante pequeñas mejoras verificables.</w:t>
+        <w:t xml:space="preserve">Todo resultado deberá clasificarse como:</w:t>
+      </w:r>
+    </w:p>
+    <w:p>
+      <w:pPr>
+        <w:numPr>
+          <w:ilvl w:val="0"/>
+          <w:numId w:val="10"/>
+        </w:numPr>
+        <w:spacing w:after="0" w:afterAutospacing="0" w:before="240" w:lineRule="auto"/>
+        <w:ind w:left="720" w:hanging="360"/>
+      </w:pPr>
+      <w:r>
+        <w:rPr>
+          <w:rtl w:val="0"/>
+        </w:rPr>
+        <w:t xml:space="preserve">Aceptado</w:t>
+      </w:r>
+    </w:p>
+    <w:p>
+      <w:pPr>
+        <w:numPr>
+          <w:ilvl w:val="0"/>
+          <w:numId w:val="10"/>
+        </w:numPr>
+        <w:spacing w:after="0" w:afterAutospacing="0" w:before="0" w:beforeAutospacing="0" w:lineRule="auto"/>
+        <w:ind w:left="720" w:hanging="360"/>
+      </w:pPr>
+      <w:r>
+        <w:rPr>
+          <w:rtl w:val="0"/>
+        </w:rPr>
+        <w:t xml:space="preserve">Rechazado</w:t>
+      </w:r>
+    </w:p>
+    <w:p>
+      <w:pPr>
+        <w:numPr>
+          <w:ilvl w:val="0"/>
+          <w:numId w:val="10"/>
+        </w:numPr>
+        <w:spacing w:after="240" w:before="0" w:beforeAutospacing="0" w:lineRule="auto"/>
+        <w:ind w:left="720" w:hanging="360"/>
+      </w:pPr>
+      <w:r>
+        <w:rPr>
+          <w:rtl w:val="0"/>
+        </w:rPr>
+        <w:t xml:space="preserve">Inconcluso</w:t>
       </w:r>
     </w:p>
     <w:p>
@@ -915,7 +2390,7 @@
         <w:rPr>
           <w:rtl w:val="0"/>
         </w:rPr>
-        <w:t xml:space="preserve">No se introducirán cambios masivos sin evidencia acumulada.</w:t>
+        <w:t xml:space="preserve">Nunca podrá quedar sin clasificación.</w:t>
       </w:r>
     </w:p>
     <w:p>
@@ -946,8 +2421,8 @@
           <w:szCs w:val="46"/>
         </w:rPr>
       </w:pPr>
-      <w:bookmarkStart w:colFirst="0" w:colLast="0" w:name="_rvkqzolyh0rx" w:id="12"/>
-      <w:bookmarkEnd w:id="12"/>
+      <w:bookmarkStart w:colFirst="0" w:colLast="0" w:name="_4a1ymxf9nzh9" w:id="23"/>
+      <w:bookmarkEnd w:id="23"/>
       <w:r>
         <w:rPr>
           <w:b w:val="1"/>
@@ -956,7 +2431,7 @@
           <w:szCs w:val="46"/>
           <w:rtl w:val="0"/>
         </w:rPr>
-        <w:t xml:space="preserve">4. Ciclo oficial de investigación</w:t>
+        <w:t xml:space="preserve">7. Validación de datos</w:t>
       </w:r>
     </w:p>
     <w:p>
@@ -968,577 +2443,151 @@
         <w:rPr>
           <w:rtl w:val="0"/>
         </w:rPr>
-        <w:t xml:space="preserve">Toda mejora seguirá obligatoriamente el siguiente flujo.</w:t>
-      </w:r>
-    </w:p>
-    <w:p>
-      <w:pPr>
-        <w:rPr/>
-      </w:pPr>
-      <w:r>
-        <w:rPr>
-          <w:rtl w:val="0"/>
-        </w:rPr>
-        <w:t xml:space="preserve">Idea</w:t>
-      </w:r>
-    </w:p>
-    <w:p>
-      <w:pPr>
-        <w:rPr/>
-      </w:pPr>
-      <w:r>
-        <w:rPr>
-          <w:rtl w:val="0"/>
-        </w:rPr>
-      </w:r>
-    </w:p>
-    <w:p>
-      <w:pPr>
-        <w:rPr/>
-      </w:pPr>
-      <w:r>
-        <w:rPr>
-          <w:rFonts w:ascii="Arial Unicode MS" w:cs="Arial Unicode MS" w:eastAsia="Arial Unicode MS" w:hAnsi="Arial Unicode MS"/>
-          <w:rtl w:val="0"/>
-        </w:rPr>
-        <w:t xml:space="preserve">↓</w:t>
-      </w:r>
-    </w:p>
-    <w:p>
-      <w:pPr>
-        <w:rPr/>
-      </w:pPr>
-      <w:r>
-        <w:rPr>
-          <w:rtl w:val="0"/>
-        </w:rPr>
-      </w:r>
-    </w:p>
-    <w:p>
-      <w:pPr>
-        <w:rPr/>
-      </w:pPr>
-      <w:r>
-        <w:rPr>
-          <w:rtl w:val="0"/>
-        </w:rPr>
-        <w:t xml:space="preserve">Hipótesis</w:t>
-      </w:r>
-    </w:p>
-    <w:p>
-      <w:pPr>
-        <w:rPr/>
-      </w:pPr>
-      <w:r>
-        <w:rPr>
-          <w:rtl w:val="0"/>
-        </w:rPr>
-      </w:r>
-    </w:p>
-    <w:p>
-      <w:pPr>
-        <w:rPr/>
-      </w:pPr>
-      <w:r>
-        <w:rPr>
-          <w:rFonts w:ascii="Arial Unicode MS" w:cs="Arial Unicode MS" w:eastAsia="Arial Unicode MS" w:hAnsi="Arial Unicode MS"/>
-          <w:rtl w:val="0"/>
-        </w:rPr>
-        <w:t xml:space="preserve">↓</w:t>
-      </w:r>
-    </w:p>
-    <w:p>
-      <w:pPr>
-        <w:rPr/>
-      </w:pPr>
-      <w:r>
-        <w:rPr>
-          <w:rtl w:val="0"/>
-        </w:rPr>
-      </w:r>
-    </w:p>
-    <w:p>
-      <w:pPr>
-        <w:rPr/>
-      </w:pPr>
-      <w:r>
-        <w:rPr>
-          <w:rtl w:val="0"/>
-        </w:rPr>
-        <w:t xml:space="preserve">Diseño experimental</w:t>
-      </w:r>
-    </w:p>
-    <w:p>
-      <w:pPr>
-        <w:rPr/>
-      </w:pPr>
-      <w:r>
-        <w:rPr>
-          <w:rtl w:val="0"/>
-        </w:rPr>
-      </w:r>
-    </w:p>
-    <w:p>
-      <w:pPr>
-        <w:rPr/>
-      </w:pPr>
-      <w:r>
-        <w:rPr>
-          <w:rFonts w:ascii="Arial Unicode MS" w:cs="Arial Unicode MS" w:eastAsia="Arial Unicode MS" w:hAnsi="Arial Unicode MS"/>
-          <w:rtl w:val="0"/>
-        </w:rPr>
-        <w:t xml:space="preserve">↓</w:t>
-      </w:r>
-    </w:p>
-    <w:p>
-      <w:pPr>
-        <w:rPr/>
-      </w:pPr>
-      <w:r>
-        <w:rPr>
-          <w:rtl w:val="0"/>
-        </w:rPr>
-      </w:r>
-    </w:p>
-    <w:p>
-      <w:pPr>
-        <w:rPr/>
-      </w:pPr>
-      <w:r>
-        <w:rPr>
-          <w:rtl w:val="0"/>
-        </w:rPr>
-        <w:t xml:space="preserve">Obtención de datos</w:t>
-      </w:r>
-    </w:p>
-    <w:p>
-      <w:pPr>
-        <w:rPr/>
-      </w:pPr>
-      <w:r>
-        <w:rPr>
-          <w:rtl w:val="0"/>
-        </w:rPr>
-      </w:r>
-    </w:p>
-    <w:p>
-      <w:pPr>
-        <w:rPr/>
-      </w:pPr>
-      <w:r>
-        <w:rPr>
-          <w:rFonts w:ascii="Arial Unicode MS" w:cs="Arial Unicode MS" w:eastAsia="Arial Unicode MS" w:hAnsi="Arial Unicode MS"/>
-          <w:rtl w:val="0"/>
-        </w:rPr>
-        <w:t xml:space="preserve">↓</w:t>
-      </w:r>
-    </w:p>
-    <w:p>
-      <w:pPr>
-        <w:rPr/>
-      </w:pPr>
-      <w:r>
-        <w:rPr>
-          <w:rtl w:val="0"/>
-        </w:rPr>
-      </w:r>
-    </w:p>
-    <w:p>
-      <w:pPr>
-        <w:rPr/>
-      </w:pPr>
-      <w:r>
-        <w:rPr>
-          <w:rtl w:val="0"/>
-        </w:rPr>
-        <w:t xml:space="preserve">Validación de datos</w:t>
-      </w:r>
-    </w:p>
-    <w:p>
-      <w:pPr>
-        <w:rPr/>
-      </w:pPr>
-      <w:r>
-        <w:rPr>
-          <w:rtl w:val="0"/>
-        </w:rPr>
-      </w:r>
-    </w:p>
-    <w:p>
-      <w:pPr>
-        <w:rPr/>
-      </w:pPr>
-      <w:r>
-        <w:rPr>
-          <w:rFonts w:ascii="Arial Unicode MS" w:cs="Arial Unicode MS" w:eastAsia="Arial Unicode MS" w:hAnsi="Arial Unicode MS"/>
-          <w:rtl w:val="0"/>
-        </w:rPr>
-        <w:t xml:space="preserve">↓</w:t>
-      </w:r>
-    </w:p>
-    <w:p>
-      <w:pPr>
-        <w:rPr/>
-      </w:pPr>
-      <w:r>
-        <w:rPr>
-          <w:rtl w:val="0"/>
-        </w:rPr>
-      </w:r>
-    </w:p>
-    <w:p>
-      <w:pPr>
-        <w:rPr/>
-      </w:pPr>
-      <w:r>
-        <w:rPr>
-          <w:rtl w:val="0"/>
-        </w:rPr>
-        <w:t xml:space="preserve">Implementación</w:t>
-      </w:r>
-    </w:p>
-    <w:p>
-      <w:pPr>
-        <w:rPr/>
-      </w:pPr>
-      <w:r>
-        <w:rPr>
-          <w:rtl w:val="0"/>
-        </w:rPr>
-      </w:r>
-    </w:p>
-    <w:p>
-      <w:pPr>
-        <w:rPr/>
-      </w:pPr>
-      <w:r>
-        <w:rPr>
-          <w:rFonts w:ascii="Arial Unicode MS" w:cs="Arial Unicode MS" w:eastAsia="Arial Unicode MS" w:hAnsi="Arial Unicode MS"/>
-          <w:rtl w:val="0"/>
-        </w:rPr>
-        <w:t xml:space="preserve">↓</w:t>
-      </w:r>
-    </w:p>
-    <w:p>
-      <w:pPr>
-        <w:rPr/>
-      </w:pPr>
-      <w:r>
-        <w:rPr>
-          <w:rtl w:val="0"/>
-        </w:rPr>
-      </w:r>
-    </w:p>
-    <w:p>
-      <w:pPr>
-        <w:rPr/>
-      </w:pPr>
-      <w:r>
-        <w:rPr>
-          <w:rtl w:val="0"/>
-        </w:rPr>
-        <w:t xml:space="preserve">Backtesting</w:t>
-      </w:r>
-    </w:p>
-    <w:p>
-      <w:pPr>
-        <w:rPr/>
-      </w:pPr>
-      <w:r>
-        <w:rPr>
-          <w:rtl w:val="0"/>
-        </w:rPr>
-      </w:r>
-    </w:p>
-    <w:p>
-      <w:pPr>
-        <w:rPr/>
-      </w:pPr>
-      <w:r>
-        <w:rPr>
-          <w:rFonts w:ascii="Arial Unicode MS" w:cs="Arial Unicode MS" w:eastAsia="Arial Unicode MS" w:hAnsi="Arial Unicode MS"/>
-          <w:rtl w:val="0"/>
-        </w:rPr>
-        <w:t xml:space="preserve">↓</w:t>
-      </w:r>
-    </w:p>
-    <w:p>
-      <w:pPr>
-        <w:rPr/>
-      </w:pPr>
-      <w:r>
-        <w:rPr>
-          <w:rtl w:val="0"/>
-        </w:rPr>
-      </w:r>
-    </w:p>
-    <w:p>
-      <w:pPr>
-        <w:rPr/>
-      </w:pPr>
-      <w:r>
-        <w:rPr>
-          <w:rtl w:val="0"/>
-        </w:rPr>
-        <w:t xml:space="preserve">Validación estadística</w:t>
-      </w:r>
-    </w:p>
-    <w:p>
-      <w:pPr>
-        <w:rPr/>
-      </w:pPr>
-      <w:r>
-        <w:rPr>
-          <w:rtl w:val="0"/>
-        </w:rPr>
-      </w:r>
-    </w:p>
-    <w:p>
-      <w:pPr>
-        <w:rPr/>
-      </w:pPr>
-      <w:r>
-        <w:rPr>
-          <w:rFonts w:ascii="Arial Unicode MS" w:cs="Arial Unicode MS" w:eastAsia="Arial Unicode MS" w:hAnsi="Arial Unicode MS"/>
-          <w:rtl w:val="0"/>
-        </w:rPr>
-        <w:t xml:space="preserve">↓</w:t>
-      </w:r>
-    </w:p>
-    <w:p>
-      <w:pPr>
-        <w:rPr/>
-      </w:pPr>
-      <w:r>
-        <w:rPr>
-          <w:rtl w:val="0"/>
-        </w:rPr>
-      </w:r>
-    </w:p>
-    <w:p>
-      <w:pPr>
-        <w:rPr/>
-      </w:pPr>
-      <w:r>
-        <w:rPr>
-          <w:rtl w:val="0"/>
-        </w:rPr>
-        <w:t xml:space="preserve">Walk Forward</w:t>
-      </w:r>
-    </w:p>
-    <w:p>
-      <w:pPr>
-        <w:rPr/>
-      </w:pPr>
-      <w:r>
-        <w:rPr>
-          <w:rtl w:val="0"/>
-        </w:rPr>
-      </w:r>
-    </w:p>
-    <w:p>
-      <w:pPr>
-        <w:rPr/>
-      </w:pPr>
-      <w:r>
-        <w:rPr>
-          <w:rFonts w:ascii="Arial Unicode MS" w:cs="Arial Unicode MS" w:eastAsia="Arial Unicode MS" w:hAnsi="Arial Unicode MS"/>
-          <w:rtl w:val="0"/>
-        </w:rPr>
-        <w:t xml:space="preserve">↓</w:t>
-      </w:r>
-    </w:p>
-    <w:p>
-      <w:pPr>
-        <w:rPr/>
-      </w:pPr>
-      <w:r>
-        <w:rPr>
-          <w:rtl w:val="0"/>
-        </w:rPr>
-      </w:r>
-    </w:p>
-    <w:p>
-      <w:pPr>
-        <w:rPr/>
-      </w:pPr>
-      <w:r>
-        <w:rPr>
-          <w:rtl w:val="0"/>
-        </w:rPr>
-        <w:t xml:space="preserve">Paper Trading</w:t>
-      </w:r>
-    </w:p>
-    <w:p>
-      <w:pPr>
-        <w:rPr/>
-      </w:pPr>
-      <w:r>
-        <w:rPr>
-          <w:rtl w:val="0"/>
-        </w:rPr>
-      </w:r>
-    </w:p>
-    <w:p>
-      <w:pPr>
-        <w:rPr/>
-      </w:pPr>
-      <w:r>
-        <w:rPr>
-          <w:rFonts w:ascii="Arial Unicode MS" w:cs="Arial Unicode MS" w:eastAsia="Arial Unicode MS" w:hAnsi="Arial Unicode MS"/>
-          <w:rtl w:val="0"/>
-        </w:rPr>
-        <w:t xml:space="preserve">↓</w:t>
-      </w:r>
-    </w:p>
-    <w:p>
-      <w:pPr>
-        <w:rPr/>
-      </w:pPr>
-      <w:r>
-        <w:rPr>
-          <w:rtl w:val="0"/>
-        </w:rPr>
-      </w:r>
-    </w:p>
-    <w:p>
-      <w:pPr>
-        <w:rPr/>
-      </w:pPr>
-      <w:r>
-        <w:rPr>
-          <w:rtl w:val="0"/>
-        </w:rPr>
-        <w:t xml:space="preserve">Microcapital</w:t>
-      </w:r>
-    </w:p>
-    <w:p>
-      <w:pPr>
-        <w:rPr/>
-      </w:pPr>
-      <w:r>
-        <w:rPr>
-          <w:rtl w:val="0"/>
-        </w:rPr>
-      </w:r>
-    </w:p>
-    <w:p>
-      <w:pPr>
-        <w:rPr/>
-      </w:pPr>
-      <w:r>
-        <w:rPr>
-          <w:rFonts w:ascii="Arial Unicode MS" w:cs="Arial Unicode MS" w:eastAsia="Arial Unicode MS" w:hAnsi="Arial Unicode MS"/>
-          <w:rtl w:val="0"/>
-        </w:rPr>
-        <w:t xml:space="preserve">↓</w:t>
-      </w:r>
-    </w:p>
-    <w:p>
-      <w:pPr>
-        <w:rPr/>
-      </w:pPr>
-      <w:r>
-        <w:rPr>
-          <w:rtl w:val="0"/>
-        </w:rPr>
-      </w:r>
-    </w:p>
-    <w:p>
-      <w:pPr>
-        <w:rPr/>
-      </w:pPr>
-      <w:r>
-        <w:rPr>
-          <w:rtl w:val="0"/>
-        </w:rPr>
-        <w:t xml:space="preserve">Producción controlada</w:t>
-      </w:r>
-    </w:p>
-    <w:p>
-      <w:pPr>
-        <w:rPr/>
-      </w:pPr>
-      <w:r>
-        <w:rPr>
-          <w:rtl w:val="0"/>
-        </w:rPr>
-      </w:r>
-    </w:p>
-    <w:p>
-      <w:pPr>
-        <w:rPr/>
-      </w:pPr>
-      <w:r>
-        <w:rPr>
-          <w:rFonts w:ascii="Arial Unicode MS" w:cs="Arial Unicode MS" w:eastAsia="Arial Unicode MS" w:hAnsi="Arial Unicode MS"/>
-          <w:rtl w:val="0"/>
-        </w:rPr>
-        <w:t xml:space="preserve">↓</w:t>
-      </w:r>
-    </w:p>
-    <w:p>
-      <w:pPr>
-        <w:rPr/>
-      </w:pPr>
-      <w:r>
-        <w:rPr>
-          <w:rtl w:val="0"/>
-        </w:rPr>
-      </w:r>
-    </w:p>
-    <w:p>
-      <w:pPr>
-        <w:rPr/>
-      </w:pPr>
-      <w:r>
-        <w:rPr>
-          <w:rtl w:val="0"/>
-        </w:rPr>
-        <w:t xml:space="preserve">Monitoreo continuo</w:t>
-      </w:r>
-    </w:p>
-    <w:p>
-      <w:pPr>
-        <w:rPr/>
-      </w:pPr>
-      <w:r>
-        <w:rPr>
-          <w:rtl w:val="0"/>
-        </w:rPr>
-      </w:r>
-    </w:p>
-    <w:p>
-      <w:pPr>
-        <w:rPr/>
-      </w:pPr>
-      <w:r>
-        <w:rPr>
-          <w:rFonts w:ascii="Arial Unicode MS" w:cs="Arial Unicode MS" w:eastAsia="Arial Unicode MS" w:hAnsi="Arial Unicode MS"/>
-          <w:rtl w:val="0"/>
-        </w:rPr>
-        <w:t xml:space="preserve">↓</w:t>
-      </w:r>
-    </w:p>
-    <w:p>
-      <w:pPr>
-        <w:rPr/>
-      </w:pPr>
-      <w:r>
-        <w:rPr>
-          <w:rtl w:val="0"/>
-        </w:rPr>
-      </w:r>
-    </w:p>
-    <w:p>
-      <w:pPr>
-        <w:rPr/>
-      </w:pPr>
-      <w:r>
-        <w:rPr>
-          <w:rtl w:val="0"/>
-        </w:rPr>
-        <w:t xml:space="preserve">Reevaluación permanente</w:t>
+        <w:t xml:space="preserve">Antes de iniciar cualquier experimento deberán verificarse:</w:t>
+      </w:r>
+    </w:p>
+    <w:p>
+      <w:pPr>
+        <w:numPr>
+          <w:ilvl w:val="0"/>
+          <w:numId w:val="15"/>
+        </w:numPr>
+        <w:spacing w:after="0" w:afterAutospacing="0" w:before="240" w:lineRule="auto"/>
+        <w:ind w:left="720" w:hanging="360"/>
+      </w:pPr>
+      <w:r>
+        <w:rPr>
+          <w:rtl w:val="0"/>
+        </w:rPr>
+        <w:t xml:space="preserve">integridad;</w:t>
+      </w:r>
+    </w:p>
+    <w:p>
+      <w:pPr>
+        <w:numPr>
+          <w:ilvl w:val="0"/>
+          <w:numId w:val="15"/>
+        </w:numPr>
+        <w:spacing w:after="0" w:afterAutospacing="0" w:before="0" w:beforeAutospacing="0" w:lineRule="auto"/>
+        <w:ind w:left="720" w:hanging="360"/>
+      </w:pPr>
+      <w:r>
+        <w:rPr>
+          <w:rtl w:val="0"/>
+        </w:rPr>
+        <w:t xml:space="preserve">valores faltantes;</w:t>
+      </w:r>
+    </w:p>
+    <w:p>
+      <w:pPr>
+        <w:numPr>
+          <w:ilvl w:val="0"/>
+          <w:numId w:val="15"/>
+        </w:numPr>
+        <w:spacing w:after="0" w:afterAutospacing="0" w:before="0" w:beforeAutospacing="0" w:lineRule="auto"/>
+        <w:ind w:left="720" w:hanging="360"/>
+      </w:pPr>
+      <w:r>
+        <w:rPr>
+          <w:rtl w:val="0"/>
+        </w:rPr>
+        <w:t xml:space="preserve">duplicados;</w:t>
+      </w:r>
+    </w:p>
+    <w:p>
+      <w:pPr>
+        <w:numPr>
+          <w:ilvl w:val="0"/>
+          <w:numId w:val="15"/>
+        </w:numPr>
+        <w:spacing w:after="0" w:afterAutospacing="0" w:before="0" w:beforeAutospacing="0" w:lineRule="auto"/>
+        <w:ind w:left="720" w:hanging="360"/>
+      </w:pPr>
+      <w:r>
+        <w:rPr>
+          <w:rtl w:val="0"/>
+        </w:rPr>
+        <w:t xml:space="preserve">fechas;</w:t>
+      </w:r>
+    </w:p>
+    <w:p>
+      <w:pPr>
+        <w:numPr>
+          <w:ilvl w:val="0"/>
+          <w:numId w:val="15"/>
+        </w:numPr>
+        <w:spacing w:after="0" w:afterAutospacing="0" w:before="0" w:beforeAutospacing="0" w:lineRule="auto"/>
+        <w:ind w:left="720" w:hanging="360"/>
+      </w:pPr>
+      <w:r>
+        <w:rPr>
+          <w:rtl w:val="0"/>
+        </w:rPr>
+        <w:t xml:space="preserve">splits;</w:t>
+      </w:r>
+    </w:p>
+    <w:p>
+      <w:pPr>
+        <w:numPr>
+          <w:ilvl w:val="0"/>
+          <w:numId w:val="15"/>
+        </w:numPr>
+        <w:spacing w:after="0" w:afterAutospacing="0" w:before="0" w:beforeAutospacing="0" w:lineRule="auto"/>
+        <w:ind w:left="720" w:hanging="360"/>
+      </w:pPr>
+      <w:r>
+        <w:rPr>
+          <w:rtl w:val="0"/>
+        </w:rPr>
+        <w:t xml:space="preserve">dividendos;</w:t>
+      </w:r>
+    </w:p>
+    <w:p>
+      <w:pPr>
+        <w:numPr>
+          <w:ilvl w:val="0"/>
+          <w:numId w:val="15"/>
+        </w:numPr>
+        <w:spacing w:after="0" w:afterAutospacing="0" w:before="0" w:beforeAutospacing="0" w:lineRule="auto"/>
+        <w:ind w:left="720" w:hanging="360"/>
+      </w:pPr>
+      <w:r>
+        <w:rPr>
+          <w:rtl w:val="0"/>
+        </w:rPr>
+        <w:t xml:space="preserve">ajustes;</w:t>
+      </w:r>
+    </w:p>
+    <w:p>
+      <w:pPr>
+        <w:numPr>
+          <w:ilvl w:val="0"/>
+          <w:numId w:val="15"/>
+        </w:numPr>
+        <w:spacing w:after="0" w:afterAutospacing="0" w:before="0" w:beforeAutospacing="0" w:lineRule="auto"/>
+        <w:ind w:left="720" w:hanging="360"/>
+      </w:pPr>
+      <w:r>
+        <w:rPr>
+          <w:rtl w:val="0"/>
+        </w:rPr>
+        <w:t xml:space="preserve">zonas horarias;</w:t>
+      </w:r>
+    </w:p>
+    <w:p>
+      <w:pPr>
+        <w:numPr>
+          <w:ilvl w:val="0"/>
+          <w:numId w:val="15"/>
+        </w:numPr>
+        <w:spacing w:after="240" w:before="0" w:beforeAutospacing="0" w:lineRule="auto"/>
+        <w:ind w:left="720" w:hanging="360"/>
+      </w:pPr>
+      <w:r>
+        <w:rPr>
+          <w:rtl w:val="0"/>
+        </w:rPr>
+        <w:t xml:space="preserve">consistencia.</w:t>
       </w:r>
     </w:p>
     <w:p>
@@ -1550,7 +2599,7 @@
         <w:rPr>
           <w:rtl w:val="0"/>
         </w:rPr>
-        <w:t xml:space="preserve">No podrán omitirse etapas salvo autorización explícita documentada.</w:t>
+        <w:t xml:space="preserve">Si los datos fallan, el experimento será inválido.</w:t>
       </w:r>
     </w:p>
     <w:p>
@@ -1581,8 +2630,8 @@
           <w:szCs w:val="46"/>
         </w:rPr>
       </w:pPr>
-      <w:bookmarkStart w:colFirst="0" w:colLast="0" w:name="_jmkgiu8l1bz3" w:id="13"/>
-      <w:bookmarkEnd w:id="13"/>
+      <w:bookmarkStart w:colFirst="0" w:colLast="0" w:name="_bvajpk93abue" w:id="24"/>
+      <w:bookmarkEnd w:id="24"/>
       <w:r>
         <w:rPr>
           <w:b w:val="1"/>
@@ -1591,7 +2640,164 @@
           <w:szCs w:val="46"/>
           <w:rtl w:val="0"/>
         </w:rPr>
-        <w:t xml:space="preserve">5. Definiciones</w:t>
+        <w:t xml:space="preserve">8. Validación estadística</w:t>
+      </w:r>
+    </w:p>
+    <w:p>
+      <w:pPr>
+        <w:spacing w:after="240" w:before="240" w:lineRule="auto"/>
+        <w:rPr/>
+      </w:pPr>
+      <w:r>
+        <w:rPr>
+          <w:rtl w:val="0"/>
+        </w:rPr>
+        <w:t xml:space="preserve">El sistema nunca aceptará una estrategia únicamente porque obtuvo buenos resultados históricos.</w:t>
+      </w:r>
+    </w:p>
+    <w:p>
+      <w:pPr>
+        <w:spacing w:after="240" w:before="240" w:lineRule="auto"/>
+        <w:rPr/>
+      </w:pPr>
+      <w:r>
+        <w:rPr>
+          <w:rtl w:val="0"/>
+        </w:rPr>
+        <w:t xml:space="preserve">Como mínimo deberá superar:</w:t>
+      </w:r>
+    </w:p>
+    <w:p>
+      <w:pPr>
+        <w:numPr>
+          <w:ilvl w:val="0"/>
+          <w:numId w:val="8"/>
+        </w:numPr>
+        <w:spacing w:after="0" w:afterAutospacing="0" w:before="240" w:lineRule="auto"/>
+        <w:ind w:left="720" w:hanging="360"/>
+      </w:pPr>
+      <w:r>
+        <w:rPr>
+          <w:rtl w:val="0"/>
+        </w:rPr>
+        <w:t xml:space="preserve">entrenamiento;</w:t>
+      </w:r>
+    </w:p>
+    <w:p>
+      <w:pPr>
+        <w:numPr>
+          <w:ilvl w:val="0"/>
+          <w:numId w:val="8"/>
+        </w:numPr>
+        <w:spacing w:after="0" w:afterAutospacing="0" w:before="0" w:beforeAutospacing="0" w:lineRule="auto"/>
+        <w:ind w:left="720" w:hanging="360"/>
+      </w:pPr>
+      <w:r>
+        <w:rPr>
+          <w:rtl w:val="0"/>
+        </w:rPr>
+        <w:t xml:space="preserve">out-of-sample;</w:t>
+      </w:r>
+    </w:p>
+    <w:p>
+      <w:pPr>
+        <w:numPr>
+          <w:ilvl w:val="0"/>
+          <w:numId w:val="8"/>
+        </w:numPr>
+        <w:spacing w:after="0" w:afterAutospacing="0" w:before="0" w:beforeAutospacing="0" w:lineRule="auto"/>
+        <w:ind w:left="720" w:hanging="360"/>
+      </w:pPr>
+      <w:r>
+        <w:rPr>
+          <w:rtl w:val="0"/>
+        </w:rPr>
+        <w:t xml:space="preserve">Walk Forward;</w:t>
+      </w:r>
+    </w:p>
+    <w:p>
+      <w:pPr>
+        <w:numPr>
+          <w:ilvl w:val="0"/>
+          <w:numId w:val="8"/>
+        </w:numPr>
+        <w:spacing w:after="0" w:afterAutospacing="0" w:before="0" w:beforeAutospacing="0" w:lineRule="auto"/>
+        <w:ind w:left="720" w:hanging="360"/>
+      </w:pPr>
+      <w:r>
+        <w:rPr>
+          <w:rtl w:val="0"/>
+        </w:rPr>
+        <w:t xml:space="preserve">análisis de sensibilidad;</w:t>
+      </w:r>
+    </w:p>
+    <w:p>
+      <w:pPr>
+        <w:numPr>
+          <w:ilvl w:val="0"/>
+          <w:numId w:val="8"/>
+        </w:numPr>
+        <w:spacing w:after="240" w:before="0" w:beforeAutospacing="0" w:lineRule="auto"/>
+        <w:ind w:left="720" w:hanging="360"/>
+      </w:pPr>
+      <w:r>
+        <w:rPr>
+          <w:rtl w:val="0"/>
+        </w:rPr>
+        <w:t xml:space="preserve">comparación contra baseline.</w:t>
+      </w:r>
+    </w:p>
+    <w:p>
+      <w:pPr>
+        <w:rPr/>
+      </w:pPr>
+      <w:r>
+        <w:pict>
+          <v:rect style="width:0.0pt;height:1.5pt" o:hr="t" o:hrstd="t" o:hralign="center" fillcolor="#A0A0A0" stroked="f"/>
+        </w:pict>
+      </w:r>
+      <w:r>
+        <w:rPr>
+          <w:rtl w:val="0"/>
+        </w:rPr>
+      </w:r>
+    </w:p>
+    <w:p>
+      <w:pPr>
+        <w:pStyle w:val="Heading1"/>
+        <w:keepNext w:val="0"/>
+        <w:keepLines w:val="0"/>
+        <w:spacing w:before="480" w:lineRule="auto"/>
+        <w:rPr>
+          <w:b w:val="1"/>
+          <w:bCs w:val="1"/>
+          <w:sz w:val="46"/>
+          <w:szCs w:val="46"/>
+        </w:rPr>
+      </w:pPr>
+      <w:bookmarkStart w:colFirst="0" w:colLast="0" w:name="_himq96g1yuu0" w:id="25"/>
+      <w:bookmarkEnd w:id="25"/>
+      <w:r>
+        <w:rPr>
+          <w:b w:val="1"/>
+          <w:bCs w:val="1"/>
+          <w:sz w:val="46"/>
+          <w:szCs w:val="46"/>
+          <w:rtl w:val="0"/>
+        </w:rPr>
+        <w:t xml:space="preserve">9. Validación operacional</w:t>
+      </w:r>
+    </w:p>
+    <w:p>
+      <w:pPr>
+        <w:spacing w:after="240" w:before="240" w:lineRule="auto"/>
+        <w:rPr/>
+      </w:pPr>
+      <w:r>
+        <w:rPr>
+          <w:rtl w:val="0"/>
+        </w:rPr>
+        <w:t xml:space="preserve">Una estrategia estadísticamente válida aún deberá superar:</w:t>
       </w:r>
     </w:p>
     <w:p>
@@ -1607,8 +2813,8 @@
           <w:szCs w:val="34"/>
         </w:rPr>
       </w:pPr>
-      <w:bookmarkStart w:colFirst="0" w:colLast="0" w:name="_3dur2uw7bztg" w:id="14"/>
-      <w:bookmarkEnd w:id="14"/>
+      <w:bookmarkStart w:colFirst="0" w:colLast="0" w:name="_eiwq8krhrvii" w:id="26"/>
+      <w:bookmarkEnd w:id="26"/>
       <w:r>
         <w:rPr>
           <w:b w:val="1"/>
@@ -1617,7 +2823,7 @@
           <w:szCs w:val="34"/>
           <w:rtl w:val="0"/>
         </w:rPr>
-        <w:t xml:space="preserve">Idea</w:t>
+        <w:t xml:space="preserve">Paper Trading</w:t>
       </w:r>
     </w:p>
     <w:p>
@@ -1629,47 +2835,7 @@
         <w:rPr>
           <w:rtl w:val="0"/>
         </w:rPr>
-        <w:t xml:space="preserve">Observación inicial que podría aportar valor.</w:t>
-      </w:r>
-    </w:p>
-    <w:p>
-      <w:pPr>
-        <w:spacing w:after="240" w:before="240" w:lineRule="auto"/>
-        <w:rPr/>
-      </w:pPr>
-      <w:r>
-        <w:rPr>
-          <w:rtl w:val="0"/>
-        </w:rPr>
-        <w:t xml:space="preserve">Ejemplo:</w:t>
-      </w:r>
-    </w:p>
-    <w:p>
-      <w:pPr>
-        <w:spacing w:after="240" w:before="240" w:lineRule="auto"/>
-        <w:ind w:left="600" w:right="600" w:firstLine="0"/>
-        <w:rPr/>
-      </w:pPr>
-      <w:r>
-        <w:rPr>
-          <w:rtl w:val="0"/>
-        </w:rPr>
-        <w:t xml:space="preserve">"El momentum funciona mejor combinado con factores fundamentales."</w:t>
-      </w:r>
-    </w:p>
-    <w:p>
-      <w:pPr>
-        <w:rPr/>
-      </w:pPr>
-      <w:r>
-        <w:pict>
-          <v:rect style="width:0.0pt;height:1.5pt" o:hr="t" o:hrstd="t" o:hralign="center" fillcolor="#A0A0A0" stroked="f"/>
-        </w:pict>
-      </w:r>
-      <w:r>
-        <w:rPr>
-          <w:rtl w:val="0"/>
-        </w:rPr>
+        <w:t xml:space="preserve">Posteriormente</w:t>
       </w:r>
     </w:p>
     <w:p>
@@ -1685,8 +2851,8 @@
           <w:szCs w:val="34"/>
         </w:rPr>
       </w:pPr>
-      <w:bookmarkStart w:colFirst="0" w:colLast="0" w:name="_ol6o7ker0l0o" w:id="15"/>
-      <w:bookmarkEnd w:id="15"/>
+      <w:bookmarkStart w:colFirst="0" w:colLast="0" w:name="_tfudo9canfyi" w:id="27"/>
+      <w:bookmarkEnd w:id="27"/>
       <w:r>
         <w:rPr>
           <w:b w:val="1"/>
@@ -1695,7 +2861,7 @@
           <w:szCs w:val="34"/>
           <w:rtl w:val="0"/>
         </w:rPr>
-        <w:t xml:space="preserve">Hipótesis</w:t>
+        <w:t xml:space="preserve">Microcapital</w:t>
       </w:r>
     </w:p>
     <w:p>
@@ -1707,47 +2873,7 @@
         <w:rPr>
           <w:rtl w:val="0"/>
         </w:rPr>
-        <w:t xml:space="preserve">Transformación de una idea en una afirmación medible.</w:t>
-      </w:r>
-    </w:p>
-    <w:p>
-      <w:pPr>
-        <w:spacing w:after="240" w:before="240" w:lineRule="auto"/>
-        <w:rPr/>
-      </w:pPr>
-      <w:r>
-        <w:rPr>
-          <w:rtl w:val="0"/>
-        </w:rPr>
-        <w:t xml:space="preserve">Ejemplo:</w:t>
-      </w:r>
-    </w:p>
-    <w:p>
-      <w:pPr>
-        <w:spacing w:after="240" w:before="240" w:lineRule="auto"/>
-        <w:ind w:left="600" w:right="600" w:firstLine="0"/>
-        <w:rPr/>
-      </w:pPr>
-      <w:r>
-        <w:rPr>
-          <w:rtl w:val="0"/>
-        </w:rPr>
-        <w:t xml:space="preserve">"La combinación Momentum + Quality mejora el Sharpe Ratio al menos un 10% respecto al baseline."</w:t>
-      </w:r>
-    </w:p>
-    <w:p>
-      <w:pPr>
-        <w:rPr/>
-      </w:pPr>
-      <w:r>
-        <w:pict>
-          <v:rect style="width:0.0pt;height:1.5pt" o:hr="t" o:hrstd="t" o:hralign="center" fillcolor="#A0A0A0" stroked="f"/>
-        </w:pict>
-      </w:r>
-      <w:r>
-        <w:rPr>
-          <w:rtl w:val="0"/>
-        </w:rPr>
+        <w:t xml:space="preserve">Posteriormente</w:t>
       </w:r>
     </w:p>
     <w:p>
@@ -1763,8 +2889,8 @@
           <w:szCs w:val="34"/>
         </w:rPr>
       </w:pPr>
-      <w:bookmarkStart w:colFirst="0" w:colLast="0" w:name="_d0y76b88hrsw" w:id="16"/>
-      <w:bookmarkEnd w:id="16"/>
+      <w:bookmarkStart w:colFirst="0" w:colLast="0" w:name="_14a75rdxsgk7" w:id="28"/>
+      <w:bookmarkEnd w:id="28"/>
       <w:r>
         <w:rPr>
           <w:b w:val="1"/>
@@ -1773,7 +2899,7 @@
           <w:szCs w:val="34"/>
           <w:rtl w:val="0"/>
         </w:rPr>
-        <w:t xml:space="preserve">Experimento</w:t>
+        <w:t xml:space="preserve">Escalado gradual</w:t>
       </w:r>
     </w:p>
     <w:p>
@@ -1785,125 +2911,7 @@
         <w:rPr>
           <w:rtl w:val="0"/>
         </w:rPr>
-        <w:t xml:space="preserve">Proceso diseñado para comprobar la hipótesis.</w:t>
-      </w:r>
-    </w:p>
-    <w:p>
-      <w:pPr>
-        <w:spacing w:after="240" w:before="240" w:lineRule="auto"/>
-        <w:rPr/>
-      </w:pPr>
-      <w:r>
-        <w:rPr>
-          <w:rtl w:val="0"/>
-        </w:rPr>
-        <w:t xml:space="preserve">Debe ser completamente reproducible.</w:t>
-      </w:r>
-    </w:p>
-    <w:p>
-      <w:pPr>
-        <w:rPr/>
-      </w:pPr>
-      <w:r>
-        <w:pict>
-          <v:rect style="width:0.0pt;height:1.5pt" o:hr="t" o:hrstd="t" o:hralign="center" fillcolor="#A0A0A0" stroked="f"/>
-        </w:pict>
-      </w:r>
-      <w:r>
-        <w:rPr>
-          <w:rtl w:val="0"/>
-        </w:rPr>
-      </w:r>
-    </w:p>
-    <w:p>
-      <w:pPr>
-        <w:pStyle w:val="Heading2"/>
-        <w:keepNext w:val="0"/>
-        <w:keepLines w:val="0"/>
-        <w:spacing w:after="80" w:lineRule="auto"/>
-        <w:rPr>
-          <w:b w:val="1"/>
-          <w:bCs w:val="1"/>
-          <w:sz w:val="34"/>
-          <w:szCs w:val="34"/>
-        </w:rPr>
-      </w:pPr>
-      <w:bookmarkStart w:colFirst="0" w:colLast="0" w:name="_qc9sz5wyb9hu" w:id="17"/>
-      <w:bookmarkEnd w:id="17"/>
-      <w:r>
-        <w:rPr>
-          <w:b w:val="1"/>
-          <w:bCs w:val="1"/>
-          <w:sz w:val="34"/>
-          <w:szCs w:val="34"/>
-          <w:rtl w:val="0"/>
-        </w:rPr>
-        <w:t xml:space="preserve">Evidencia</w:t>
-      </w:r>
-    </w:p>
-    <w:p>
-      <w:pPr>
-        <w:spacing w:after="240" w:before="240" w:lineRule="auto"/>
-        <w:rPr/>
-      </w:pPr>
-      <w:r>
-        <w:rPr>
-          <w:rtl w:val="0"/>
-        </w:rPr>
-        <w:t xml:space="preserve">Resultado cuantitativo obtenido mediante el experimento.</w:t>
-      </w:r>
-    </w:p>
-    <w:p>
-      <w:pPr>
-        <w:rPr/>
-      </w:pPr>
-      <w:r>
-        <w:pict>
-          <v:rect style="width:0.0pt;height:1.5pt" o:hr="t" o:hrstd="t" o:hralign="center" fillcolor="#A0A0A0" stroked="f"/>
-        </w:pict>
-      </w:r>
-      <w:r>
-        <w:rPr>
-          <w:rtl w:val="0"/>
-        </w:rPr>
-      </w:r>
-    </w:p>
-    <w:p>
-      <w:pPr>
-        <w:pStyle w:val="Heading2"/>
-        <w:keepNext w:val="0"/>
-        <w:keepLines w:val="0"/>
-        <w:spacing w:after="80" w:lineRule="auto"/>
-        <w:rPr>
-          <w:b w:val="1"/>
-          <w:bCs w:val="1"/>
-          <w:sz w:val="34"/>
-          <w:szCs w:val="34"/>
-        </w:rPr>
-      </w:pPr>
-      <w:bookmarkStart w:colFirst="0" w:colLast="0" w:name="_707f2sfkaaed" w:id="18"/>
-      <w:bookmarkEnd w:id="18"/>
-      <w:r>
-        <w:rPr>
-          <w:b w:val="1"/>
-          <w:bCs w:val="1"/>
-          <w:sz w:val="34"/>
-          <w:szCs w:val="34"/>
-          <w:rtl w:val="0"/>
-        </w:rPr>
-        <w:t xml:space="preserve">Conclusión</w:t>
-      </w:r>
-    </w:p>
-    <w:p>
-      <w:pPr>
-        <w:spacing w:after="240" w:before="240" w:lineRule="auto"/>
-        <w:rPr/>
-      </w:pPr>
-      <w:r>
-        <w:rPr>
-          <w:rtl w:val="0"/>
-        </w:rPr>
-        <w:t xml:space="preserve">Decisión basada exclusivamente en la evidencia obtenida.</w:t>
+        <w:t xml:space="preserve">Cada fase constituye un filtro independiente.</w:t>
       </w:r>
     </w:p>
     <w:p>
@@ -1934,8 +2942,8 @@
           <w:szCs w:val="46"/>
         </w:rPr>
       </w:pPr>
-      <w:bookmarkStart w:colFirst="0" w:colLast="0" w:name="_ka6ikj5mihpc" w:id="19"/>
-      <w:bookmarkEnd w:id="19"/>
+      <w:bookmarkStart w:colFirst="0" w:colLast="0" w:name="_uvjm34rnd9ka" w:id="29"/>
+      <w:bookmarkEnd w:id="29"/>
       <w:r>
         <w:rPr>
           <w:b w:val="1"/>
@@ -1944,33 +2952,7 @@
           <w:szCs w:val="46"/>
           <w:rtl w:val="0"/>
         </w:rPr>
-        <w:t xml:space="preserve">6. Requisitos obligatorios</w:t>
-      </w:r>
-    </w:p>
-    <w:p>
-      <w:pPr>
-        <w:pStyle w:val="Heading2"/>
-        <w:keepNext w:val="0"/>
-        <w:keepLines w:val="0"/>
-        <w:spacing w:after="80" w:lineRule="auto"/>
-        <w:rPr>
-          <w:b w:val="1"/>
-          <w:bCs w:val="1"/>
-          <w:sz w:val="34"/>
-          <w:szCs w:val="34"/>
-        </w:rPr>
-      </w:pPr>
-      <w:bookmarkStart w:colFirst="0" w:colLast="0" w:name="_czqo6u5cgf7t" w:id="20"/>
-      <w:bookmarkEnd w:id="20"/>
-      <w:r>
-        <w:rPr>
-          <w:b w:val="1"/>
-          <w:bCs w:val="1"/>
-          <w:sz w:val="34"/>
-          <w:szCs w:val="34"/>
-          <w:rtl w:val="0"/>
-        </w:rPr>
-        <w:t xml:space="preserve">REQ-004-001</w:t>
+        <w:t xml:space="preserve">10. Criterios de aceptación</w:t>
       </w:r>
     </w:p>
     <w:p>
@@ -1982,67 +2964,14 @@
         <w:rPr>
           <w:rtl w:val="0"/>
         </w:rPr>
-        <w:t xml:space="preserve">Toda hipótesis deberá poseer un objetivo cuantificable.</w:t>
-      </w:r>
-    </w:p>
-    <w:p>
-      <w:pPr>
-        <w:rPr/>
-      </w:pPr>
-      <w:r>
-        <w:pict>
-          <v:rect style="width:0.0pt;height:1.5pt" o:hr="t" o:hrstd="t" o:hralign="center" fillcolor="#A0A0A0" stroked="f"/>
-        </w:pict>
-      </w:r>
-      <w:r>
-        <w:rPr>
-          <w:rtl w:val="0"/>
-        </w:rPr>
-      </w:r>
-    </w:p>
-    <w:p>
-      <w:pPr>
-        <w:pStyle w:val="Heading2"/>
-        <w:keepNext w:val="0"/>
-        <w:keepLines w:val="0"/>
-        <w:spacing w:after="80" w:lineRule="auto"/>
-        <w:rPr>
-          <w:b w:val="1"/>
-          <w:bCs w:val="1"/>
-          <w:sz w:val="34"/>
-          <w:szCs w:val="34"/>
-        </w:rPr>
-      </w:pPr>
-      <w:bookmarkStart w:colFirst="0" w:colLast="0" w:name="_gzlh333q6vua" w:id="21"/>
-      <w:bookmarkEnd w:id="21"/>
-      <w:r>
-        <w:rPr>
-          <w:b w:val="1"/>
-          <w:bCs w:val="1"/>
-          <w:sz w:val="34"/>
-          <w:szCs w:val="34"/>
-          <w:rtl w:val="0"/>
-        </w:rPr>
-        <w:t xml:space="preserve">REQ-004-002</w:t>
-      </w:r>
-    </w:p>
-    <w:p>
-      <w:pPr>
-        <w:spacing w:after="240" w:before="240" w:lineRule="auto"/>
-        <w:rPr/>
-      </w:pPr>
-      <w:r>
-        <w:rPr>
-          <w:rtl w:val="0"/>
-        </w:rPr>
-        <w:t xml:space="preserve">Toda hipótesis deberá definir previamente:</w:t>
-      </w:r>
-    </w:p>
-    <w:p>
-      <w:pPr>
-        <w:numPr>
-          <w:ilvl w:val="0"/>
-          <w:numId w:val="7"/>
+        <w:t xml:space="preserve">Una propuesta solo podrá incorporarse al sistema si demuestra:</w:t>
+      </w:r>
+    </w:p>
+    <w:p>
+      <w:pPr>
+        <w:numPr>
+          <w:ilvl w:val="0"/>
+          <w:numId w:val="11"/>
         </w:numPr>
         <w:spacing w:after="0" w:afterAutospacing="0" w:before="240" w:lineRule="auto"/>
         <w:ind w:left="720" w:hanging="360"/>
@@ -2051,14 +2980,14 @@
         <w:rPr>
           <w:rtl w:val="0"/>
         </w:rPr>
-        <w:t xml:space="preserve">variables</w:t>
-      </w:r>
-    </w:p>
-    <w:p>
-      <w:pPr>
-        <w:numPr>
-          <w:ilvl w:val="0"/>
-          <w:numId w:val="7"/>
+        <w:t xml:space="preserve">mejora estadísticamente significativa;</w:t>
+      </w:r>
+    </w:p>
+    <w:p>
+      <w:pPr>
+        <w:numPr>
+          <w:ilvl w:val="0"/>
+          <w:numId w:val="11"/>
         </w:numPr>
         <w:spacing w:after="0" w:afterAutospacing="0" w:before="0" w:beforeAutospacing="0" w:lineRule="auto"/>
         <w:ind w:left="720" w:hanging="360"/>
@@ -2067,14 +2996,14 @@
         <w:rPr>
           <w:rtl w:val="0"/>
         </w:rPr>
-        <w:t xml:space="preserve">métricas</w:t>
-      </w:r>
-    </w:p>
-    <w:p>
-      <w:pPr>
-        <w:numPr>
-          <w:ilvl w:val="0"/>
-          <w:numId w:val="7"/>
+        <w:t xml:space="preserve">reproducibilidad;</w:t>
+      </w:r>
+    </w:p>
+    <w:p>
+      <w:pPr>
+        <w:numPr>
+          <w:ilvl w:val="0"/>
+          <w:numId w:val="11"/>
         </w:numPr>
         <w:spacing w:after="0" w:afterAutospacing="0" w:before="0" w:beforeAutospacing="0" w:lineRule="auto"/>
         <w:ind w:left="720" w:hanging="360"/>
@@ -2083,14 +3012,14 @@
         <w:rPr>
           <w:rtl w:val="0"/>
         </w:rPr>
-        <w:t xml:space="preserve">período analizado</w:t>
-      </w:r>
-    </w:p>
-    <w:p>
-      <w:pPr>
-        <w:numPr>
-          <w:ilvl w:val="0"/>
-          <w:numId w:val="7"/>
+        <w:t xml:space="preserve">estabilidad;</w:t>
+      </w:r>
+    </w:p>
+    <w:p>
+      <w:pPr>
+        <w:numPr>
+          <w:ilvl w:val="0"/>
+          <w:numId w:val="11"/>
         </w:numPr>
         <w:spacing w:after="0" w:afterAutospacing="0" w:before="0" w:beforeAutospacing="0" w:lineRule="auto"/>
         <w:ind w:left="720" w:hanging="360"/>
@@ -2099,14 +3028,30 @@
         <w:rPr>
           <w:rtl w:val="0"/>
         </w:rPr>
-        <w:t xml:space="preserve">universo</w:t>
-      </w:r>
-    </w:p>
-    <w:p>
-      <w:pPr>
-        <w:numPr>
-          <w:ilvl w:val="0"/>
-          <w:numId w:val="7"/>
+        <w:t xml:space="preserve">riesgo controlado;</w:t>
+      </w:r>
+    </w:p>
+    <w:p>
+      <w:pPr>
+        <w:numPr>
+          <w:ilvl w:val="0"/>
+          <w:numId w:val="11"/>
+        </w:numPr>
+        <w:spacing w:after="0" w:afterAutospacing="0" w:before="0" w:beforeAutospacing="0" w:lineRule="auto"/>
+        <w:ind w:left="720" w:hanging="360"/>
+      </w:pPr>
+      <w:r>
+        <w:rPr>
+          <w:rtl w:val="0"/>
+        </w:rPr>
+        <w:t xml:space="preserve">coste operativo aceptable;</w:t>
+      </w:r>
+    </w:p>
+    <w:p>
+      <w:pPr>
+        <w:numPr>
+          <w:ilvl w:val="0"/>
+          <w:numId w:val="11"/>
         </w:numPr>
         <w:spacing w:after="240" w:before="0" w:beforeAutospacing="0" w:lineRule="auto"/>
         <w:ind w:left="720" w:hanging="360"/>
@@ -2115,334 +3060,7 @@
         <w:rPr>
           <w:rtl w:val="0"/>
         </w:rPr>
-        <w:t xml:space="preserve">criterios de aceptación</w:t>
-      </w:r>
-    </w:p>
-    <w:p>
-      <w:pPr>
-        <w:rPr/>
-      </w:pPr>
-      <w:r>
-        <w:pict>
-          <v:rect style="width:0.0pt;height:1.5pt" o:hr="t" o:hrstd="t" o:hralign="center" fillcolor="#A0A0A0" stroked="f"/>
-        </w:pict>
-      </w:r>
-      <w:r>
-        <w:rPr>
-          <w:rtl w:val="0"/>
-        </w:rPr>
-      </w:r>
-    </w:p>
-    <w:p>
-      <w:pPr>
-        <w:pStyle w:val="Heading2"/>
-        <w:keepNext w:val="0"/>
-        <w:keepLines w:val="0"/>
-        <w:spacing w:after="80" w:lineRule="auto"/>
-        <w:rPr>
-          <w:b w:val="1"/>
-          <w:bCs w:val="1"/>
-          <w:sz w:val="34"/>
-          <w:szCs w:val="34"/>
-        </w:rPr>
-      </w:pPr>
-      <w:bookmarkStart w:colFirst="0" w:colLast="0" w:name="_th0l2fabar6" w:id="22"/>
-      <w:bookmarkEnd w:id="22"/>
-      <w:r>
-        <w:rPr>
-          <w:b w:val="1"/>
-          <w:bCs w:val="1"/>
-          <w:sz w:val="34"/>
-          <w:szCs w:val="34"/>
-          <w:rtl w:val="0"/>
-        </w:rPr>
-        <w:t xml:space="preserve">REQ-004-003</w:t>
-      </w:r>
-    </w:p>
-    <w:p>
-      <w:pPr>
-        <w:spacing w:after="240" w:before="240" w:lineRule="auto"/>
-        <w:rPr/>
-      </w:pPr>
-      <w:r>
-        <w:rPr>
-          <w:rtl w:val="0"/>
-        </w:rPr>
-        <w:t xml:space="preserve">Toda implementación experimental deberá estar completamente aislada del entorno de producción.</w:t>
-      </w:r>
-    </w:p>
-    <w:p>
-      <w:pPr>
-        <w:rPr/>
-      </w:pPr>
-      <w:r>
-        <w:pict>
-          <v:rect style="width:0.0pt;height:1.5pt" o:hr="t" o:hrstd="t" o:hralign="center" fillcolor="#A0A0A0" stroked="f"/>
-        </w:pict>
-      </w:r>
-      <w:r>
-        <w:rPr>
-          <w:rtl w:val="0"/>
-        </w:rPr>
-      </w:r>
-    </w:p>
-    <w:p>
-      <w:pPr>
-        <w:pStyle w:val="Heading2"/>
-        <w:keepNext w:val="0"/>
-        <w:keepLines w:val="0"/>
-        <w:spacing w:after="80" w:lineRule="auto"/>
-        <w:rPr>
-          <w:b w:val="1"/>
-          <w:bCs w:val="1"/>
-          <w:sz w:val="34"/>
-          <w:szCs w:val="34"/>
-        </w:rPr>
-      </w:pPr>
-      <w:bookmarkStart w:colFirst="0" w:colLast="0" w:name="_k3usafsilirx" w:id="23"/>
-      <w:bookmarkEnd w:id="23"/>
-      <w:r>
-        <w:rPr>
-          <w:b w:val="1"/>
-          <w:bCs w:val="1"/>
-          <w:sz w:val="34"/>
-          <w:szCs w:val="34"/>
-          <w:rtl w:val="0"/>
-        </w:rPr>
-        <w:t xml:space="preserve">REQ-004-004</w:t>
-      </w:r>
-    </w:p>
-    <w:p>
-      <w:pPr>
-        <w:spacing w:after="240" w:before="240" w:lineRule="auto"/>
-        <w:rPr/>
-      </w:pPr>
-      <w:r>
-        <w:rPr>
-          <w:rtl w:val="0"/>
-        </w:rPr>
-        <w:t xml:space="preserve">Todo experimento deberá generar un informe automático.</w:t>
-      </w:r>
-    </w:p>
-    <w:p>
-      <w:pPr>
-        <w:spacing w:after="240" w:before="240" w:lineRule="auto"/>
-        <w:rPr/>
-      </w:pPr>
-      <w:r>
-        <w:rPr>
-          <w:rtl w:val="0"/>
-        </w:rPr>
-        <w:t xml:space="preserve">Como mínimo deberá incluir:</w:t>
-      </w:r>
-    </w:p>
-    <w:p>
-      <w:pPr>
-        <w:numPr>
-          <w:ilvl w:val="0"/>
-          <w:numId w:val="13"/>
-        </w:numPr>
-        <w:spacing w:after="0" w:afterAutospacing="0" w:before="240" w:lineRule="auto"/>
-        <w:ind w:left="720" w:hanging="360"/>
-      </w:pPr>
-      <w:r>
-        <w:rPr>
-          <w:rtl w:val="0"/>
-        </w:rPr>
-        <w:t xml:space="preserve">fecha;</w:t>
-      </w:r>
-    </w:p>
-    <w:p>
-      <w:pPr>
-        <w:numPr>
-          <w:ilvl w:val="0"/>
-          <w:numId w:val="13"/>
-        </w:numPr>
-        <w:spacing w:after="0" w:afterAutospacing="0" w:before="0" w:beforeAutospacing="0" w:lineRule="auto"/>
-        <w:ind w:left="720" w:hanging="360"/>
-      </w:pPr>
-      <w:r>
-        <w:rPr>
-          <w:rtl w:val="0"/>
-        </w:rPr>
-        <w:t xml:space="preserve">versión;</w:t>
-      </w:r>
-    </w:p>
-    <w:p>
-      <w:pPr>
-        <w:numPr>
-          <w:ilvl w:val="0"/>
-          <w:numId w:val="13"/>
-        </w:numPr>
-        <w:spacing w:after="0" w:afterAutospacing="0" w:before="0" w:beforeAutospacing="0" w:lineRule="auto"/>
-        <w:ind w:left="720" w:hanging="360"/>
-      </w:pPr>
-      <w:r>
-        <w:rPr>
-          <w:rtl w:val="0"/>
-        </w:rPr>
-        <w:t xml:space="preserve">datos utilizados;</w:t>
-      </w:r>
-    </w:p>
-    <w:p>
-      <w:pPr>
-        <w:numPr>
-          <w:ilvl w:val="0"/>
-          <w:numId w:val="13"/>
-        </w:numPr>
-        <w:spacing w:after="0" w:afterAutospacing="0" w:before="0" w:beforeAutospacing="0" w:lineRule="auto"/>
-        <w:ind w:left="720" w:hanging="360"/>
-      </w:pPr>
-      <w:r>
-        <w:rPr>
-          <w:rtl w:val="0"/>
-        </w:rPr>
-        <w:t xml:space="preserve">parámetros;</w:t>
-      </w:r>
-    </w:p>
-    <w:p>
-      <w:pPr>
-        <w:numPr>
-          <w:ilvl w:val="0"/>
-          <w:numId w:val="13"/>
-        </w:numPr>
-        <w:spacing w:after="0" w:afterAutospacing="0" w:before="0" w:beforeAutospacing="0" w:lineRule="auto"/>
-        <w:ind w:left="720" w:hanging="360"/>
-      </w:pPr>
-      <w:r>
-        <w:rPr>
-          <w:rtl w:val="0"/>
-        </w:rPr>
-        <w:t xml:space="preserve">métricas;</w:t>
-      </w:r>
-    </w:p>
-    <w:p>
-      <w:pPr>
-        <w:numPr>
-          <w:ilvl w:val="0"/>
-          <w:numId w:val="13"/>
-        </w:numPr>
-        <w:spacing w:after="240" w:before="0" w:beforeAutospacing="0" w:lineRule="auto"/>
-        <w:ind w:left="720" w:hanging="360"/>
-      </w:pPr>
-      <w:r>
-        <w:rPr>
-          <w:rtl w:val="0"/>
-        </w:rPr>
-        <w:t xml:space="preserve">conclusiones.</w:t>
-      </w:r>
-    </w:p>
-    <w:p>
-      <w:pPr>
-        <w:rPr/>
-      </w:pPr>
-      <w:r>
-        <w:pict>
-          <v:rect style="width:0.0pt;height:1.5pt" o:hr="t" o:hrstd="t" o:hralign="center" fillcolor="#A0A0A0" stroked="f"/>
-        </w:pict>
-      </w:r>
-      <w:r>
-        <w:rPr>
-          <w:rtl w:val="0"/>
-        </w:rPr>
-      </w:r>
-    </w:p>
-    <w:p>
-      <w:pPr>
-        <w:pStyle w:val="Heading2"/>
-        <w:keepNext w:val="0"/>
-        <w:keepLines w:val="0"/>
-        <w:spacing w:after="80" w:lineRule="auto"/>
-        <w:rPr>
-          <w:b w:val="1"/>
-          <w:bCs w:val="1"/>
-          <w:sz w:val="34"/>
-          <w:szCs w:val="34"/>
-        </w:rPr>
-      </w:pPr>
-      <w:bookmarkStart w:colFirst="0" w:colLast="0" w:name="_d0iwrz45mex4" w:id="24"/>
-      <w:bookmarkEnd w:id="24"/>
-      <w:r>
-        <w:rPr>
-          <w:b w:val="1"/>
-          <w:bCs w:val="1"/>
-          <w:sz w:val="34"/>
-          <w:szCs w:val="34"/>
-          <w:rtl w:val="0"/>
-        </w:rPr>
-        <w:t xml:space="preserve">REQ-004-005</w:t>
-      </w:r>
-    </w:p>
-    <w:p>
-      <w:pPr>
-        <w:spacing w:after="240" w:before="240" w:lineRule="auto"/>
-        <w:rPr/>
-      </w:pPr>
-      <w:r>
-        <w:rPr>
-          <w:rtl w:val="0"/>
-        </w:rPr>
-        <w:t xml:space="preserve">Todo resultado deberá clasificarse como:</w:t>
-      </w:r>
-    </w:p>
-    <w:p>
-      <w:pPr>
-        <w:numPr>
-          <w:ilvl w:val="0"/>
-          <w:numId w:val="10"/>
-        </w:numPr>
-        <w:spacing w:after="0" w:afterAutospacing="0" w:before="240" w:lineRule="auto"/>
-        <w:ind w:left="720" w:hanging="360"/>
-      </w:pPr>
-      <w:r>
-        <w:rPr>
-          <w:rtl w:val="0"/>
-        </w:rPr>
-        <w:t xml:space="preserve">Aceptado</w:t>
-      </w:r>
-    </w:p>
-    <w:p>
-      <w:pPr>
-        <w:numPr>
-          <w:ilvl w:val="0"/>
-          <w:numId w:val="10"/>
-        </w:numPr>
-        <w:spacing w:after="0" w:afterAutospacing="0" w:before="0" w:beforeAutospacing="0" w:lineRule="auto"/>
-        <w:ind w:left="720" w:hanging="360"/>
-      </w:pPr>
-      <w:r>
-        <w:rPr>
-          <w:rtl w:val="0"/>
-        </w:rPr>
-        <w:t xml:space="preserve">Rechazado</w:t>
-      </w:r>
-    </w:p>
-    <w:p>
-      <w:pPr>
-        <w:numPr>
-          <w:ilvl w:val="0"/>
-          <w:numId w:val="10"/>
-        </w:numPr>
-        <w:spacing w:after="240" w:before="0" w:beforeAutospacing="0" w:lineRule="auto"/>
-        <w:ind w:left="720" w:hanging="360"/>
-      </w:pPr>
-      <w:r>
-        <w:rPr>
-          <w:rtl w:val="0"/>
-        </w:rPr>
-        <w:t xml:space="preserve">Inconcluso</w:t>
-      </w:r>
-    </w:p>
-    <w:p>
-      <w:pPr>
-        <w:spacing w:after="240" w:before="240" w:lineRule="auto"/>
-        <w:rPr/>
-      </w:pPr>
-      <w:r>
-        <w:rPr>
-          <w:rtl w:val="0"/>
-        </w:rPr>
-        <w:t xml:space="preserve">Nunca podrá quedar sin clasificación.</w:t>
+        <w:t xml:space="preserve">complejidad justificada.</w:t>
       </w:r>
     </w:p>
     <w:p>
@@ -2473,8 +3091,8 @@
           <w:szCs w:val="46"/>
         </w:rPr>
       </w:pPr>
-      <w:bookmarkStart w:colFirst="0" w:colLast="0" w:name="_4a1ymxf9nzh9" w:id="25"/>
-      <w:bookmarkEnd w:id="25"/>
+      <w:bookmarkStart w:colFirst="0" w:colLast="0" w:name="_dafsrzx6qlfs" w:id="30"/>
+      <w:bookmarkEnd w:id="30"/>
       <w:r>
         <w:rPr>
           <w:b w:val="1"/>
@@ -2483,7 +3101,7 @@
           <w:szCs w:val="46"/>
           <w:rtl w:val="0"/>
         </w:rPr>
-        <w:t xml:space="preserve">7. Validación de datos</w:t>
+        <w:t xml:space="preserve">11. Criterios de rechazo</w:t>
       </w:r>
     </w:p>
     <w:p>
@@ -2495,14 +3113,14 @@
         <w:rPr>
           <w:rtl w:val="0"/>
         </w:rPr>
-        <w:t xml:space="preserve">Antes de iniciar cualquier experimento deberán verificarse:</w:t>
-      </w:r>
-    </w:p>
-    <w:p>
-      <w:pPr>
-        <w:numPr>
-          <w:ilvl w:val="0"/>
-          <w:numId w:val="15"/>
+        <w:t xml:space="preserve">Una propuesta será rechazada cuando:</w:t>
+      </w:r>
+    </w:p>
+    <w:p>
+      <w:pPr>
+        <w:numPr>
+          <w:ilvl w:val="0"/>
+          <w:numId w:val="5"/>
         </w:numPr>
         <w:spacing w:after="0" w:afterAutospacing="0" w:before="240" w:lineRule="auto"/>
         <w:ind w:left="720" w:hanging="360"/>
@@ -2511,14 +3129,14 @@
         <w:rPr>
           <w:rtl w:val="0"/>
         </w:rPr>
-        <w:t xml:space="preserve">integridad;</w:t>
-      </w:r>
-    </w:p>
-    <w:p>
-      <w:pPr>
-        <w:numPr>
-          <w:ilvl w:val="0"/>
-          <w:numId w:val="15"/>
+        <w:t xml:space="preserve">dependa de sobreajuste;</w:t>
+      </w:r>
+    </w:p>
+    <w:p>
+      <w:pPr>
+        <w:numPr>
+          <w:ilvl w:val="0"/>
+          <w:numId w:val="5"/>
         </w:numPr>
         <w:spacing w:after="0" w:afterAutospacing="0" w:before="0" w:beforeAutospacing="0" w:lineRule="auto"/>
         <w:ind w:left="720" w:hanging="360"/>
@@ -2527,14 +3145,14 @@
         <w:rPr>
           <w:rtl w:val="0"/>
         </w:rPr>
-        <w:t xml:space="preserve">valores faltantes;</w:t>
-      </w:r>
-    </w:p>
-    <w:p>
-      <w:pPr>
-        <w:numPr>
-          <w:ilvl w:val="0"/>
-          <w:numId w:val="15"/>
+        <w:t xml:space="preserve">no pueda reproducirse;</w:t>
+      </w:r>
+    </w:p>
+    <w:p>
+      <w:pPr>
+        <w:numPr>
+          <w:ilvl w:val="0"/>
+          <w:numId w:val="5"/>
         </w:numPr>
         <w:spacing w:after="0" w:afterAutospacing="0" w:before="0" w:beforeAutospacing="0" w:lineRule="auto"/>
         <w:ind w:left="720" w:hanging="360"/>
@@ -2543,14 +3161,14 @@
         <w:rPr>
           <w:rtl w:val="0"/>
         </w:rPr>
-        <w:t xml:space="preserve">duplicados;</w:t>
-      </w:r>
-    </w:p>
-    <w:p>
-      <w:pPr>
-        <w:numPr>
-          <w:ilvl w:val="0"/>
-          <w:numId w:val="15"/>
+        <w:t xml:space="preserve">aumente complejidad sin beneficio;</w:t>
+      </w:r>
+    </w:p>
+    <w:p>
+      <w:pPr>
+        <w:numPr>
+          <w:ilvl w:val="0"/>
+          <w:numId w:val="5"/>
         </w:numPr>
         <w:spacing w:after="0" w:afterAutospacing="0" w:before="0" w:beforeAutospacing="0" w:lineRule="auto"/>
         <w:ind w:left="720" w:hanging="360"/>
@@ -2559,78 +3177,14 @@
         <w:rPr>
           <w:rtl w:val="0"/>
         </w:rPr>
-        <w:t xml:space="preserve">fechas;</w:t>
-      </w:r>
-    </w:p>
-    <w:p>
-      <w:pPr>
-        <w:numPr>
-          <w:ilvl w:val="0"/>
-          <w:numId w:val="15"/>
-        </w:numPr>
-        <w:spacing w:after="0" w:afterAutospacing="0" w:before="0" w:beforeAutospacing="0" w:lineRule="auto"/>
-        <w:ind w:left="720" w:hanging="360"/>
-      </w:pPr>
-      <w:r>
-        <w:rPr>
-          <w:rtl w:val="0"/>
-        </w:rPr>
-        <w:t xml:space="preserve">splits;</w:t>
-      </w:r>
-    </w:p>
-    <w:p>
-      <w:pPr>
-        <w:numPr>
-          <w:ilvl w:val="0"/>
-          <w:numId w:val="15"/>
-        </w:numPr>
-        <w:spacing w:after="0" w:afterAutospacing="0" w:before="0" w:beforeAutospacing="0" w:lineRule="auto"/>
-        <w:ind w:left="720" w:hanging="360"/>
-      </w:pPr>
-      <w:r>
-        <w:rPr>
-          <w:rtl w:val="0"/>
-        </w:rPr>
-        <w:t xml:space="preserve">dividendos;</w:t>
-      </w:r>
-    </w:p>
-    <w:p>
-      <w:pPr>
-        <w:numPr>
-          <w:ilvl w:val="0"/>
-          <w:numId w:val="15"/>
-        </w:numPr>
-        <w:spacing w:after="0" w:afterAutospacing="0" w:before="0" w:beforeAutospacing="0" w:lineRule="auto"/>
-        <w:ind w:left="720" w:hanging="360"/>
-      </w:pPr>
-      <w:r>
-        <w:rPr>
-          <w:rtl w:val="0"/>
-        </w:rPr>
-        <w:t xml:space="preserve">ajustes;</w:t>
-      </w:r>
-    </w:p>
-    <w:p>
-      <w:pPr>
-        <w:numPr>
-          <w:ilvl w:val="0"/>
-          <w:numId w:val="15"/>
-        </w:numPr>
-        <w:spacing w:after="0" w:afterAutospacing="0" w:before="0" w:beforeAutospacing="0" w:lineRule="auto"/>
-        <w:ind w:left="720" w:hanging="360"/>
-      </w:pPr>
-      <w:r>
-        <w:rPr>
-          <w:rtl w:val="0"/>
-        </w:rPr>
-        <w:t xml:space="preserve">zonas horarias;</w:t>
-      </w:r>
-    </w:p>
-    <w:p>
-      <w:pPr>
-        <w:numPr>
-          <w:ilvl w:val="0"/>
-          <w:numId w:val="15"/>
+        <w:t xml:space="preserve">degrade la arquitectura;</w:t>
+      </w:r>
+    </w:p>
+    <w:p>
+      <w:pPr>
+        <w:numPr>
+          <w:ilvl w:val="0"/>
+          <w:numId w:val="5"/>
         </w:numPr>
         <w:spacing w:after="240" w:before="0" w:beforeAutospacing="0" w:lineRule="auto"/>
         <w:ind w:left="720" w:hanging="360"/>
@@ -2639,19 +3193,7 @@
         <w:rPr>
           <w:rtl w:val="0"/>
         </w:rPr>
-        <w:t xml:space="preserve">consistencia.</w:t>
-      </w:r>
-    </w:p>
-    <w:p>
-      <w:pPr>
-        <w:spacing w:after="240" w:before="240" w:lineRule="auto"/>
-        <w:rPr/>
-      </w:pPr>
-      <w:r>
-        <w:rPr>
-          <w:rtl w:val="0"/>
-        </w:rPr>
-        <w:t xml:space="preserve">Si los datos fallan, el experimento será inválido.</w:t>
+        <w:t xml:space="preserve">reduzca la mantenibilidad.</w:t>
       </w:r>
     </w:p>
     <w:p>
@@ -2682,8 +3224,8 @@
           <w:szCs w:val="46"/>
         </w:rPr>
       </w:pPr>
-      <w:bookmarkStart w:colFirst="0" w:colLast="0" w:name="_bvajpk93abue" w:id="26"/>
-      <w:bookmarkEnd w:id="26"/>
+      <w:bookmarkStart w:colFirst="0" w:colLast="0" w:name="_w9gkbzrdhpjx" w:id="31"/>
+      <w:bookmarkEnd w:id="31"/>
       <w:r>
         <w:rPr>
           <w:b w:val="1"/>
@@ -2692,7 +3234,7 @@
           <w:szCs w:val="46"/>
           <w:rtl w:val="0"/>
         </w:rPr>
-        <w:t xml:space="preserve">8. Validación estadística</w:t>
+        <w:t xml:space="preserve">12. Registro de conocimiento</w:t>
       </w:r>
     </w:p>
     <w:p>
@@ -2704,7 +3246,7 @@
         <w:rPr>
           <w:rtl w:val="0"/>
         </w:rPr>
-        <w:t xml:space="preserve">El sistema nunca aceptará una estrategia únicamente porque obtuvo buenos resultados históricos.</w:t>
+        <w:t xml:space="preserve">Todo experimento generará un registro permanente.</w:t>
       </w:r>
     </w:p>
     <w:p>
@@ -2716,14 +3258,14 @@
         <w:rPr>
           <w:rtl w:val="0"/>
         </w:rPr>
-        <w:t xml:space="preserve">Como mínimo deberá superar:</w:t>
-      </w:r>
-    </w:p>
-    <w:p>
-      <w:pPr>
-        <w:numPr>
-          <w:ilvl w:val="0"/>
-          <w:numId w:val="8"/>
+        <w:t xml:space="preserve">El registro incluirá:</w:t>
+      </w:r>
+    </w:p>
+    <w:p>
+      <w:pPr>
+        <w:numPr>
+          <w:ilvl w:val="0"/>
+          <w:numId w:val="14"/>
         </w:numPr>
         <w:spacing w:after="0" w:afterAutospacing="0" w:before="240" w:lineRule="auto"/>
         <w:ind w:left="720" w:hanging="360"/>
@@ -2732,14 +3274,14 @@
         <w:rPr>
           <w:rtl w:val="0"/>
         </w:rPr>
-        <w:t xml:space="preserve">entrenamiento;</w:t>
-      </w:r>
-    </w:p>
-    <w:p>
-      <w:pPr>
-        <w:numPr>
-          <w:ilvl w:val="0"/>
-          <w:numId w:val="8"/>
+        <w:t xml:space="preserve">hipótesis;</w:t>
+      </w:r>
+    </w:p>
+    <w:p>
+      <w:pPr>
+        <w:numPr>
+          <w:ilvl w:val="0"/>
+          <w:numId w:val="14"/>
         </w:numPr>
         <w:spacing w:after="0" w:afterAutospacing="0" w:before="0" w:beforeAutospacing="0" w:lineRule="auto"/>
         <w:ind w:left="720" w:hanging="360"/>
@@ -2748,14 +3290,14 @@
         <w:rPr>
           <w:rtl w:val="0"/>
         </w:rPr>
-        <w:t xml:space="preserve">out-of-sample;</w:t>
-      </w:r>
-    </w:p>
-    <w:p>
-      <w:pPr>
-        <w:numPr>
-          <w:ilvl w:val="0"/>
-          <w:numId w:val="8"/>
+        <w:t xml:space="preserve">metodología;</w:t>
+      </w:r>
+    </w:p>
+    <w:p>
+      <w:pPr>
+        <w:numPr>
+          <w:ilvl w:val="0"/>
+          <w:numId w:val="14"/>
         </w:numPr>
         <w:spacing w:after="0" w:afterAutospacing="0" w:before="0" w:beforeAutospacing="0" w:lineRule="auto"/>
         <w:ind w:left="720" w:hanging="360"/>
@@ -2764,14 +3306,14 @@
         <w:rPr>
           <w:rtl w:val="0"/>
         </w:rPr>
-        <w:t xml:space="preserve">Walk Forward;</w:t>
-      </w:r>
-    </w:p>
-    <w:p>
-      <w:pPr>
-        <w:numPr>
-          <w:ilvl w:val="0"/>
-          <w:numId w:val="8"/>
+        <w:t xml:space="preserve">resultados;</w:t>
+      </w:r>
+    </w:p>
+    <w:p>
+      <w:pPr>
+        <w:numPr>
+          <w:ilvl w:val="0"/>
+          <w:numId w:val="14"/>
         </w:numPr>
         <w:spacing w:after="0" w:afterAutospacing="0" w:before="0" w:beforeAutospacing="0" w:lineRule="auto"/>
         <w:ind w:left="720" w:hanging="360"/>
@@ -2780,14 +3322,30 @@
         <w:rPr>
           <w:rtl w:val="0"/>
         </w:rPr>
-        <w:t xml:space="preserve">análisis de sensibilidad;</w:t>
-      </w:r>
-    </w:p>
-    <w:p>
-      <w:pPr>
-        <w:numPr>
-          <w:ilvl w:val="0"/>
-          <w:numId w:val="8"/>
+        <w:t xml:space="preserve">interpretación;</w:t>
+      </w:r>
+    </w:p>
+    <w:p>
+      <w:pPr>
+        <w:numPr>
+          <w:ilvl w:val="0"/>
+          <w:numId w:val="14"/>
+        </w:numPr>
+        <w:spacing w:after="0" w:afterAutospacing="0" w:before="0" w:beforeAutospacing="0" w:lineRule="auto"/>
+        <w:ind w:left="720" w:hanging="360"/>
+      </w:pPr>
+      <w:r>
+        <w:rPr>
+          <w:rtl w:val="0"/>
+        </w:rPr>
+        <w:t xml:space="preserve">limitaciones;</w:t>
+      </w:r>
+    </w:p>
+    <w:p>
+      <w:pPr>
+        <w:numPr>
+          <w:ilvl w:val="0"/>
+          <w:numId w:val="14"/>
         </w:numPr>
         <w:spacing w:after="240" w:before="0" w:beforeAutospacing="0" w:lineRule="auto"/>
         <w:ind w:left="720" w:hanging="360"/>
@@ -2796,7 +3354,7 @@
         <w:rPr>
           <w:rtl w:val="0"/>
         </w:rPr>
-        <w:t xml:space="preserve">comparación contra baseline.</w:t>
+        <w:t xml:space="preserve">futuras investigaciones.</w:t>
       </w:r>
     </w:p>
     <w:p>
@@ -2827,8 +3385,8 @@
           <w:szCs w:val="46"/>
         </w:rPr>
       </w:pPr>
-      <w:bookmarkStart w:colFirst="0" w:colLast="0" w:name="_himq96g1yuu0" w:id="27"/>
-      <w:bookmarkEnd w:id="27"/>
+      <w:bookmarkStart w:colFirst="0" w:colLast="0" w:name="_26eofjvzysvw" w:id="32"/>
+      <w:bookmarkEnd w:id="32"/>
       <w:r>
         <w:rPr>
           <w:b w:val="1"/>
@@ -2837,7 +3395,7 @@
           <w:szCs w:val="46"/>
           <w:rtl w:val="0"/>
         </w:rPr>
-        <w:t xml:space="preserve">9. Validación operacional</w:t>
+        <w:t xml:space="preserve">13. Métricas de calidad del proceso científico</w:t>
       </w:r>
     </w:p>
     <w:p>
@@ -2849,121 +3407,103 @@
         <w:rPr>
           <w:rtl w:val="0"/>
         </w:rPr>
-        <w:t xml:space="preserve">Una estrategia estadísticamente válida aún deberá superar:</w:t>
-      </w:r>
-    </w:p>
-    <w:p>
-      <w:pPr>
-        <w:pStyle w:val="Heading2"/>
-        <w:keepNext w:val="0"/>
-        <w:keepLines w:val="0"/>
-        <w:spacing w:after="80" w:lineRule="auto"/>
-        <w:rPr>
-          <w:b w:val="1"/>
-          <w:bCs w:val="1"/>
-          <w:sz w:val="34"/>
-          <w:szCs w:val="34"/>
-        </w:rPr>
-      </w:pPr>
-      <w:bookmarkStart w:colFirst="0" w:colLast="0" w:name="_eiwq8krhrvii" w:id="28"/>
-      <w:bookmarkEnd w:id="28"/>
-      <w:r>
-        <w:rPr>
-          <w:b w:val="1"/>
-          <w:bCs w:val="1"/>
-          <w:sz w:val="34"/>
-          <w:szCs w:val="34"/>
-          <w:rtl w:val="0"/>
-        </w:rPr>
-        <w:t xml:space="preserve">Paper Trading</w:t>
-      </w:r>
-    </w:p>
-    <w:p>
-      <w:pPr>
-        <w:spacing w:after="240" w:before="240" w:lineRule="auto"/>
-        <w:rPr/>
-      </w:pPr>
-      <w:r>
-        <w:rPr>
-          <w:rtl w:val="0"/>
-        </w:rPr>
-        <w:t xml:space="preserve">Posteriormente</w:t>
-      </w:r>
-    </w:p>
-    <w:p>
-      <w:pPr>
-        <w:pStyle w:val="Heading2"/>
-        <w:keepNext w:val="0"/>
-        <w:keepLines w:val="0"/>
-        <w:spacing w:after="80" w:lineRule="auto"/>
-        <w:rPr>
-          <w:b w:val="1"/>
-          <w:bCs w:val="1"/>
-          <w:sz w:val="34"/>
-          <w:szCs w:val="34"/>
-        </w:rPr>
-      </w:pPr>
-      <w:bookmarkStart w:colFirst="0" w:colLast="0" w:name="_tfudo9canfyi" w:id="29"/>
-      <w:bookmarkEnd w:id="29"/>
-      <w:r>
-        <w:rPr>
-          <w:b w:val="1"/>
-          <w:bCs w:val="1"/>
-          <w:sz w:val="34"/>
-          <w:szCs w:val="34"/>
-          <w:rtl w:val="0"/>
-        </w:rPr>
-        <w:t xml:space="preserve">Microcapital</w:t>
-      </w:r>
-    </w:p>
-    <w:p>
-      <w:pPr>
-        <w:spacing w:after="240" w:before="240" w:lineRule="auto"/>
-        <w:rPr/>
-      </w:pPr>
-      <w:r>
-        <w:rPr>
-          <w:rtl w:val="0"/>
-        </w:rPr>
-        <w:t xml:space="preserve">Posteriormente</w:t>
-      </w:r>
-    </w:p>
-    <w:p>
-      <w:pPr>
-        <w:pStyle w:val="Heading2"/>
-        <w:keepNext w:val="0"/>
-        <w:keepLines w:val="0"/>
-        <w:spacing w:after="80" w:lineRule="auto"/>
-        <w:rPr>
-          <w:b w:val="1"/>
-          <w:bCs w:val="1"/>
-          <w:sz w:val="34"/>
-          <w:szCs w:val="34"/>
-        </w:rPr>
-      </w:pPr>
-      <w:bookmarkStart w:colFirst="0" w:colLast="0" w:name="_14a75rdxsgk7" w:id="30"/>
-      <w:bookmarkEnd w:id="30"/>
-      <w:r>
-        <w:rPr>
-          <w:b w:val="1"/>
-          <w:bCs w:val="1"/>
-          <w:sz w:val="34"/>
-          <w:szCs w:val="34"/>
-          <w:rtl w:val="0"/>
-        </w:rPr>
-        <w:t xml:space="preserve">Escalado gradual</w:t>
-      </w:r>
-    </w:p>
-    <w:p>
-      <w:pPr>
-        <w:spacing w:after="240" w:before="240" w:lineRule="auto"/>
-        <w:rPr/>
-      </w:pPr>
-      <w:r>
-        <w:rPr>
-          <w:rtl w:val="0"/>
-        </w:rPr>
-        <w:t xml:space="preserve">Cada fase constituye un filtro independiente.</w:t>
+        <w:t xml:space="preserve">El proceso de investigación será evaluado mediante indicadores como:</w:t>
+      </w:r>
+    </w:p>
+    <w:p>
+      <w:pPr>
+        <w:numPr>
+          <w:ilvl w:val="0"/>
+          <w:numId w:val="1"/>
+        </w:numPr>
+        <w:spacing w:after="0" w:afterAutospacing="0" w:before="240" w:lineRule="auto"/>
+        <w:ind w:left="720" w:hanging="360"/>
+      </w:pPr>
+      <w:r>
+        <w:rPr>
+          <w:rtl w:val="0"/>
+        </w:rPr>
+        <w:t xml:space="preserve">porcentaje de experimentos reproducibles;</w:t>
+      </w:r>
+    </w:p>
+    <w:p>
+      <w:pPr>
+        <w:numPr>
+          <w:ilvl w:val="0"/>
+          <w:numId w:val="1"/>
+        </w:numPr>
+        <w:spacing w:after="0" w:afterAutospacing="0" w:before="0" w:beforeAutospacing="0" w:lineRule="auto"/>
+        <w:ind w:left="720" w:hanging="360"/>
+      </w:pPr>
+      <w:r>
+        <w:rPr>
+          <w:rtl w:val="0"/>
+        </w:rPr>
+        <w:t xml:space="preserve">tiempo medio de validación;</w:t>
+      </w:r>
+    </w:p>
+    <w:p>
+      <w:pPr>
+        <w:numPr>
+          <w:ilvl w:val="0"/>
+          <w:numId w:val="1"/>
+        </w:numPr>
+        <w:spacing w:after="0" w:afterAutospacing="0" w:before="0" w:beforeAutospacing="0" w:lineRule="auto"/>
+        <w:ind w:left="720" w:hanging="360"/>
+      </w:pPr>
+      <w:r>
+        <w:rPr>
+          <w:rtl w:val="0"/>
+        </w:rPr>
+        <w:t xml:space="preserve">porcentaje de hipótesis aceptadas;</w:t>
+      </w:r>
+    </w:p>
+    <w:p>
+      <w:pPr>
+        <w:numPr>
+          <w:ilvl w:val="0"/>
+          <w:numId w:val="1"/>
+        </w:numPr>
+        <w:spacing w:after="0" w:afterAutospacing="0" w:before="0" w:beforeAutospacing="0" w:lineRule="auto"/>
+        <w:ind w:left="720" w:hanging="360"/>
+      </w:pPr>
+      <w:r>
+        <w:rPr>
+          <w:rtl w:val="0"/>
+        </w:rPr>
+        <w:t xml:space="preserve">porcentaje de hipótesis descartadas;</w:t>
+      </w:r>
+    </w:p>
+    <w:p>
+      <w:pPr>
+        <w:numPr>
+          <w:ilvl w:val="0"/>
+          <w:numId w:val="1"/>
+        </w:numPr>
+        <w:spacing w:after="0" w:afterAutospacing="0" w:before="0" w:beforeAutospacing="0" w:lineRule="auto"/>
+        <w:ind w:left="720" w:hanging="360"/>
+      </w:pPr>
+      <w:r>
+        <w:rPr>
+          <w:rtl w:val="0"/>
+        </w:rPr>
+        <w:t xml:space="preserve">reutilización de conocimiento;</w:t>
+      </w:r>
+    </w:p>
+    <w:p>
+      <w:pPr>
+        <w:numPr>
+          <w:ilvl w:val="0"/>
+          <w:numId w:val="1"/>
+        </w:numPr>
+        <w:spacing w:after="240" w:before="0" w:beforeAutospacing="0" w:lineRule="auto"/>
+        <w:ind w:left="720" w:hanging="360"/>
+      </w:pPr>
+      <w:r>
+        <w:rPr>
+          <w:rtl w:val="0"/>
+        </w:rPr>
+        <w:t xml:space="preserve">cobertura de pruebas.</w:t>
       </w:r>
     </w:p>
     <w:p>
@@ -2994,8 +3534,8 @@
           <w:szCs w:val="46"/>
         </w:rPr>
       </w:pPr>
-      <w:bookmarkStart w:colFirst="0" w:colLast="0" w:name="_uvjm34rnd9ka" w:id="31"/>
-      <w:bookmarkEnd w:id="31"/>
+      <w:bookmarkStart w:colFirst="0" w:colLast="0" w:name="_1cqe8xtgirit" w:id="33"/>
+      <w:bookmarkEnd w:id="33"/>
       <w:r>
         <w:rPr>
           <w:b w:val="1"/>
@@ -3004,7 +3544,7 @@
           <w:szCs w:val="46"/>
           <w:rtl w:val="0"/>
         </w:rPr>
-        <w:t xml:space="preserve">10. Criterios de aceptación</w:t>
+        <w:t xml:space="preserve">14. Riesgos conocidos</w:t>
       </w:r>
     </w:p>
     <w:p>
@@ -3016,14 +3556,14 @@
         <w:rPr>
           <w:rtl w:val="0"/>
         </w:rPr>
-        <w:t xml:space="preserve">Una propuesta solo podrá incorporarse al sistema si demuestra:</w:t>
-      </w:r>
-    </w:p>
-    <w:p>
-      <w:pPr>
-        <w:numPr>
-          <w:ilvl w:val="0"/>
-          <w:numId w:val="11"/>
+        <w:t xml:space="preserve">El proceso científico deberá minimizar:</w:t>
+      </w:r>
+    </w:p>
+    <w:p>
+      <w:pPr>
+        <w:numPr>
+          <w:ilvl w:val="0"/>
+          <w:numId w:val="3"/>
         </w:numPr>
         <w:spacing w:after="0" w:afterAutospacing="0" w:before="240" w:lineRule="auto"/>
         <w:ind w:left="720" w:hanging="360"/>
@@ -3032,14 +3572,14 @@
         <w:rPr>
           <w:rtl w:val="0"/>
         </w:rPr>
-        <w:t xml:space="preserve">mejora estadísticamente significativa;</w:t>
-      </w:r>
-    </w:p>
-    <w:p>
-      <w:pPr>
-        <w:numPr>
-          <w:ilvl w:val="0"/>
-          <w:numId w:val="11"/>
+        <w:t xml:space="preserve">sesgo de confirmación;</w:t>
+      </w:r>
+    </w:p>
+    <w:p>
+      <w:pPr>
+        <w:numPr>
+          <w:ilvl w:val="0"/>
+          <w:numId w:val="3"/>
         </w:numPr>
         <w:spacing w:after="0" w:afterAutospacing="0" w:before="0" w:beforeAutospacing="0" w:lineRule="auto"/>
         <w:ind w:left="720" w:hanging="360"/>
@@ -3048,30 +3588,52 @@
         <w:rPr>
           <w:rtl w:val="0"/>
         </w:rPr>
-        <w:t xml:space="preserve">reproducibilidad;</w:t>
-      </w:r>
-    </w:p>
-    <w:p>
-      <w:pPr>
-        <w:numPr>
-          <w:ilvl w:val="0"/>
-          <w:numId w:val="11"/>
+        <w:t xml:space="preserve">supervivencia (</w:t>
+      </w:r>
+      <w:r>
+        <w:rPr>
+          <w:i w:val="1"/>
+          <w:iCs w:val="1"/>
+          <w:rtl w:val="0"/>
+        </w:rPr>
+        <w:t xml:space="preserve">survivorship bias</w:t>
+      </w:r>
+      <w:r>
+        <w:rPr>
+          <w:rtl w:val="0"/>
+        </w:rPr>
+        <w:t xml:space="preserve">);</w:t>
+      </w:r>
+    </w:p>
+    <w:p>
+      <w:pPr>
+        <w:numPr>
+          <w:ilvl w:val="0"/>
+          <w:numId w:val="3"/>
         </w:numPr>
         <w:spacing w:after="0" w:afterAutospacing="0" w:before="0" w:beforeAutospacing="0" w:lineRule="auto"/>
         <w:ind w:left="720" w:hanging="360"/>
       </w:pPr>
       <w:r>
         <w:rPr>
-          <w:rtl w:val="0"/>
-        </w:rPr>
-        <w:t xml:space="preserve">estabilidad;</w:t>
-      </w:r>
-    </w:p>
-    <w:p>
-      <w:pPr>
-        <w:numPr>
-          <w:ilvl w:val="0"/>
-          <w:numId w:val="11"/>
+          <w:i w:val="1"/>
+          <w:iCs w:val="1"/>
+          <w:rtl w:val="0"/>
+        </w:rPr>
+        <w:t xml:space="preserve">look-ahead bias</w:t>
+      </w:r>
+      <w:r>
+        <w:rPr>
+          <w:rtl w:val="0"/>
+        </w:rPr>
+        <w:t xml:space="preserve">;</w:t>
+      </w:r>
+    </w:p>
+    <w:p>
+      <w:pPr>
+        <w:numPr>
+          <w:ilvl w:val="0"/>
+          <w:numId w:val="3"/>
         </w:numPr>
         <w:spacing w:after="0" w:afterAutospacing="0" w:before="0" w:beforeAutospacing="0" w:lineRule="auto"/>
         <w:ind w:left="720" w:hanging="360"/>
@@ -3080,14 +3642,28 @@
         <w:rPr>
           <w:rtl w:val="0"/>
         </w:rPr>
-        <w:t xml:space="preserve">riesgo controlado;</w:t>
-      </w:r>
-    </w:p>
-    <w:p>
-      <w:pPr>
-        <w:numPr>
-          <w:ilvl w:val="0"/>
-          <w:numId w:val="11"/>
+        <w:t xml:space="preserve">sobreajuste (</w:t>
+      </w:r>
+      <w:r>
+        <w:rPr>
+          <w:i w:val="1"/>
+          <w:iCs w:val="1"/>
+          <w:rtl w:val="0"/>
+        </w:rPr>
+        <w:t xml:space="preserve">overfitting</w:t>
+      </w:r>
+      <w:r>
+        <w:rPr>
+          <w:rtl w:val="0"/>
+        </w:rPr>
+        <w:t xml:space="preserve">);</w:t>
+      </w:r>
+    </w:p>
+    <w:p>
+      <w:pPr>
+        <w:numPr>
+          <w:ilvl w:val="0"/>
+          <w:numId w:val="3"/>
         </w:numPr>
         <w:spacing w:after="0" w:afterAutospacing="0" w:before="0" w:beforeAutospacing="0" w:lineRule="auto"/>
         <w:ind w:left="720" w:hanging="360"/>
@@ -3096,14 +3672,28 @@
         <w:rPr>
           <w:rtl w:val="0"/>
         </w:rPr>
-        <w:t xml:space="preserve">coste operativo aceptable;</w:t>
-      </w:r>
-    </w:p>
-    <w:p>
-      <w:pPr>
-        <w:numPr>
-          <w:ilvl w:val="0"/>
-          <w:numId w:val="11"/>
+        <w:t xml:space="preserve">selección de resultados favorables (</w:t>
+      </w:r>
+      <w:r>
+        <w:rPr>
+          <w:i w:val="1"/>
+          <w:iCs w:val="1"/>
+          <w:rtl w:val="0"/>
+        </w:rPr>
+        <w:t xml:space="preserve">data snooping</w:t>
+      </w:r>
+      <w:r>
+        <w:rPr>
+          <w:rtl w:val="0"/>
+        </w:rPr>
+        <w:t xml:space="preserve">);</w:t>
+      </w:r>
+    </w:p>
+    <w:p>
+      <w:pPr>
+        <w:numPr>
+          <w:ilvl w:val="0"/>
+          <w:numId w:val="3"/>
         </w:numPr>
         <w:spacing w:after="240" w:before="0" w:beforeAutospacing="0" w:lineRule="auto"/>
         <w:ind w:left="720" w:hanging="360"/>
@@ -3112,7 +3702,19 @@
         <w:rPr>
           <w:rtl w:val="0"/>
         </w:rPr>
-        <w:t xml:space="preserve">complejidad justificada.</w:t>
+        <w:t xml:space="preserve">sesgo de publicación.</w:t>
+      </w:r>
+    </w:p>
+    <w:p>
+      <w:pPr>
+        <w:spacing w:after="240" w:before="240" w:lineRule="auto"/>
+        <w:rPr/>
+      </w:pPr>
+      <w:r>
+        <w:rPr>
+          <w:rtl w:val="0"/>
+        </w:rPr>
+        <w:t xml:space="preserve">Cada experimento deberá indicar explícitamente cómo mitigó estos riesgos.</w:t>
       </w:r>
     </w:p>
     <w:p>
@@ -3143,8 +3745,8 @@
           <w:szCs w:val="46"/>
         </w:rPr>
       </w:pPr>
-      <w:bookmarkStart w:colFirst="0" w:colLast="0" w:name="_dafsrzx6qlfs" w:id="32"/>
-      <w:bookmarkEnd w:id="32"/>
+      <w:bookmarkStart w:colFirst="0" w:colLast="0" w:name="_3f168qff44q6" w:id="34"/>
+      <w:bookmarkEnd w:id="34"/>
       <w:r>
         <w:rPr>
           <w:b w:val="1"/>
@@ -3153,7 +3755,7 @@
           <w:szCs w:val="46"/>
           <w:rtl w:val="0"/>
         </w:rPr>
-        <w:t xml:space="preserve">11. Criterios de rechazo</w:t>
+        <w:t xml:space="preserve">15. Futuras ampliaciones</w:t>
       </w:r>
     </w:p>
     <w:p>
@@ -3165,14 +3767,14 @@
         <w:rPr>
           <w:rtl w:val="0"/>
         </w:rPr>
-        <w:t xml:space="preserve">Una propuesta será rechazada cuando:</w:t>
-      </w:r>
-    </w:p>
-    <w:p>
-      <w:pPr>
-        <w:numPr>
-          <w:ilvl w:val="0"/>
-          <w:numId w:val="5"/>
+        <w:t xml:space="preserve">Esta metodología será aplicable también a:</w:t>
+      </w:r>
+    </w:p>
+    <w:p>
+      <w:pPr>
+        <w:numPr>
+          <w:ilvl w:val="0"/>
+          <w:numId w:val="4"/>
         </w:numPr>
         <w:spacing w:after="0" w:afterAutospacing="0" w:before="240" w:lineRule="auto"/>
         <w:ind w:left="720" w:hanging="360"/>
@@ -3181,14 +3783,14 @@
         <w:rPr>
           <w:rtl w:val="0"/>
         </w:rPr>
-        <w:t xml:space="preserve">dependa de sobreajuste;</w:t>
-      </w:r>
-    </w:p>
-    <w:p>
-      <w:pPr>
-        <w:numPr>
-          <w:ilvl w:val="0"/>
-          <w:numId w:val="5"/>
+        <w:t xml:space="preserve">modelos de IA;</w:t>
+      </w:r>
+    </w:p>
+    <w:p>
+      <w:pPr>
+        <w:numPr>
+          <w:ilvl w:val="0"/>
+          <w:numId w:val="4"/>
         </w:numPr>
         <w:spacing w:after="0" w:afterAutospacing="0" w:before="0" w:beforeAutospacing="0" w:lineRule="auto"/>
         <w:ind w:left="720" w:hanging="360"/>
@@ -3197,14 +3799,14 @@
         <w:rPr>
           <w:rtl w:val="0"/>
         </w:rPr>
-        <w:t xml:space="preserve">no pueda reproducirse;</w:t>
-      </w:r>
-    </w:p>
-    <w:p>
-      <w:pPr>
-        <w:numPr>
-          <w:ilvl w:val="0"/>
-          <w:numId w:val="5"/>
+        <w:t xml:space="preserve">aprendizaje automático;</w:t>
+      </w:r>
+    </w:p>
+    <w:p>
+      <w:pPr>
+        <w:numPr>
+          <w:ilvl w:val="0"/>
+          <w:numId w:val="4"/>
         </w:numPr>
         <w:spacing w:after="0" w:afterAutospacing="0" w:before="0" w:beforeAutospacing="0" w:lineRule="auto"/>
         <w:ind w:left="720" w:hanging="360"/>
@@ -3213,14 +3815,14 @@
         <w:rPr>
           <w:rtl w:val="0"/>
         </w:rPr>
-        <w:t xml:space="preserve">aumente complejidad sin beneficio;</w:t>
-      </w:r>
-    </w:p>
-    <w:p>
-      <w:pPr>
-        <w:numPr>
-          <w:ilvl w:val="0"/>
-          <w:numId w:val="5"/>
+        <w:t xml:space="preserve">optimización de hiperparámetros;</w:t>
+      </w:r>
+    </w:p>
+    <w:p>
+      <w:pPr>
+        <w:numPr>
+          <w:ilvl w:val="0"/>
+          <w:numId w:val="4"/>
         </w:numPr>
         <w:spacing w:after="0" w:afterAutospacing="0" w:before="0" w:beforeAutospacing="0" w:lineRule="auto"/>
         <w:ind w:left="720" w:hanging="360"/>
@@ -3229,14 +3831,30 @@
         <w:rPr>
           <w:rtl w:val="0"/>
         </w:rPr>
-        <w:t xml:space="preserve">degrade la arquitectura;</w:t>
-      </w:r>
-    </w:p>
-    <w:p>
-      <w:pPr>
-        <w:numPr>
-          <w:ilvl w:val="0"/>
-          <w:numId w:val="5"/>
+        <w:t xml:space="preserve">datos alternativos;</w:t>
+      </w:r>
+    </w:p>
+    <w:p>
+      <w:pPr>
+        <w:numPr>
+          <w:ilvl w:val="0"/>
+          <w:numId w:val="4"/>
+        </w:numPr>
+        <w:spacing w:after="0" w:afterAutospacing="0" w:before="0" w:beforeAutospacing="0" w:lineRule="auto"/>
+        <w:ind w:left="720" w:hanging="360"/>
+      </w:pPr>
+      <w:r>
+        <w:rPr>
+          <w:rtl w:val="0"/>
+        </w:rPr>
+        <w:t xml:space="preserve">nuevos mercados;</w:t>
+      </w:r>
+    </w:p>
+    <w:p>
+      <w:pPr>
+        <w:numPr>
+          <w:ilvl w:val="0"/>
+          <w:numId w:val="4"/>
         </w:numPr>
         <w:spacing w:after="240" w:before="0" w:beforeAutospacing="0" w:lineRule="auto"/>
         <w:ind w:left="720" w:hanging="360"/>
@@ -3245,7 +3863,19 @@
         <w:rPr>
           <w:rtl w:val="0"/>
         </w:rPr>
-        <w:t xml:space="preserve">reduzca la mantenibilidad.</w:t>
+        <w:t xml:space="preserve">nuevas clases de activos.</w:t>
+      </w:r>
+    </w:p>
+    <w:p>
+      <w:pPr>
+        <w:spacing w:after="240" w:before="240" w:lineRule="auto"/>
+        <w:rPr/>
+      </w:pPr>
+      <w:r>
+        <w:rPr>
+          <w:rtl w:val="0"/>
+        </w:rPr>
+        <w:t xml:space="preserve">No será necesario modificar la metodología; únicamente cambiarán los experimentos.</w:t>
       </w:r>
     </w:p>
     <w:p>
@@ -3276,8 +3906,8 @@
           <w:szCs w:val="46"/>
         </w:rPr>
       </w:pPr>
-      <w:bookmarkStart w:colFirst="0" w:colLast="0" w:name="_w9gkbzrdhpjx" w:id="33"/>
-      <w:bookmarkEnd w:id="33"/>
+      <w:bookmarkStart w:colFirst="0" w:colLast="0" w:name="_g193fkr3qfgu" w:id="35"/>
+      <w:bookmarkEnd w:id="35"/>
       <w:r>
         <w:rPr>
           <w:b w:val="1"/>
@@ -3286,38 +3916,14 @@
           <w:szCs w:val="46"/>
           <w:rtl w:val="0"/>
         </w:rPr>
-        <w:t xml:space="preserve">12. Registro de conocimiento</w:t>
-      </w:r>
-    </w:p>
-    <w:p>
-      <w:pPr>
-        <w:spacing w:after="240" w:before="240" w:lineRule="auto"/>
-        <w:rPr/>
-      </w:pPr>
-      <w:r>
-        <w:rPr>
-          <w:rtl w:val="0"/>
-        </w:rPr>
-        <w:t xml:space="preserve">Todo experimento generará un registro permanente.</w:t>
-      </w:r>
-    </w:p>
-    <w:p>
-      <w:pPr>
-        <w:spacing w:after="240" w:before="240" w:lineRule="auto"/>
-        <w:rPr/>
-      </w:pPr>
-      <w:r>
-        <w:rPr>
-          <w:rtl w:val="0"/>
-        </w:rPr>
-        <w:t xml:space="preserve">El registro incluirá:</w:t>
-      </w:r>
-    </w:p>
-    <w:p>
-      <w:pPr>
-        <w:numPr>
-          <w:ilvl w:val="0"/>
-          <w:numId w:val="14"/>
+        <w:t xml:space="preserve">16. Relación con otros documentos</w:t>
+      </w:r>
+    </w:p>
+    <w:p>
+      <w:pPr>
+        <w:numPr>
+          <w:ilvl w:val="0"/>
+          <w:numId w:val="6"/>
         </w:numPr>
         <w:spacing w:after="0" w:afterAutospacing="0" w:before="240" w:lineRule="auto"/>
         <w:ind w:left="720" w:hanging="360"/>
@@ -3326,14 +3932,28 @@
         <w:rPr>
           <w:rtl w:val="0"/>
         </w:rPr>
-        <w:t xml:space="preserve">hipótesis;</w:t>
-      </w:r>
-    </w:p>
-    <w:p>
-      <w:pPr>
-        <w:numPr>
-          <w:ilvl w:val="0"/>
-          <w:numId w:val="14"/>
+        <w:t xml:space="preserve">Documento 001 define </w:t>
+      </w:r>
+      <w:r>
+        <w:rPr>
+          <w:b w:val="1"/>
+          <w:bCs w:val="1"/>
+          <w:rtl w:val="0"/>
+        </w:rPr>
+        <w:t xml:space="preserve">qué</w:t>
+      </w:r>
+      <w:r>
+        <w:rPr>
+          <w:rtl w:val="0"/>
+        </w:rPr>
+        <w:t xml:space="preserve"> queremos construir.</w:t>
+      </w:r>
+    </w:p>
+    <w:p>
+      <w:pPr>
+        <w:numPr>
+          <w:ilvl w:val="0"/>
+          <w:numId w:val="6"/>
         </w:numPr>
         <w:spacing w:after="0" w:afterAutospacing="0" w:before="0" w:beforeAutospacing="0" w:lineRule="auto"/>
         <w:ind w:left="720" w:hanging="360"/>
@@ -3342,14 +3962,28 @@
         <w:rPr>
           <w:rtl w:val="0"/>
         </w:rPr>
-        <w:t xml:space="preserve">metodología;</w:t>
-      </w:r>
-    </w:p>
-    <w:p>
-      <w:pPr>
-        <w:numPr>
-          <w:ilvl w:val="0"/>
-          <w:numId w:val="14"/>
+        <w:t xml:space="preserve">Documento 002 define </w:t>
+      </w:r>
+      <w:r>
+        <w:rPr>
+          <w:b w:val="1"/>
+          <w:bCs w:val="1"/>
+          <w:rtl w:val="0"/>
+        </w:rPr>
+        <w:t xml:space="preserve">las reglas</w:t>
+      </w:r>
+      <w:r>
+        <w:rPr>
+          <w:rtl w:val="0"/>
+        </w:rPr>
+        <w:t xml:space="preserve"> del proyecto.</w:t>
+      </w:r>
+    </w:p>
+    <w:p>
+      <w:pPr>
+        <w:numPr>
+          <w:ilvl w:val="0"/>
+          <w:numId w:val="6"/>
         </w:numPr>
         <w:spacing w:after="0" w:afterAutospacing="0" w:before="0" w:beforeAutospacing="0" w:lineRule="auto"/>
         <w:ind w:left="720" w:hanging="360"/>
@@ -3358,55 +3992,39 @@
         <w:rPr>
           <w:rtl w:val="0"/>
         </w:rPr>
-        <w:t xml:space="preserve">resultados;</w:t>
-      </w:r>
-    </w:p>
-    <w:p>
-      <w:pPr>
-        <w:numPr>
-          <w:ilvl w:val="0"/>
-          <w:numId w:val="14"/>
-        </w:numPr>
-        <w:spacing w:after="0" w:afterAutospacing="0" w:before="0" w:beforeAutospacing="0" w:lineRule="auto"/>
-        <w:ind w:left="720" w:hanging="360"/>
-      </w:pPr>
-      <w:r>
-        <w:rPr>
-          <w:rtl w:val="0"/>
-        </w:rPr>
-        <w:t xml:space="preserve">interpretación;</w:t>
-      </w:r>
-    </w:p>
-    <w:p>
-      <w:pPr>
-        <w:numPr>
-          <w:ilvl w:val="0"/>
-          <w:numId w:val="14"/>
-        </w:numPr>
-        <w:spacing w:after="0" w:afterAutospacing="0" w:before="0" w:beforeAutospacing="0" w:lineRule="auto"/>
-        <w:ind w:left="720" w:hanging="360"/>
-      </w:pPr>
-      <w:r>
-        <w:rPr>
-          <w:rtl w:val="0"/>
-        </w:rPr>
-        <w:t xml:space="preserve">limitaciones;</w:t>
-      </w:r>
-    </w:p>
-    <w:p>
-      <w:pPr>
-        <w:numPr>
-          <w:ilvl w:val="0"/>
-          <w:numId w:val="14"/>
+        <w:t xml:space="preserve">Documento 003 define </w:t>
+      </w:r>
+      <w:r>
+        <w:rPr>
+          <w:b w:val="1"/>
+          <w:bCs w:val="1"/>
+          <w:rtl w:val="0"/>
+        </w:rPr>
+        <w:t xml:space="preserve">cómo piensa</w:t>
+      </w:r>
+      <w:r>
+        <w:rPr>
+          <w:rtl w:val="0"/>
+        </w:rPr>
+        <w:t xml:space="preserve"> el sistema.</w:t>
+      </w:r>
+    </w:p>
+    <w:p>
+      <w:pPr>
+        <w:numPr>
+          <w:ilvl w:val="0"/>
+          <w:numId w:val="6"/>
         </w:numPr>
         <w:spacing w:after="240" w:before="0" w:beforeAutospacing="0" w:lineRule="auto"/>
         <w:ind w:left="720" w:hanging="360"/>
       </w:pPr>
       <w:r>
         <w:rPr>
-          <w:rtl w:val="0"/>
-        </w:rPr>
-        <w:t xml:space="preserve">futuras investigaciones.</w:t>
+          <w:b w:val="1"/>
+          <w:bCs w:val="1"/>
+          <w:rtl w:val="0"/>
+        </w:rPr>
+        <w:t xml:space="preserve">Documento 004 define cómo aprende y cómo demuestra que ha mejorado.</w:t>
       </w:r>
     </w:p>
     <w:p>
@@ -3437,678 +4055,8 @@
           <w:szCs w:val="46"/>
         </w:rPr>
       </w:pPr>
-      <w:bookmarkStart w:colFirst="0" w:colLast="0" w:name="_26eofjvzysvw" w:id="34"/>
-      <w:bookmarkEnd w:id="34"/>
-      <w:r>
-        <w:rPr>
-          <w:b w:val="1"/>
-          <w:bCs w:val="1"/>
-          <w:sz w:val="46"/>
-          <w:szCs w:val="46"/>
-          <w:rtl w:val="0"/>
-        </w:rPr>
-        <w:t xml:space="preserve">13. Métricas de calidad del proceso científico</w:t>
-      </w:r>
-    </w:p>
-    <w:p>
-      <w:pPr>
-        <w:spacing w:after="240" w:before="240" w:lineRule="auto"/>
-        <w:rPr/>
-      </w:pPr>
-      <w:r>
-        <w:rPr>
-          <w:rtl w:val="0"/>
-        </w:rPr>
-        <w:t xml:space="preserve">El proceso de investigación será evaluado mediante indicadores como:</w:t>
-      </w:r>
-    </w:p>
-    <w:p>
-      <w:pPr>
-        <w:numPr>
-          <w:ilvl w:val="0"/>
-          <w:numId w:val="1"/>
-        </w:numPr>
-        <w:spacing w:after="0" w:afterAutospacing="0" w:before="240" w:lineRule="auto"/>
-        <w:ind w:left="720" w:hanging="360"/>
-      </w:pPr>
-      <w:r>
-        <w:rPr>
-          <w:rtl w:val="0"/>
-        </w:rPr>
-        <w:t xml:space="preserve">porcentaje de experimentos reproducibles;</w:t>
-      </w:r>
-    </w:p>
-    <w:p>
-      <w:pPr>
-        <w:numPr>
-          <w:ilvl w:val="0"/>
-          <w:numId w:val="1"/>
-        </w:numPr>
-        <w:spacing w:after="0" w:afterAutospacing="0" w:before="0" w:beforeAutospacing="0" w:lineRule="auto"/>
-        <w:ind w:left="720" w:hanging="360"/>
-      </w:pPr>
-      <w:r>
-        <w:rPr>
-          <w:rtl w:val="0"/>
-        </w:rPr>
-        <w:t xml:space="preserve">tiempo medio de validación;</w:t>
-      </w:r>
-    </w:p>
-    <w:p>
-      <w:pPr>
-        <w:numPr>
-          <w:ilvl w:val="0"/>
-          <w:numId w:val="1"/>
-        </w:numPr>
-        <w:spacing w:after="0" w:afterAutospacing="0" w:before="0" w:beforeAutospacing="0" w:lineRule="auto"/>
-        <w:ind w:left="720" w:hanging="360"/>
-      </w:pPr>
-      <w:r>
-        <w:rPr>
-          <w:rtl w:val="0"/>
-        </w:rPr>
-        <w:t xml:space="preserve">porcentaje de hipótesis aceptadas;</w:t>
-      </w:r>
-    </w:p>
-    <w:p>
-      <w:pPr>
-        <w:numPr>
-          <w:ilvl w:val="0"/>
-          <w:numId w:val="1"/>
-        </w:numPr>
-        <w:spacing w:after="0" w:afterAutospacing="0" w:before="0" w:beforeAutospacing="0" w:lineRule="auto"/>
-        <w:ind w:left="720" w:hanging="360"/>
-      </w:pPr>
-      <w:r>
-        <w:rPr>
-          <w:rtl w:val="0"/>
-        </w:rPr>
-        <w:t xml:space="preserve">porcentaje de hipótesis descartadas;</w:t>
-      </w:r>
-    </w:p>
-    <w:p>
-      <w:pPr>
-        <w:numPr>
-          <w:ilvl w:val="0"/>
-          <w:numId w:val="1"/>
-        </w:numPr>
-        <w:spacing w:after="0" w:afterAutospacing="0" w:before="0" w:beforeAutospacing="0" w:lineRule="auto"/>
-        <w:ind w:left="720" w:hanging="360"/>
-      </w:pPr>
-      <w:r>
-        <w:rPr>
-          <w:rtl w:val="0"/>
-        </w:rPr>
-        <w:t xml:space="preserve">reutilización de conocimiento;</w:t>
-      </w:r>
-    </w:p>
-    <w:p>
-      <w:pPr>
-        <w:numPr>
-          <w:ilvl w:val="0"/>
-          <w:numId w:val="1"/>
-        </w:numPr>
-        <w:spacing w:after="240" w:before="0" w:beforeAutospacing="0" w:lineRule="auto"/>
-        <w:ind w:left="720" w:hanging="360"/>
-      </w:pPr>
-      <w:r>
-        <w:rPr>
-          <w:rtl w:val="0"/>
-        </w:rPr>
-        <w:t xml:space="preserve">cobertura de pruebas.</w:t>
-      </w:r>
-    </w:p>
-    <w:p>
-      <w:pPr>
-        <w:rPr/>
-      </w:pPr>
-      <w:r>
-        <w:pict>
-          <v:rect style="width:0.0pt;height:1.5pt" o:hr="t" o:hrstd="t" o:hralign="center" fillcolor="#A0A0A0" stroked="f"/>
-        </w:pict>
-      </w:r>
-      <w:r>
-        <w:rPr>
-          <w:rtl w:val="0"/>
-        </w:rPr>
-      </w:r>
-    </w:p>
-    <w:p>
-      <w:pPr>
-        <w:pStyle w:val="Heading1"/>
-        <w:keepNext w:val="0"/>
-        <w:keepLines w:val="0"/>
-        <w:spacing w:before="480" w:lineRule="auto"/>
-        <w:rPr>
-          <w:b w:val="1"/>
-          <w:bCs w:val="1"/>
-          <w:sz w:val="46"/>
-          <w:szCs w:val="46"/>
-        </w:rPr>
-      </w:pPr>
-      <w:bookmarkStart w:colFirst="0" w:colLast="0" w:name="_1cqe8xtgirit" w:id="35"/>
-      <w:bookmarkEnd w:id="35"/>
-      <w:r>
-        <w:rPr>
-          <w:b w:val="1"/>
-          <w:bCs w:val="1"/>
-          <w:sz w:val="46"/>
-          <w:szCs w:val="46"/>
-          <w:rtl w:val="0"/>
-        </w:rPr>
-        <w:t xml:space="preserve">14. Riesgos conocidos</w:t>
-      </w:r>
-    </w:p>
-    <w:p>
-      <w:pPr>
-        <w:spacing w:after="240" w:before="240" w:lineRule="auto"/>
-        <w:rPr/>
-      </w:pPr>
-      <w:r>
-        <w:rPr>
-          <w:rtl w:val="0"/>
-        </w:rPr>
-        <w:t xml:space="preserve">El proceso científico deberá minimizar:</w:t>
-      </w:r>
-    </w:p>
-    <w:p>
-      <w:pPr>
-        <w:numPr>
-          <w:ilvl w:val="0"/>
-          <w:numId w:val="3"/>
-        </w:numPr>
-        <w:spacing w:after="0" w:afterAutospacing="0" w:before="240" w:lineRule="auto"/>
-        <w:ind w:left="720" w:hanging="360"/>
-      </w:pPr>
-      <w:r>
-        <w:rPr>
-          <w:rtl w:val="0"/>
-        </w:rPr>
-        <w:t xml:space="preserve">sesgo de confirmación;</w:t>
-      </w:r>
-    </w:p>
-    <w:p>
-      <w:pPr>
-        <w:numPr>
-          <w:ilvl w:val="0"/>
-          <w:numId w:val="3"/>
-        </w:numPr>
-        <w:spacing w:after="0" w:afterAutospacing="0" w:before="0" w:beforeAutospacing="0" w:lineRule="auto"/>
-        <w:ind w:left="720" w:hanging="360"/>
-      </w:pPr>
-      <w:r>
-        <w:rPr>
-          <w:rtl w:val="0"/>
-        </w:rPr>
-        <w:t xml:space="preserve">supervivencia (</w:t>
-      </w:r>
-      <w:r>
-        <w:rPr>
-          <w:i w:val="1"/>
-          <w:iCs w:val="1"/>
-          <w:rtl w:val="0"/>
-        </w:rPr>
-        <w:t xml:space="preserve">survivorship bias</w:t>
-      </w:r>
-      <w:r>
-        <w:rPr>
-          <w:rtl w:val="0"/>
-        </w:rPr>
-        <w:t xml:space="preserve">);</w:t>
-      </w:r>
-    </w:p>
-    <w:p>
-      <w:pPr>
-        <w:numPr>
-          <w:ilvl w:val="0"/>
-          <w:numId w:val="3"/>
-        </w:numPr>
-        <w:spacing w:after="0" w:afterAutospacing="0" w:before="0" w:beforeAutospacing="0" w:lineRule="auto"/>
-        <w:ind w:left="720" w:hanging="360"/>
-      </w:pPr>
-      <w:r>
-        <w:rPr>
-          <w:i w:val="1"/>
-          <w:iCs w:val="1"/>
-          <w:rtl w:val="0"/>
-        </w:rPr>
-        <w:t xml:space="preserve">look-ahead bias</w:t>
-      </w:r>
-      <w:r>
-        <w:rPr>
-          <w:rtl w:val="0"/>
-        </w:rPr>
-        <w:t xml:space="preserve">;</w:t>
-      </w:r>
-    </w:p>
-    <w:p>
-      <w:pPr>
-        <w:numPr>
-          <w:ilvl w:val="0"/>
-          <w:numId w:val="3"/>
-        </w:numPr>
-        <w:spacing w:after="0" w:afterAutospacing="0" w:before="0" w:beforeAutospacing="0" w:lineRule="auto"/>
-        <w:ind w:left="720" w:hanging="360"/>
-      </w:pPr>
-      <w:r>
-        <w:rPr>
-          <w:rtl w:val="0"/>
-        </w:rPr>
-        <w:t xml:space="preserve">sobreajuste (</w:t>
-      </w:r>
-      <w:r>
-        <w:rPr>
-          <w:i w:val="1"/>
-          <w:iCs w:val="1"/>
-          <w:rtl w:val="0"/>
-        </w:rPr>
-        <w:t xml:space="preserve">overfitting</w:t>
-      </w:r>
-      <w:r>
-        <w:rPr>
-          <w:rtl w:val="0"/>
-        </w:rPr>
-        <w:t xml:space="preserve">);</w:t>
-      </w:r>
-    </w:p>
-    <w:p>
-      <w:pPr>
-        <w:numPr>
-          <w:ilvl w:val="0"/>
-          <w:numId w:val="3"/>
-        </w:numPr>
-        <w:spacing w:after="0" w:afterAutospacing="0" w:before="0" w:beforeAutospacing="0" w:lineRule="auto"/>
-        <w:ind w:left="720" w:hanging="360"/>
-      </w:pPr>
-      <w:r>
-        <w:rPr>
-          <w:rtl w:val="0"/>
-        </w:rPr>
-        <w:t xml:space="preserve">selección de resultados favorables (</w:t>
-      </w:r>
-      <w:r>
-        <w:rPr>
-          <w:i w:val="1"/>
-          <w:iCs w:val="1"/>
-          <w:rtl w:val="0"/>
-        </w:rPr>
-        <w:t xml:space="preserve">data snooping</w:t>
-      </w:r>
-      <w:r>
-        <w:rPr>
-          <w:rtl w:val="0"/>
-        </w:rPr>
-        <w:t xml:space="preserve">);</w:t>
-      </w:r>
-    </w:p>
-    <w:p>
-      <w:pPr>
-        <w:numPr>
-          <w:ilvl w:val="0"/>
-          <w:numId w:val="3"/>
-        </w:numPr>
-        <w:spacing w:after="240" w:before="0" w:beforeAutospacing="0" w:lineRule="auto"/>
-        <w:ind w:left="720" w:hanging="360"/>
-      </w:pPr>
-      <w:r>
-        <w:rPr>
-          <w:rtl w:val="0"/>
-        </w:rPr>
-        <w:t xml:space="preserve">sesgo de publicación.</w:t>
-      </w:r>
-    </w:p>
-    <w:p>
-      <w:pPr>
-        <w:spacing w:after="240" w:before="240" w:lineRule="auto"/>
-        <w:rPr/>
-      </w:pPr>
-      <w:r>
-        <w:rPr>
-          <w:rtl w:val="0"/>
-        </w:rPr>
-        <w:t xml:space="preserve">Cada experimento deberá indicar explícitamente cómo mitigó estos riesgos.</w:t>
-      </w:r>
-    </w:p>
-    <w:p>
-      <w:pPr>
-        <w:rPr/>
-      </w:pPr>
-      <w:r>
-        <w:pict>
-          <v:rect style="width:0.0pt;height:1.5pt" o:hr="t" o:hrstd="t" o:hralign="center" fillcolor="#A0A0A0" stroked="f"/>
-        </w:pict>
-      </w:r>
-      <w:r>
-        <w:rPr>
-          <w:rtl w:val="0"/>
-        </w:rPr>
-      </w:r>
-    </w:p>
-    <w:p>
-      <w:pPr>
-        <w:pStyle w:val="Heading1"/>
-        <w:keepNext w:val="0"/>
-        <w:keepLines w:val="0"/>
-        <w:spacing w:before="480" w:lineRule="auto"/>
-        <w:rPr>
-          <w:b w:val="1"/>
-          <w:bCs w:val="1"/>
-          <w:sz w:val="46"/>
-          <w:szCs w:val="46"/>
-        </w:rPr>
-      </w:pPr>
-      <w:bookmarkStart w:colFirst="0" w:colLast="0" w:name="_3f168qff44q6" w:id="36"/>
+      <w:bookmarkStart w:colFirst="0" w:colLast="0" w:name="_id9are5d5js" w:id="36"/>
       <w:bookmarkEnd w:id="36"/>
-      <w:r>
-        <w:rPr>
-          <w:b w:val="1"/>
-          <w:bCs w:val="1"/>
-          <w:sz w:val="46"/>
-          <w:szCs w:val="46"/>
-          <w:rtl w:val="0"/>
-        </w:rPr>
-        <w:t xml:space="preserve">15. Futuras ampliaciones</w:t>
-      </w:r>
-    </w:p>
-    <w:p>
-      <w:pPr>
-        <w:spacing w:after="240" w:before="240" w:lineRule="auto"/>
-        <w:rPr/>
-      </w:pPr>
-      <w:r>
-        <w:rPr>
-          <w:rtl w:val="0"/>
-        </w:rPr>
-        <w:t xml:space="preserve">Esta metodología será aplicable también a:</w:t>
-      </w:r>
-    </w:p>
-    <w:p>
-      <w:pPr>
-        <w:numPr>
-          <w:ilvl w:val="0"/>
-          <w:numId w:val="4"/>
-        </w:numPr>
-        <w:spacing w:after="0" w:afterAutospacing="0" w:before="240" w:lineRule="auto"/>
-        <w:ind w:left="720" w:hanging="360"/>
-      </w:pPr>
-      <w:r>
-        <w:rPr>
-          <w:rtl w:val="0"/>
-        </w:rPr>
-        <w:t xml:space="preserve">modelos de IA;</w:t>
-      </w:r>
-    </w:p>
-    <w:p>
-      <w:pPr>
-        <w:numPr>
-          <w:ilvl w:val="0"/>
-          <w:numId w:val="4"/>
-        </w:numPr>
-        <w:spacing w:after="0" w:afterAutospacing="0" w:before="0" w:beforeAutospacing="0" w:lineRule="auto"/>
-        <w:ind w:left="720" w:hanging="360"/>
-      </w:pPr>
-      <w:r>
-        <w:rPr>
-          <w:rtl w:val="0"/>
-        </w:rPr>
-        <w:t xml:space="preserve">aprendizaje automático;</w:t>
-      </w:r>
-    </w:p>
-    <w:p>
-      <w:pPr>
-        <w:numPr>
-          <w:ilvl w:val="0"/>
-          <w:numId w:val="4"/>
-        </w:numPr>
-        <w:spacing w:after="0" w:afterAutospacing="0" w:before="0" w:beforeAutospacing="0" w:lineRule="auto"/>
-        <w:ind w:left="720" w:hanging="360"/>
-      </w:pPr>
-      <w:r>
-        <w:rPr>
-          <w:rtl w:val="0"/>
-        </w:rPr>
-        <w:t xml:space="preserve">optimización de hiperparámetros;</w:t>
-      </w:r>
-    </w:p>
-    <w:p>
-      <w:pPr>
-        <w:numPr>
-          <w:ilvl w:val="0"/>
-          <w:numId w:val="4"/>
-        </w:numPr>
-        <w:spacing w:after="0" w:afterAutospacing="0" w:before="0" w:beforeAutospacing="0" w:lineRule="auto"/>
-        <w:ind w:left="720" w:hanging="360"/>
-      </w:pPr>
-      <w:r>
-        <w:rPr>
-          <w:rtl w:val="0"/>
-        </w:rPr>
-        <w:t xml:space="preserve">datos alternativos;</w:t>
-      </w:r>
-    </w:p>
-    <w:p>
-      <w:pPr>
-        <w:numPr>
-          <w:ilvl w:val="0"/>
-          <w:numId w:val="4"/>
-        </w:numPr>
-        <w:spacing w:after="0" w:afterAutospacing="0" w:before="0" w:beforeAutospacing="0" w:lineRule="auto"/>
-        <w:ind w:left="720" w:hanging="360"/>
-      </w:pPr>
-      <w:r>
-        <w:rPr>
-          <w:rtl w:val="0"/>
-        </w:rPr>
-        <w:t xml:space="preserve">nuevos mercados;</w:t>
-      </w:r>
-    </w:p>
-    <w:p>
-      <w:pPr>
-        <w:numPr>
-          <w:ilvl w:val="0"/>
-          <w:numId w:val="4"/>
-        </w:numPr>
-        <w:spacing w:after="240" w:before="0" w:beforeAutospacing="0" w:lineRule="auto"/>
-        <w:ind w:left="720" w:hanging="360"/>
-      </w:pPr>
-      <w:r>
-        <w:rPr>
-          <w:rtl w:val="0"/>
-        </w:rPr>
-        <w:t xml:space="preserve">nuevas clases de activos.</w:t>
-      </w:r>
-    </w:p>
-    <w:p>
-      <w:pPr>
-        <w:spacing w:after="240" w:before="240" w:lineRule="auto"/>
-        <w:rPr/>
-      </w:pPr>
-      <w:r>
-        <w:rPr>
-          <w:rtl w:val="0"/>
-        </w:rPr>
-        <w:t xml:space="preserve">No será necesario modificar la metodología; únicamente cambiarán los experimentos.</w:t>
-      </w:r>
-    </w:p>
-    <w:p>
-      <w:pPr>
-        <w:rPr/>
-      </w:pPr>
-      <w:r>
-        <w:pict>
-          <v:rect style="width:0.0pt;height:1.5pt" o:hr="t" o:hrstd="t" o:hralign="center" fillcolor="#A0A0A0" stroked="f"/>
-        </w:pict>
-      </w:r>
-      <w:r>
-        <w:rPr>
-          <w:rtl w:val="0"/>
-        </w:rPr>
-      </w:r>
-    </w:p>
-    <w:p>
-      <w:pPr>
-        <w:pStyle w:val="Heading1"/>
-        <w:keepNext w:val="0"/>
-        <w:keepLines w:val="0"/>
-        <w:spacing w:before="480" w:lineRule="auto"/>
-        <w:rPr>
-          <w:b w:val="1"/>
-          <w:bCs w:val="1"/>
-          <w:sz w:val="46"/>
-          <w:szCs w:val="46"/>
-        </w:rPr>
-      </w:pPr>
-      <w:bookmarkStart w:colFirst="0" w:colLast="0" w:name="_g193fkr3qfgu" w:id="37"/>
-      <w:bookmarkEnd w:id="37"/>
-      <w:r>
-        <w:rPr>
-          <w:b w:val="1"/>
-          <w:bCs w:val="1"/>
-          <w:sz w:val="46"/>
-          <w:szCs w:val="46"/>
-          <w:rtl w:val="0"/>
-        </w:rPr>
-        <w:t xml:space="preserve">16. Relación con otros documentos</w:t>
-      </w:r>
-    </w:p>
-    <w:p>
-      <w:pPr>
-        <w:numPr>
-          <w:ilvl w:val="0"/>
-          <w:numId w:val="6"/>
-        </w:numPr>
-        <w:spacing w:after="0" w:afterAutospacing="0" w:before="240" w:lineRule="auto"/>
-        <w:ind w:left="720" w:hanging="360"/>
-      </w:pPr>
-      <w:r>
-        <w:rPr>
-          <w:rtl w:val="0"/>
-        </w:rPr>
-        <w:t xml:space="preserve">Documento 001 define </w:t>
-      </w:r>
-      <w:r>
-        <w:rPr>
-          <w:b w:val="1"/>
-          <w:bCs w:val="1"/>
-          <w:rtl w:val="0"/>
-        </w:rPr>
-        <w:t xml:space="preserve">qué</w:t>
-      </w:r>
-      <w:r>
-        <w:rPr>
-          <w:rtl w:val="0"/>
-        </w:rPr>
-        <w:t xml:space="preserve"> queremos construir.</w:t>
-      </w:r>
-    </w:p>
-    <w:p>
-      <w:pPr>
-        <w:numPr>
-          <w:ilvl w:val="0"/>
-          <w:numId w:val="6"/>
-        </w:numPr>
-        <w:spacing w:after="0" w:afterAutospacing="0" w:before="0" w:beforeAutospacing="0" w:lineRule="auto"/>
-        <w:ind w:left="720" w:hanging="360"/>
-      </w:pPr>
-      <w:r>
-        <w:rPr>
-          <w:rtl w:val="0"/>
-        </w:rPr>
-        <w:t xml:space="preserve">Documento 002 define </w:t>
-      </w:r>
-      <w:r>
-        <w:rPr>
-          <w:b w:val="1"/>
-          <w:bCs w:val="1"/>
-          <w:rtl w:val="0"/>
-        </w:rPr>
-        <w:t xml:space="preserve">las reglas</w:t>
-      </w:r>
-      <w:r>
-        <w:rPr>
-          <w:rtl w:val="0"/>
-        </w:rPr>
-        <w:t xml:space="preserve"> del proyecto.</w:t>
-      </w:r>
-    </w:p>
-    <w:p>
-      <w:pPr>
-        <w:numPr>
-          <w:ilvl w:val="0"/>
-          <w:numId w:val="6"/>
-        </w:numPr>
-        <w:spacing w:after="0" w:afterAutospacing="0" w:before="0" w:beforeAutospacing="0" w:lineRule="auto"/>
-        <w:ind w:left="720" w:hanging="360"/>
-      </w:pPr>
-      <w:r>
-        <w:rPr>
-          <w:rtl w:val="0"/>
-        </w:rPr>
-        <w:t xml:space="preserve">Documento 003 define </w:t>
-      </w:r>
-      <w:r>
-        <w:rPr>
-          <w:b w:val="1"/>
-          <w:bCs w:val="1"/>
-          <w:rtl w:val="0"/>
-        </w:rPr>
-        <w:t xml:space="preserve">cómo piensa</w:t>
-      </w:r>
-      <w:r>
-        <w:rPr>
-          <w:rtl w:val="0"/>
-        </w:rPr>
-        <w:t xml:space="preserve"> el sistema.</w:t>
-      </w:r>
-    </w:p>
-    <w:p>
-      <w:pPr>
-        <w:numPr>
-          <w:ilvl w:val="0"/>
-          <w:numId w:val="6"/>
-        </w:numPr>
-        <w:spacing w:after="240" w:before="0" w:beforeAutospacing="0" w:lineRule="auto"/>
-        <w:ind w:left="720" w:hanging="360"/>
-      </w:pPr>
-      <w:r>
-        <w:rPr>
-          <w:b w:val="1"/>
-          <w:bCs w:val="1"/>
-          <w:rtl w:val="0"/>
-        </w:rPr>
-        <w:t xml:space="preserve">Documento 004 define cómo aprende y cómo demuestra que ha mejorado.</w:t>
-      </w:r>
-    </w:p>
-    <w:p>
-      <w:pPr>
-        <w:rPr/>
-      </w:pPr>
-      <w:r>
-        <w:pict>
-          <v:rect style="width:0.0pt;height:1.5pt" o:hr="t" o:hrstd="t" o:hralign="center" fillcolor="#A0A0A0" stroked="f"/>
-        </w:pict>
-      </w:r>
-      <w:r>
-        <w:rPr>
-          <w:rtl w:val="0"/>
-        </w:rPr>
-      </w:r>
-    </w:p>
-    <w:p>
-      <w:pPr>
-        <w:pStyle w:val="Heading1"/>
-        <w:keepNext w:val="0"/>
-        <w:keepLines w:val="0"/>
-        <w:spacing w:before="480" w:lineRule="auto"/>
-        <w:rPr>
-          <w:b w:val="1"/>
-          <w:bCs w:val="1"/>
-          <w:sz w:val="46"/>
-          <w:szCs w:val="46"/>
-        </w:rPr>
-      </w:pPr>
-      <w:bookmarkStart w:colFirst="0" w:colLast="0" w:name="_id9are5d5js" w:id="38"/>
-      <w:bookmarkEnd w:id="38"/>
       <w:r>
         <w:rPr>
           <w:b w:val="1"/>
